--- a/설계산출물/설계산출물_최백문_v0.1.docx
+++ b/설계산출물/설계산출물_최백문_v0.1.docx
@@ -615,7 +615,7 @@
                 <w:b w:val="0"/>
                 <w:sz w:val="20"/>
               </w:rPr>
-              <w:t>- 유즈케이스 10개의 교류도와 Tour 객체 상태도를 작성했다.</w:t>
+              <w:t>- 유즈케이스 11개의 교류도와 Tour 객체 상태도를 작성했다.</w:t>
             </w:r>
           </w:p>
         </w:tc>
@@ -832,7 +832,7 @@
           <w:b w:val="0"/>
           <w:sz w:val="24"/>
         </w:rPr>
-        <w:t>[4] 최백문 분석 산출물 v0.1 (UOS-SE-2026-001)</w:t>
+        <w:t>[4] 최백문 분석 산출물 v0.2 (UOS-SE-2026-001)</w:t>
       </w:r>
     </w:p>
     <w:p>
@@ -860,7 +860,7 @@
           <w:b w:val="0"/>
           <w:sz w:val="24"/>
         </w:rPr>
-        <w:t>분석 산출물에 없던 것 중 설계하면서 정한 규칙이다. 관련 클래스와 교류도 설명에도 같은 내용을 적었다.</w:t>
+        <w:t>분석 산출물 v0.1에 없던 규칙이나 설계하면서 구체화한 규칙이다. (1)~(3)은 분석 산출물 v0.2의 여행 상품 선택(MWT-UC4)과 여행 상품 기획(MWT-UC9)에도 반영했다. 관련 클래스와 교류도 설명에도 같은 내용을 적었다.</w:t>
       </w:r>
     </w:p>
     <w:p>
@@ -938,7 +938,7 @@
           <w:b w:val="0"/>
           <w:sz w:val="22"/>
         </w:rPr>
-        <w:t>(6) 옵션 요금은 1인당이다. 호텔과 식사는 투어 등급의 기본 제공보다 좋은 것을 고르면 차이만큼 더하고, 낮은 것을 고르면 차이만큼 뺀다. 교통은 기본 제공이 없어 단가 그대로 더한다. 추가 옵션(샴페인, 커피)은 단가 그대로 더하되, 프리미엄의 샴페인처럼 고른 투어 등급의 기본 제공이면 0이다(가정).</w:t>
+        <w:t>(6) 옵션 요금은 1인당이다. 호텔과 식사는 투어 등급의 기본 제공보다 좋은 것을 고르면 차이만큼 더하고, 낮은 것을 고르면 차이만큼 뺀다(예: 그랜드에서 5등급 호텔을 고르면 250,000원 − 150,000원 = 100,000원을 더한다). 교통은 기본 제공이 없어 단가 그대로 더한다. 추가 옵션(샴페인, 커피)은 단가 그대로 더하되(예: 클래식에서 샴페인 50,000원), 프리미엄의 샴페인처럼 고른 투어 등급의 기본 제공이면 0이다(가정).</w:t>
       </w:r>
     </w:p>
     <w:p>
@@ -1150,6 +1150,34 @@
         </w:tc>
       </w:tr>
     </w:tbl>
+    <w:p>
+      <w:pPr>
+        <w:keepNext/>
+        <w:pageBreakBefore w:val="0"/>
+        <w:spacing w:before="240" w:after="120"/>
+      </w:pPr>
+      <w:r>
+        <w:rPr>
+          <w:rFonts w:ascii="Arial" w:hAnsi="Arial" w:eastAsia="맑은 고딕"/>
+          <w:b/>
+          <w:sz w:val="26"/>
+        </w:rPr>
+        <w:t>1.4 다루지 않는 기능</w:t>
+      </w:r>
+    </w:p>
+    <w:p>
+      <w:pPr>
+        <w:spacing w:after="80"/>
+      </w:pPr>
+      <w:r>
+        <w:rPr>
+          <w:rFonts w:ascii="Times New Roman" w:hAnsi="Times New Roman" w:eastAsia="바탕"/>
+          <w:b w:val="0"/>
+          <w:sz w:val="24"/>
+        </w:rPr>
+        <w:t>결제, 예약 취소, 회원 정보 수정·탈퇴는 다루지 않는다. 이유는 분석 산출물 1.3에 있다(결제는 상품이 확정된 뒤 시스템 밖에서 하고, 취소와 탈퇴는 신청 인원 합계와 확정 상태를 되돌려야 해서다).</w:t>
+      </w:r>
+    </w:p>
     <w:p>
       <w:pPr>
         <w:keepNext/>
@@ -1305,9 +1333,23 @@
       <w:pPr>
         <w:spacing w:after="80"/>
       </w:pPr>
-    </w:p>
-    <w:p>
-      <w:pPr>
+      <w:r>
+        <w:rPr>
+          <w:rFonts w:ascii="Times New Roman" w:hAnsi="Times New Roman" w:eastAsia="바탕"/>
+          <w:b w:val="0"/>
+          <w:sz w:val="24"/>
+        </w:rPr>
+        <w:t>번호를 붙인 두 서브 시스템은 우리가 만들고, 나머지는 가져다 쓰는 서브 시스템이다.</w:t>
+      </w:r>
+    </w:p>
+    <w:p>
+      <w:pPr>
+        <w:spacing w:after="80"/>
+      </w:pPr>
+    </w:p>
+    <w:p>
+      <w:pPr>
+        <w:keepNext/>
         <w:spacing w:after="0"/>
       </w:pPr>
       <w:r>
@@ -1335,6 +1377,7 @@
     </w:p>
     <w:p>
       <w:pPr>
+        <w:keepNext/>
         <w:spacing w:after="0"/>
       </w:pPr>
       <w:r>
@@ -1362,6 +1405,7 @@
     </w:p>
     <w:p>
       <w:pPr>
+        <w:keepNext/>
         <w:spacing w:after="0"/>
       </w:pPr>
       <w:r>
@@ -1370,7 +1414,7 @@
           <w:b/>
           <w:sz w:val="24"/>
         </w:rPr>
-        <w:t>MySQL (외부 서브 시스템)</w:t>
+        <w:t>MySQL</w:t>
       </w:r>
     </w:p>
     <w:p>
@@ -1384,11 +1428,12 @@
           <w:b w:val="0"/>
           <w:sz w:val="22"/>
         </w:rPr>
-        <w:t>• 회원, 여행 상품, 신청, 창고 물품을 저장한다.</w:t>
-      </w:r>
-    </w:p>
-    <w:p>
-      <w:pPr>
+        <w:t>• 회원, 여행 상품, 신청, 창고 물품을 저장하는 DB다. Tour Server와 같은 서버(Lightsail)에서 띄운다.</w:t>
+      </w:r>
+    </w:p>
+    <w:p>
+      <w:pPr>
+        <w:keepNext/>
         <w:spacing w:after="0"/>
       </w:pPr>
       <w:r>
@@ -1397,7 +1442,7 @@
           <w:b/>
           <w:sz w:val="24"/>
         </w:rPr>
-        <w:t>Web Speech API (외부 서브 시스템)</w:t>
+        <w:t>Web Speech API</w:t>
       </w:r>
     </w:p>
     <w:p>
@@ -1416,6 +1461,7 @@
     </w:p>
     <w:p>
       <w:pPr>
+        <w:keepNext/>
         <w:spacing w:after="0"/>
       </w:pPr>
       <w:r>
@@ -1424,7 +1470,7 @@
           <w:b/>
           <w:sz w:val="24"/>
         </w:rPr>
-        <w:t>OpenAI API (외부 서브 시스템)</w:t>
+        <w:t>OpenAI API</w:t>
       </w:r>
     </w:p>
     <w:p>
@@ -1443,6 +1489,7 @@
     </w:p>
     <w:p>
       <w:pPr>
+        <w:keepNext/>
         <w:spacing w:after="0"/>
       </w:pPr>
       <w:r>
@@ -1451,7 +1498,7 @@
           <w:b/>
           <w:sz w:val="24"/>
         </w:rPr>
-        <w:t>NCP SENS (외부 서브 시스템)</w:t>
+        <w:t>NCP SENS</w:t>
       </w:r>
     </w:p>
     <w:p>
@@ -1705,7 +1752,7 @@
       <w:r>
         <w:drawing>
           <wp:inline xmlns:a="http://schemas.openxmlformats.org/drawingml/2006/main" xmlns:pic="http://schemas.openxmlformats.org/drawingml/2006/picture">
-            <wp:extent cx="7820012" cy="5364000"/>
+            <wp:extent cx="7416591" cy="5363999"/>
             <wp:docPr id="2" name="Picture 2"/>
             <wp:cNvGraphicFramePr>
               <a:graphicFrameLocks noChangeAspect="1"/>
@@ -1726,7 +1773,7 @@
                   <pic:spPr>
                     <a:xfrm>
                       <a:off x="0" y="0"/>
-                      <a:ext cx="7820012" cy="5364000"/>
+                      <a:ext cx="7416591" cy="5363999"/>
                     </a:xfrm>
                     <a:prstGeom prst="rect"/>
                   </pic:spPr>
@@ -1739,6 +1786,17 @@
     </w:p>
     <w:p>
       <w:pPr>
+        <w:sectPr>
+          <w:pgSz w:w="16838" w:h="11906" w:orient="landscape"/>
+          <w:pgMar w:top="1134" w:right="1134" w:bottom="1134" w:left="1134" w:header="720" w:footer="720" w:gutter="0"/>
+          <w:cols w:space="566" w:num="1"/>
+          <w:docGrid w:linePitch="360"/>
+        </w:sectPr>
+      </w:pPr>
+    </w:p>
+    <w:p>
+      <w:pPr>
+        <w:keepNext/>
         <w:spacing w:after="0"/>
       </w:pPr>
       <w:r>
@@ -1747,7 +1805,7 @@
           <w:b/>
           <w:sz w:val="24"/>
         </w:rPr>
-        <w:t>LoginPage «Page»</w:t>
+        <w:t>SpeechRecognizer «Module»</w:t>
       </w:r>
     </w:p>
     <w:p>
@@ -1761,7 +1819,7 @@
           <w:b w:val="0"/>
           <w:sz w:val="22"/>
         </w:rPr>
-        <w:t>• 로그인 화면이다. 아이디와 비밀번호를 받아 로그인을 요청한다.</w:t>
+        <w:t>• 브라우저의 Web Speech API를 감싼 공용 코드다. 음성을 글자로 바꿔 돌려주고, 이 브라우저에서 음성인식을 쓸 수 있는지 알려 준다.</w:t>
       </w:r>
     </w:p>
     <w:p>
@@ -1775,7 +1833,7 @@
           <w:b w:val="0"/>
           <w:sz w:val="22"/>
         </w:rPr>
-        <w:t>• 로그인하면 회원 구분에 따라 고객 첫 화면(CustomerMainPage)이나 직원 첫 화면(StaffMainPage)으로 보낸다.</w:t>
+        <w:t>• onresult(text)는 Web Speech API의 결과 이벤트(SpeechRecognitionEvent)에서 꺼낸 글자를 받는 함수다.</w:t>
       </w:r>
     </w:p>
     <w:p>
@@ -1789,7 +1847,21 @@
           <w:b w:val="0"/>
           <w:sz w:val="22"/>
         </w:rPr>
-        <w:t>• 회원가입을 누르면 회원가입 화면으로 보낸다.</w:t>
+        <w:t>• 메소드: isSupported(), recognize(), onresult(text)</w:t>
+      </w:r>
+    </w:p>
+    <w:p>
+      <w:pPr>
+        <w:keepNext/>
+        <w:spacing w:after="0"/>
+      </w:pPr>
+      <w:r>
+        <w:rPr>
+          <w:rFonts w:ascii="Times New Roman" w:hAnsi="Times New Roman" w:eastAsia="바탕"/>
+          <w:b/>
+          <w:sz w:val="24"/>
+        </w:rPr>
+        <w:t>SignUpPage «Page»</w:t>
       </w:r>
     </w:p>
     <w:p>
@@ -1803,11 +1875,26 @@
           <w:b w:val="0"/>
           <w:sz w:val="22"/>
         </w:rPr>
-        <w:t>• 메소드: requestSignUp(), logIn(id, password), showMainPage(memberType)</w:t>
-      </w:r>
-    </w:p>
-    <w:p>
-      <w:pPr>
+        <w:t>• 회원가입 화면이다. 아이디, 비밀번호, 성명, 주소, 연락처, 회원 구분을 받고, 직원이면 직원 코드도 받는다.</w:t>
+      </w:r>
+    </w:p>
+    <w:p>
+      <w:pPr>
+        <w:spacing w:after="40"/>
+        <w:ind w:left="340" w:hanging="227"/>
+      </w:pPr>
+      <w:r>
+        <w:rPr>
+          <w:rFonts w:ascii="Times New Roman" w:hAnsi="Times New Roman" w:eastAsia="바탕"/>
+          <w:b w:val="0"/>
+          <w:sz w:val="22"/>
+        </w:rPr>
+        <w:t>• 메소드: showSignUpForm(), submitSignUp(id, password, name, address, phone, memberType, staffCode), showSignUpResult(result)</w:t>
+      </w:r>
+    </w:p>
+    <w:p>
+      <w:pPr>
+        <w:keepNext/>
         <w:spacing w:after="0"/>
       </w:pPr>
       <w:r>
@@ -1816,7 +1903,7 @@
           <w:b/>
           <w:sz w:val="24"/>
         </w:rPr>
-        <w:t>SignUpPage «Page»</w:t>
+        <w:t>LoginPage «Page»</w:t>
       </w:r>
     </w:p>
     <w:p>
@@ -1830,7 +1917,7 @@
           <w:b w:val="0"/>
           <w:sz w:val="22"/>
         </w:rPr>
-        <w:t>• 회원가입 화면이다. 아이디, 비밀번호, 성명, 주소, 연락처, 회원 구분을 받고, 직원이면 직원 코드도 받는다.</w:t>
+        <w:t>• 로그인 화면이다. 아이디와 비밀번호를 받아 로그인을 요청한다.</w:t>
       </w:r>
     </w:p>
     <w:p>
@@ -1844,11 +1931,40 @@
           <w:b w:val="0"/>
           <w:sz w:val="22"/>
         </w:rPr>
-        <w:t>• 메소드: showSignUpForm(), submitSignUp(id, password, name, address, phone, memberType, staffCode), showSignUpResult(result)</w:t>
-      </w:r>
-    </w:p>
-    <w:p>
-      <w:pPr>
+        <w:t>• 로그인하면 회원 구분에 따라 고객 첫 화면(CustomerMainPage)이나 직원 첫 화면(StaffMainPage)으로 보낸다.</w:t>
+      </w:r>
+    </w:p>
+    <w:p>
+      <w:pPr>
+        <w:spacing w:after="40"/>
+        <w:ind w:left="340" w:hanging="227"/>
+      </w:pPr>
+      <w:r>
+        <w:rPr>
+          <w:rFonts w:ascii="Times New Roman" w:hAnsi="Times New Roman" w:eastAsia="바탕"/>
+          <w:b w:val="0"/>
+          <w:sz w:val="22"/>
+        </w:rPr>
+        <w:t>• 회원가입을 누르면 회원가입 화면으로 보낸다.</w:t>
+      </w:r>
+    </w:p>
+    <w:p>
+      <w:pPr>
+        <w:spacing w:after="40"/>
+        <w:ind w:left="340" w:hanging="227"/>
+      </w:pPr>
+      <w:r>
+        <w:rPr>
+          <w:rFonts w:ascii="Times New Roman" w:hAnsi="Times New Roman" w:eastAsia="바탕"/>
+          <w:b w:val="0"/>
+          <w:sz w:val="22"/>
+        </w:rPr>
+        <w:t>• 메소드: requestSignUp(), logIn(id, password), showMainPage(memberType)</w:t>
+      </w:r>
+    </w:p>
+    <w:p>
+      <w:pPr>
+        <w:keepNext/>
         <w:spacing w:after="0"/>
       </w:pPr>
       <w:r>
@@ -1871,7 +1987,7 @@
           <w:b w:val="0"/>
           <w:sz w:val="22"/>
         </w:rPr>
-        <w:t>• 고객 첫 화면이다.</w:t>
+        <w:t>• 고객 첫 화면이다. 로그아웃 단추가 있다(logOut).</w:t>
       </w:r>
     </w:p>
     <w:p>
@@ -1899,11 +2015,12 @@
           <w:b w:val="0"/>
           <w:sz w:val="22"/>
         </w:rPr>
-        <w:t>• 메소드: loadPreviousTours()</w:t>
-      </w:r>
-    </w:p>
-    <w:p>
-      <w:pPr>
+        <w:t>• 메소드: loadPreviousTours(), logOut(), showLoginPage()</w:t>
+      </w:r>
+    </w:p>
+    <w:p>
+      <w:pPr>
+        <w:keepNext/>
         <w:spacing w:after="0"/>
       </w:pPr>
       <w:r>
@@ -1926,7 +2043,7 @@
           <w:b w:val="0"/>
           <w:sz w:val="22"/>
         </w:rPr>
-        <w:t>• 이전 여행 목록을 출발일이 최근인 순서로 보여 주는 팝업이다. 가격은 실제로 낸 가격(할인 뒤)이다.</w:t>
+        <w:t>• 이전 여행 목록을 출발일이 최근인 순서로 보여 주는 팝업이다. 가격은 신청할 때 정해진 가격(할인 뒤)이다.</w:t>
       </w:r>
     </w:p>
     <w:p>
@@ -1945,6 +2062,7 @@
     </w:p>
     <w:p>
       <w:pPr>
+        <w:keepNext/>
         <w:spacing w:after="0"/>
       </w:pPr>
       <w:r>
@@ -1953,7 +2071,7 @@
           <w:b/>
           <w:sz w:val="24"/>
         </w:rPr>
-        <w:t>SpeechRecognizer «Module»</w:t>
+        <w:t>VoiceInputPanel «Component»</w:t>
       </w:r>
     </w:p>
     <w:p>
@@ -1967,7 +2085,7 @@
           <w:b w:val="0"/>
           <w:sz w:val="22"/>
         </w:rPr>
-        <w:t>• 브라우저의 Web Speech API를 감싼 공용 코드다. 음성을 글자로 바꿔 돌려주고, 이 브라우저에서 음성인식을 쓸 수 있는지 알려 준다.</w:t>
+        <w:t>• 음성 입력 부품이다. 말할 내용을 안내하고, 인식 결과를 보여 주고, 고객이 고친 내용을 확인받는다.</w:t>
       </w:r>
     </w:p>
     <w:p>
@@ -1981,7 +2099,7 @@
           <w:b w:val="0"/>
           <w:sz w:val="22"/>
         </w:rPr>
-        <w:t>• onresult(text)는 Web Speech API의 결과 이벤트(SpeechRecognitionEvent)에서 꺼낸 글자를 받는 함수다.</w:t>
+        <w:t>• 음성인식을 쓸 수 없으면(크롬이 아니거나 마이크 권한을 거부했거나 OpenAI 호출이 실패했을 때) 화면에서 고르라고 안내한다.</w:t>
       </w:r>
     </w:p>
     <w:p>
@@ -1995,11 +2113,12 @@
           <w:b w:val="0"/>
           <w:sz w:val="22"/>
         </w:rPr>
-        <w:t>• 메소드: isSupported(), recognize(), onresult(text)</w:t>
-      </w:r>
-    </w:p>
-    <w:p>
-      <w:pPr>
+        <w:t>• 메소드: startVoiceInput(), showVoiceGuide(), showSelection(theme, date, level, headcount), confirmSelection()</w:t>
+      </w:r>
+    </w:p>
+    <w:p>
+      <w:pPr>
+        <w:keepNext/>
         <w:spacing w:after="0"/>
       </w:pPr>
       <w:r>
@@ -2008,7 +2127,7 @@
           <w:b/>
           <w:sz w:val="24"/>
         </w:rPr>
-        <w:t>VoiceInputPanel «Component»</w:t>
+        <w:t>TourSelectPage «Page»</w:t>
       </w:r>
     </w:p>
     <w:p>
@@ -2022,7 +2141,7 @@
           <w:b w:val="0"/>
           <w:sz w:val="22"/>
         </w:rPr>
-        <w:t>• 음성 입력 부품이다. 말할 내용을 안내하고, 인식 결과를 보여 주고, 고객이 고친 내용을 확인받는다.</w:t>
+        <w:t>• 테마, 상품, 투어 등급, 인원을 고르고 신청하는 화면이다.</w:t>
       </w:r>
     </w:p>
     <w:p>
@@ -2036,7 +2155,7 @@
           <w:b w:val="0"/>
           <w:sz w:val="22"/>
         </w:rPr>
-        <w:t>• 음성인식을 쓸 수 없으면(크롬이 아니거나 마이크 권한을 거부했거나 OpenAI 호출이 실패했을 때) 화면에서 고르라고 안내한다.</w:t>
+        <w:t>• 음성 입력(VoiceInputPanel), 옵션 변경(OptionPanel), 가격 요약(PriceSummary) 부품을 담는다.</w:t>
       </w:r>
     </w:p>
     <w:p>
@@ -2050,11 +2169,26 @@
           <w:b w:val="0"/>
           <w:sz w:val="22"/>
         </w:rPr>
-        <w:t>• 메소드: startVoiceInput(), showVoiceGuide(), showSelection(theme, date, level, headcount), confirmSelection()</w:t>
-      </w:r>
-    </w:p>
-    <w:p>
-      <w:pPr>
+        <w:t>• 음성으로 채운 내용은 applySelection으로, 바꾼 옵션은 changeOptions로 받아 가격을 다시 계산한다(quote는 이 화면만 부른다).</w:t>
+      </w:r>
+    </w:p>
+    <w:p>
+      <w:pPr>
+        <w:spacing w:after="40"/>
+        <w:ind w:left="340" w:hanging="227"/>
+      </w:pPr>
+      <w:r>
+        <w:rPr>
+          <w:rFonts w:ascii="Times New Roman" w:hAnsi="Times New Roman" w:eastAsia="바탕"/>
+          <w:b w:val="0"/>
+          <w:sz w:val="22"/>
+        </w:rPr>
+        <w:t>• 메소드: selectTheme(theme), showTours(tours), selectTour(tourId), showLevels(levels), selectLevel(level, headcount), applySelection(selection), changeOptions(optionIds), applyTour(), showApplyResult(status)</w:t>
+      </w:r>
+    </w:p>
+    <w:p>
+      <w:pPr>
+        <w:keepNext/>
         <w:spacing w:after="0"/>
       </w:pPr>
       <w:r>
@@ -2110,6 +2244,7 @@
     </w:p>
     <w:p>
       <w:pPr>
+        <w:keepNext/>
         <w:spacing w:after="0"/>
       </w:pPr>
       <w:r>
@@ -2151,6 +2286,7 @@
     </w:p>
     <w:p>
       <w:pPr>
+        <w:keepNext/>
         <w:spacing w:after="0"/>
       </w:pPr>
       <w:r>
@@ -2159,7 +2295,7 @@
           <w:b/>
           <w:sz w:val="24"/>
         </w:rPr>
-        <w:t>TourSelectPage «Page»</w:t>
+        <w:t>ApiClient «Module»</w:t>
       </w:r>
     </w:p>
     <w:p>
@@ -2173,7 +2309,7 @@
           <w:b w:val="0"/>
           <w:sz w:val="22"/>
         </w:rPr>
-        <w:t>• 테마, 상품, 투어 등급, 인원을 고르고 신청하는 화면이다.</w:t>
+        <w:t>• 서버에 REST 요청을 보내는 공용 코드(ApiClient.js)다. 로그인 쿠키는 브라우저가 자동으로 싣는다.</w:t>
       </w:r>
     </w:p>
     <w:p>
@@ -2187,7 +2323,7 @@
           <w:b w:val="0"/>
           <w:sz w:val="22"/>
         </w:rPr>
-        <w:t>• 음성 입력(VoiceInputPanel), 옵션 변경(OptionPanel), 가격 요약(PriceSummary) 부품을 담는다.</w:t>
+        <w:t>• 서버가 401(로그인하지 않았거나 만료)을 돌려주면 로그인 화면으로 보내고, 403(권한 없음)이면 권한이 없다고 알리고 자기 첫 화면으로 보낸다.</w:t>
       </w:r>
     </w:p>
     <w:p>
@@ -2201,7 +2337,21 @@
           <w:b w:val="0"/>
           <w:sz w:val="22"/>
         </w:rPr>
-        <w:t>• 음성으로 채운 내용은 applySelection으로, 바꾼 옵션은 changeOptions로 받아 가격을 다시 계산한다(quote는 이 화면만 부른다).</w:t>
+        <w:t>• 메소드: get(path), post(path, body)</w:t>
+      </w:r>
+    </w:p>
+    <w:p>
+      <w:pPr>
+        <w:keepNext/>
+        <w:spacing w:after="0"/>
+      </w:pPr>
+      <w:r>
+        <w:rPr>
+          <w:rFonts w:ascii="Times New Roman" w:hAnsi="Times New Roman" w:eastAsia="바탕"/>
+          <w:b/>
+          <w:sz w:val="24"/>
+        </w:rPr>
+        <w:t>AuthStore «Module»</w:t>
       </w:r>
     </w:p>
     <w:p>
@@ -2215,11 +2365,40 @@
           <w:b w:val="0"/>
           <w:sz w:val="22"/>
         </w:rPr>
-        <w:t>• 메소드: selectTheme(theme), showTours(tours), selectTour(tourId), showLevels(levels), selectLevel(level, headcount), applySelection(selection), changeOptions(optionIds), applyTour(), showApplyResult(status)</w:t>
-      </w:r>
-    </w:p>
-    <w:p>
-      <w:pPr>
+        <w:t>• 로그인한 회원의 구분과 이름을 들고 있는 공용 코드다. 새로고침하면 GET /api/members/me로 되살린다.</w:t>
+      </w:r>
+    </w:p>
+    <w:p>
+      <w:pPr>
+        <w:spacing w:after="40"/>
+        <w:ind w:left="340" w:hanging="227"/>
+      </w:pPr>
+      <w:r>
+        <w:rPr>
+          <w:rFonts w:ascii="Times New Roman" w:hAnsi="Times New Roman" w:eastAsia="바탕"/>
+          <w:b w:val="0"/>
+          <w:sz w:val="22"/>
+        </w:rPr>
+        <w:t>• 고객 화면은 고객만, 직원 화면은 직원만 열 수 있게 막는다. 로그아웃하면 clear로 비운다.</w:t>
+      </w:r>
+    </w:p>
+    <w:p>
+      <w:pPr>
+        <w:spacing w:after="40"/>
+        <w:ind w:left="340" w:hanging="227"/>
+      </w:pPr>
+      <w:r>
+        <w:rPr>
+          <w:rFonts w:ascii="Times New Roman" w:hAnsi="Times New Roman" w:eastAsia="바탕"/>
+          <w:b w:val="0"/>
+          <w:sz w:val="22"/>
+        </w:rPr>
+        <w:t>• 메소드: setMember(memberType, name), restore(), canOpen(page), clear()</w:t>
+      </w:r>
+    </w:p>
+    <w:p>
+      <w:pPr>
+        <w:keepNext/>
         <w:spacing w:after="0"/>
       </w:pPr>
       <w:r>
@@ -2228,7 +2407,7 @@
           <w:b/>
           <w:sz w:val="24"/>
         </w:rPr>
-        <w:t>ApiClient «Module»</w:t>
+        <w:t>TourPlanPage «Page»</w:t>
       </w:r>
     </w:p>
     <w:p>
@@ -2242,7 +2421,7 @@
           <w:b w:val="0"/>
           <w:sz w:val="22"/>
         </w:rPr>
-        <w:t>• 서버에 REST 요청을 보내는 공용 코드(ApiClient.js)다. 로그인 쿠키는 브라우저가 자동으로 싣는다.</w:t>
+        <w:t>• 직원이 새 여행 상품을 입력하는 화면이다. 테마, 출발일, 기간, 정원, 등급별 가격, 교통 선택지와 요금을 받는다.</w:t>
       </w:r>
     </w:p>
     <w:p>
@@ -2256,7 +2435,21 @@
           <w:b w:val="0"/>
           <w:sz w:val="22"/>
         </w:rPr>
-        <w:t>• 서버가 401(로그인하지 않았거나 만료)을 돌려주면 로그인 화면으로 보내고, 403(권한 없음)이면 권한이 없다고 알리고 자기 첫 화면으로 보낸다.</w:t>
+        <w:t>• 메소드: showTourForm(), registerTour(theme, date, duration, capacity, prices, transports), showRegisterResult(tourId)</w:t>
+      </w:r>
+    </w:p>
+    <w:p>
+      <w:pPr>
+        <w:keepNext/>
+        <w:spacing w:after="0"/>
+      </w:pPr>
+      <w:r>
+        <w:rPr>
+          <w:rFonts w:ascii="Times New Roman" w:hAnsi="Times New Roman" w:eastAsia="바탕"/>
+          <w:b/>
+          <w:sz w:val="24"/>
+        </w:rPr>
+        <w:t>WarehousePage «Page»</w:t>
       </w:r>
     </w:p>
     <w:p>
@@ -2270,11 +2463,26 @@
           <w:b w:val="0"/>
           <w:sz w:val="22"/>
         </w:rPr>
-        <w:t>• 메소드: get(path), post(path, body)</w:t>
-      </w:r>
-    </w:p>
-    <w:p>
-      <w:pPr>
+        <w:t>• 창고 물품 목록을 보여 주고 물품을 추가하는 화면이다.</w:t>
+      </w:r>
+    </w:p>
+    <w:p>
+      <w:pPr>
+        <w:spacing w:after="40"/>
+        <w:ind w:left="340" w:hanging="227"/>
+      </w:pPr>
+      <w:r>
+        <w:rPr>
+          <w:rFonts w:ascii="Times New Roman" w:hAnsi="Times New Roman" w:eastAsia="바탕"/>
+          <w:b w:val="0"/>
+          <w:sz w:val="22"/>
+        </w:rPr>
+        <w:t>• 메소드: showItems(items), addItem(itemName, theme, quantity), showAddResult(itemName, quantity)</w:t>
+      </w:r>
+    </w:p>
+    <w:p>
+      <w:pPr>
+        <w:keepNext/>
         <w:spacing w:after="0"/>
       </w:pPr>
       <w:r>
@@ -2283,7 +2491,7 @@
           <w:b/>
           <w:sz w:val="24"/>
         </w:rPr>
-        <w:t>AuthStore «Module»</w:t>
+        <w:t>StaffMainPage «Page»</w:t>
       </w:r>
     </w:p>
     <w:p>
@@ -2297,7 +2505,7 @@
           <w:b w:val="0"/>
           <w:sz w:val="22"/>
         </w:rPr>
-        <w:t>• 로그인한 회원의 구분과 이름을 들고 있는 공용 코드다. 새로고침하면 GET /api/members/me로 되살린다.</w:t>
+        <w:t>• 직원 첫 화면이다. 상품 기획 화면과 창고 화면으로 보내고, 로그아웃 단추가 있다(logOut).</w:t>
       </w:r>
     </w:p>
     <w:p>
@@ -2311,161 +2519,14 @@
           <w:b w:val="0"/>
           <w:sz w:val="22"/>
         </w:rPr>
-        <w:t>• 고객 화면은 고객만, 직원 화면은 직원만 열 수 있게 막는다.</w:t>
-      </w:r>
-    </w:p>
-    <w:p>
-      <w:pPr>
-        <w:spacing w:after="40"/>
-        <w:ind w:left="340" w:hanging="227"/>
-      </w:pPr>
-      <w:r>
-        <w:rPr>
-          <w:rFonts w:ascii="Times New Roman" w:hAnsi="Times New Roman" w:eastAsia="바탕"/>
-          <w:b w:val="0"/>
-          <w:sz w:val="22"/>
-        </w:rPr>
-        <w:t>• 메소드: setMember(memberType, name), restore(), canOpen(page)</w:t>
-      </w:r>
-    </w:p>
-    <w:p>
-      <w:pPr>
-        <w:spacing w:after="0"/>
-      </w:pPr>
-      <w:r>
-        <w:rPr>
-          <w:rFonts w:ascii="Times New Roman" w:hAnsi="Times New Roman" w:eastAsia="바탕"/>
-          <w:b/>
-          <w:sz w:val="24"/>
-        </w:rPr>
-        <w:t>TourPlanPage «Page»</w:t>
-      </w:r>
-    </w:p>
-    <w:p>
-      <w:pPr>
-        <w:spacing w:after="40"/>
-        <w:ind w:left="340" w:hanging="227"/>
-      </w:pPr>
-      <w:r>
-        <w:rPr>
-          <w:rFonts w:ascii="Times New Roman" w:hAnsi="Times New Roman" w:eastAsia="바탕"/>
-          <w:b w:val="0"/>
-          <w:sz w:val="22"/>
-        </w:rPr>
-        <w:t>• 직원이 새 여행 상품을 입력하는 화면이다. 테마, 출발일, 기간, 정원, 등급별 가격, 교통 선택지와 요금을 받는다.</w:t>
-      </w:r>
-    </w:p>
-    <w:p>
-      <w:pPr>
-        <w:spacing w:after="40"/>
-        <w:ind w:left="340" w:hanging="227"/>
-      </w:pPr>
-      <w:r>
-        <w:rPr>
-          <w:rFonts w:ascii="Times New Roman" w:hAnsi="Times New Roman" w:eastAsia="바탕"/>
-          <w:b w:val="0"/>
-          <w:sz w:val="22"/>
-        </w:rPr>
-        <w:t>• 메소드: showTourForm(), registerTour(theme, date, duration, capacity, prices, transports), showRegisterResult(tourId)</w:t>
-      </w:r>
-    </w:p>
-    <w:p>
-      <w:pPr>
-        <w:spacing w:after="0"/>
-      </w:pPr>
-      <w:r>
-        <w:rPr>
-          <w:rFonts w:ascii="Times New Roman" w:hAnsi="Times New Roman" w:eastAsia="바탕"/>
-          <w:b/>
-          <w:sz w:val="24"/>
-        </w:rPr>
-        <w:t>WarehousePage «Page»</w:t>
-      </w:r>
-    </w:p>
-    <w:p>
-      <w:pPr>
-        <w:spacing w:after="40"/>
-        <w:ind w:left="340" w:hanging="227"/>
-      </w:pPr>
-      <w:r>
-        <w:rPr>
-          <w:rFonts w:ascii="Times New Roman" w:hAnsi="Times New Roman" w:eastAsia="바탕"/>
-          <w:b w:val="0"/>
-          <w:sz w:val="22"/>
-        </w:rPr>
-        <w:t>• 창고 물품 목록을 보여 주고 물품을 추가하는 화면이다.</w:t>
-      </w:r>
-    </w:p>
-    <w:p>
-      <w:pPr>
-        <w:spacing w:after="40"/>
-        <w:ind w:left="340" w:hanging="227"/>
-      </w:pPr>
-      <w:r>
-        <w:rPr>
-          <w:rFonts w:ascii="Times New Roman" w:hAnsi="Times New Roman" w:eastAsia="바탕"/>
-          <w:b w:val="0"/>
-          <w:sz w:val="22"/>
-        </w:rPr>
-        <w:t>• 메소드: showItems(items), addItem(itemName, theme, quantity), showAddResult(itemName, quantity)</w:t>
-      </w:r>
-    </w:p>
-    <w:p>
-      <w:pPr>
-        <w:spacing w:after="0"/>
-      </w:pPr>
-      <w:r>
-        <w:rPr>
-          <w:rFonts w:ascii="Times New Roman" w:hAnsi="Times New Roman" w:eastAsia="바탕"/>
-          <w:b/>
-          <w:sz w:val="24"/>
-        </w:rPr>
-        <w:t>StaffMainPage «Page»</w:t>
-      </w:r>
-    </w:p>
-    <w:p>
-      <w:pPr>
-        <w:spacing w:after="40"/>
-        <w:ind w:left="340" w:hanging="227"/>
-      </w:pPr>
-      <w:r>
-        <w:rPr>
-          <w:rFonts w:ascii="Times New Roman" w:hAnsi="Times New Roman" w:eastAsia="바탕"/>
-          <w:b w:val="0"/>
-          <w:sz w:val="22"/>
-        </w:rPr>
-        <w:t>• 직원 첫 화면이다. 상품 기획 화면과 창고 화면으로 보낸다.</w:t>
-      </w:r>
-    </w:p>
-    <w:p>
-      <w:pPr>
-        <w:spacing w:after="40"/>
-        <w:ind w:left="340" w:hanging="227"/>
-      </w:pPr>
-      <w:r>
-        <w:rPr>
-          <w:rFonts w:ascii="Times New Roman" w:hAnsi="Times New Roman" w:eastAsia="바탕"/>
-          <w:b w:val="0"/>
-          <w:sz w:val="22"/>
-        </w:rPr>
-        <w:t>• 메소드: requestPlanTour(), requestAddItem()</w:t>
-      </w:r>
-    </w:p>
-    <w:p>
-      <w:pPr>
-        <w:sectPr>
-          <w:pgSz w:w="16838" w:h="11906" w:orient="landscape"/>
-          <w:pgMar w:top="1134" w:right="1134" w:bottom="1134" w:left="1134" w:header="720" w:footer="720" w:gutter="0"/>
-          <w:cols w:space="720"/>
-          <w:docGrid w:linePitch="360"/>
-        </w:sectPr>
-      </w:pPr>
+        <w:t>• 메소드: requestPlanTour(), requestAddItem(), logOut(), showLoginPage()</w:t>
+      </w:r>
     </w:p>
     <w:p>
       <w:pPr>
         <w:keepNext/>
-        <w:pageBreakBefore w:val="0"/>
-        <w:spacing w:before="240" w:after="120"/>
+        <w:pageBreakBefore/>
+        <w:spacing w:before="0" w:after="120"/>
       </w:pPr>
       <w:r>
         <w:rPr>
@@ -2614,6 +2675,9 @@
         <w:gridCol w:w="2982"/>
       </w:tblGrid>
       <w:tr>
+        <w:trPr>
+          <w:tblHeader w:val="true"/>
+        </w:trPr>
         <w:tc>
           <w:tcPr>
             <w:tcW w:type="dxa" w:w="1701"/>
@@ -2702,7 +2766,7 @@
                 <w:b w:val="0"/>
                 <w:sz w:val="18"/>
               </w:rPr>
-              <w:t>회원가입, 로그인, 직원 코드 확인</w:t>
+              <w:t>회원가입, 로그인, 로그아웃, 직원 코드 확인</w:t>
             </w:r>
           </w:p>
         </w:tc>
@@ -2720,7 +2784,71 @@
                 <w:b w:val="0"/>
                 <w:sz w:val="18"/>
               </w:rPr>
-              <w:t>MWT-UC1, MWT-UC2</w:t>
+              <w:t>MWT</w:t>
+            </w:r>
+            <w:r>
+              <w:rPr>
+                <w:rFonts w:ascii="Times New Roman" w:hAnsi="Times New Roman" w:eastAsia="바탕"/>
+                <w:b w:val="0"/>
+                <w:sz w:val="18"/>
+              </w:rPr>
+              <w:noBreakHyphen/>
+            </w:r>
+            <w:r>
+              <w:rPr>
+                <w:rFonts w:ascii="Times New Roman" w:hAnsi="Times New Roman" w:eastAsia="바탕"/>
+                <w:b w:val="0"/>
+                <w:sz w:val="18"/>
+              </w:rPr>
+              <w:t xml:space="preserve">UC1, </w:t>
+            </w:r>
+            <w:r>
+              <w:rPr>
+                <w:rFonts w:ascii="Times New Roman" w:hAnsi="Times New Roman" w:eastAsia="바탕"/>
+                <w:b w:val="0"/>
+                <w:sz w:val="18"/>
+              </w:rPr>
+              <w:t>MWT</w:t>
+            </w:r>
+            <w:r>
+              <w:rPr>
+                <w:rFonts w:ascii="Times New Roman" w:hAnsi="Times New Roman" w:eastAsia="바탕"/>
+                <w:b w:val="0"/>
+                <w:sz w:val="18"/>
+              </w:rPr>
+              <w:noBreakHyphen/>
+            </w:r>
+            <w:r>
+              <w:rPr>
+                <w:rFonts w:ascii="Times New Roman" w:hAnsi="Times New Roman" w:eastAsia="바탕"/>
+                <w:b w:val="0"/>
+                <w:sz w:val="18"/>
+              </w:rPr>
+              <w:t xml:space="preserve">UC2, </w:t>
+            </w:r>
+            <w:r>
+              <w:rPr>
+                <w:rFonts w:ascii="Times New Roman" w:hAnsi="Times New Roman" w:eastAsia="바탕"/>
+                <w:b w:val="0"/>
+                <w:sz w:val="18"/>
+              </w:rPr>
+              <w:t>MWT</w:t>
+            </w:r>
+            <w:r>
+              <w:rPr>
+                <w:rFonts w:ascii="Times New Roman" w:hAnsi="Times New Roman" w:eastAsia="바탕"/>
+                <w:b w:val="0"/>
+                <w:sz w:val="18"/>
+              </w:rPr>
+              <w:noBreakHyphen/>
+            </w:r>
+            <w:r>
+              <w:rPr>
+                <w:rFonts w:ascii="Times New Roman" w:hAnsi="Times New Roman" w:eastAsia="바탕"/>
+                <w:b w:val="0"/>
+                <w:sz w:val="18"/>
+              </w:rPr>
+              <w:t>UC11</w:t>
             </w:r>
           </w:p>
         </w:tc>
@@ -2776,7 +2904,119 @@
                 <w:b w:val="0"/>
                 <w:sz w:val="18"/>
               </w:rPr>
-              <w:t>MWT-UC4, MWT-UC5, MWT-UC6, MWT-UC7, MWT-UC9</w:t>
+              <w:t>MWT</w:t>
+            </w:r>
+            <w:r>
+              <w:rPr>
+                <w:rFonts w:ascii="Times New Roman" w:hAnsi="Times New Roman" w:eastAsia="바탕"/>
+                <w:b w:val="0"/>
+                <w:sz w:val="18"/>
+              </w:rPr>
+              <w:noBreakHyphen/>
+            </w:r>
+            <w:r>
+              <w:rPr>
+                <w:rFonts w:ascii="Times New Roman" w:hAnsi="Times New Roman" w:eastAsia="바탕"/>
+                <w:b w:val="0"/>
+                <w:sz w:val="18"/>
+              </w:rPr>
+              <w:t xml:space="preserve">UC4, </w:t>
+            </w:r>
+            <w:r>
+              <w:rPr>
+                <w:rFonts w:ascii="Times New Roman" w:hAnsi="Times New Roman" w:eastAsia="바탕"/>
+                <w:b w:val="0"/>
+                <w:sz w:val="18"/>
+              </w:rPr>
+              <w:t>MWT</w:t>
+            </w:r>
+            <w:r>
+              <w:rPr>
+                <w:rFonts w:ascii="Times New Roman" w:hAnsi="Times New Roman" w:eastAsia="바탕"/>
+                <w:b w:val="0"/>
+                <w:sz w:val="18"/>
+              </w:rPr>
+              <w:noBreakHyphen/>
+            </w:r>
+            <w:r>
+              <w:rPr>
+                <w:rFonts w:ascii="Times New Roman" w:hAnsi="Times New Roman" w:eastAsia="바탕"/>
+                <w:b w:val="0"/>
+                <w:sz w:val="18"/>
+              </w:rPr>
+              <w:t xml:space="preserve">UC5, </w:t>
+            </w:r>
+            <w:r>
+              <w:rPr>
+                <w:rFonts w:ascii="Times New Roman" w:hAnsi="Times New Roman" w:eastAsia="바탕"/>
+                <w:b w:val="0"/>
+                <w:sz w:val="18"/>
+              </w:rPr>
+              <w:t>MWT</w:t>
+            </w:r>
+            <w:r>
+              <w:rPr>
+                <w:rFonts w:ascii="Times New Roman" w:hAnsi="Times New Roman" w:eastAsia="바탕"/>
+                <w:b w:val="0"/>
+                <w:sz w:val="18"/>
+              </w:rPr>
+              <w:noBreakHyphen/>
+            </w:r>
+            <w:r>
+              <w:rPr>
+                <w:rFonts w:ascii="Times New Roman" w:hAnsi="Times New Roman" w:eastAsia="바탕"/>
+                <w:b w:val="0"/>
+                <w:sz w:val="18"/>
+              </w:rPr>
+              <w:t xml:space="preserve">UC6, </w:t>
+            </w:r>
+            <w:r>
+              <w:rPr>
+                <w:rFonts w:ascii="Times New Roman" w:hAnsi="Times New Roman" w:eastAsia="바탕"/>
+                <w:b w:val="0"/>
+                <w:sz w:val="18"/>
+              </w:rPr>
+              <w:t>MWT</w:t>
+            </w:r>
+            <w:r>
+              <w:rPr>
+                <w:rFonts w:ascii="Times New Roman" w:hAnsi="Times New Roman" w:eastAsia="바탕"/>
+                <w:b w:val="0"/>
+                <w:sz w:val="18"/>
+              </w:rPr>
+              <w:noBreakHyphen/>
+            </w:r>
+            <w:r>
+              <w:rPr>
+                <w:rFonts w:ascii="Times New Roman" w:hAnsi="Times New Roman" w:eastAsia="바탕"/>
+                <w:b w:val="0"/>
+                <w:sz w:val="18"/>
+              </w:rPr>
+              <w:t xml:space="preserve">UC7, </w:t>
+            </w:r>
+            <w:r>
+              <w:rPr>
+                <w:rFonts w:ascii="Times New Roman" w:hAnsi="Times New Roman" w:eastAsia="바탕"/>
+                <w:b w:val="0"/>
+                <w:sz w:val="18"/>
+              </w:rPr>
+              <w:t>MWT</w:t>
+            </w:r>
+            <w:r>
+              <w:rPr>
+                <w:rFonts w:ascii="Times New Roman" w:hAnsi="Times New Roman" w:eastAsia="바탕"/>
+                <w:b w:val="0"/>
+                <w:sz w:val="18"/>
+              </w:rPr>
+              <w:noBreakHyphen/>
+            </w:r>
+            <w:r>
+              <w:rPr>
+                <w:rFonts w:ascii="Times New Roman" w:hAnsi="Times New Roman" w:eastAsia="바탕"/>
+                <w:b w:val="0"/>
+                <w:sz w:val="18"/>
+              </w:rPr>
+              <w:t>UC9</w:t>
             </w:r>
           </w:p>
         </w:tc>
@@ -2832,7 +3072,143 @@
                 <w:b w:val="0"/>
                 <w:sz w:val="18"/>
               </w:rPr>
-              <w:t>MWT-UC3, MWT-UC4, MWT-UC5, MWT-UC6, MWT-UC7, MWT-UC8</w:t>
+              <w:t>MWT</w:t>
+            </w:r>
+            <w:r>
+              <w:rPr>
+                <w:rFonts w:ascii="Times New Roman" w:hAnsi="Times New Roman" w:eastAsia="바탕"/>
+                <w:b w:val="0"/>
+                <w:sz w:val="18"/>
+              </w:rPr>
+              <w:noBreakHyphen/>
+            </w:r>
+            <w:r>
+              <w:rPr>
+                <w:rFonts w:ascii="Times New Roman" w:hAnsi="Times New Roman" w:eastAsia="바탕"/>
+                <w:b w:val="0"/>
+                <w:sz w:val="18"/>
+              </w:rPr>
+              <w:t xml:space="preserve">UC3, </w:t>
+            </w:r>
+            <w:r>
+              <w:rPr>
+                <w:rFonts w:ascii="Times New Roman" w:hAnsi="Times New Roman" w:eastAsia="바탕"/>
+                <w:b w:val="0"/>
+                <w:sz w:val="18"/>
+              </w:rPr>
+              <w:t>MWT</w:t>
+            </w:r>
+            <w:r>
+              <w:rPr>
+                <w:rFonts w:ascii="Times New Roman" w:hAnsi="Times New Roman" w:eastAsia="바탕"/>
+                <w:b w:val="0"/>
+                <w:sz w:val="18"/>
+              </w:rPr>
+              <w:noBreakHyphen/>
+            </w:r>
+            <w:r>
+              <w:rPr>
+                <w:rFonts w:ascii="Times New Roman" w:hAnsi="Times New Roman" w:eastAsia="바탕"/>
+                <w:b w:val="0"/>
+                <w:sz w:val="18"/>
+              </w:rPr>
+              <w:t xml:space="preserve">UC4, </w:t>
+            </w:r>
+            <w:r>
+              <w:rPr>
+                <w:rFonts w:ascii="Times New Roman" w:hAnsi="Times New Roman" w:eastAsia="바탕"/>
+                <w:b w:val="0"/>
+                <w:sz w:val="18"/>
+              </w:rPr>
+              <w:t>MWT</w:t>
+            </w:r>
+            <w:r>
+              <w:rPr>
+                <w:rFonts w:ascii="Times New Roman" w:hAnsi="Times New Roman" w:eastAsia="바탕"/>
+                <w:b w:val="0"/>
+                <w:sz w:val="18"/>
+              </w:rPr>
+              <w:noBreakHyphen/>
+            </w:r>
+            <w:r>
+              <w:rPr>
+                <w:rFonts w:ascii="Times New Roman" w:hAnsi="Times New Roman" w:eastAsia="바탕"/>
+                <w:b w:val="0"/>
+                <w:sz w:val="18"/>
+              </w:rPr>
+              <w:t xml:space="preserve">UC5, </w:t>
+            </w:r>
+            <w:r>
+              <w:rPr>
+                <w:rFonts w:ascii="Times New Roman" w:hAnsi="Times New Roman" w:eastAsia="바탕"/>
+                <w:b w:val="0"/>
+                <w:sz w:val="18"/>
+              </w:rPr>
+              <w:t>MWT</w:t>
+            </w:r>
+            <w:r>
+              <w:rPr>
+                <w:rFonts w:ascii="Times New Roman" w:hAnsi="Times New Roman" w:eastAsia="바탕"/>
+                <w:b w:val="0"/>
+                <w:sz w:val="18"/>
+              </w:rPr>
+              <w:noBreakHyphen/>
+            </w:r>
+            <w:r>
+              <w:rPr>
+                <w:rFonts w:ascii="Times New Roman" w:hAnsi="Times New Roman" w:eastAsia="바탕"/>
+                <w:b w:val="0"/>
+                <w:sz w:val="18"/>
+              </w:rPr>
+              <w:t xml:space="preserve">UC6, </w:t>
+            </w:r>
+            <w:r>
+              <w:rPr>
+                <w:rFonts w:ascii="Times New Roman" w:hAnsi="Times New Roman" w:eastAsia="바탕"/>
+                <w:b w:val="0"/>
+                <w:sz w:val="18"/>
+              </w:rPr>
+              <w:t>MWT</w:t>
+            </w:r>
+            <w:r>
+              <w:rPr>
+                <w:rFonts w:ascii="Times New Roman" w:hAnsi="Times New Roman" w:eastAsia="바탕"/>
+                <w:b w:val="0"/>
+                <w:sz w:val="18"/>
+              </w:rPr>
+              <w:noBreakHyphen/>
+            </w:r>
+            <w:r>
+              <w:rPr>
+                <w:rFonts w:ascii="Times New Roman" w:hAnsi="Times New Roman" w:eastAsia="바탕"/>
+                <w:b w:val="0"/>
+                <w:sz w:val="18"/>
+              </w:rPr>
+              <w:t xml:space="preserve">UC7, </w:t>
+            </w:r>
+            <w:r>
+              <w:rPr>
+                <w:rFonts w:ascii="Times New Roman" w:hAnsi="Times New Roman" w:eastAsia="바탕"/>
+                <w:b w:val="0"/>
+                <w:sz w:val="18"/>
+              </w:rPr>
+              <w:t>MWT</w:t>
+            </w:r>
+            <w:r>
+              <w:rPr>
+                <w:rFonts w:ascii="Times New Roman" w:hAnsi="Times New Roman" w:eastAsia="바탕"/>
+                <w:b w:val="0"/>
+                <w:sz w:val="18"/>
+              </w:rPr>
+              <w:noBreakHyphen/>
+            </w:r>
+            <w:r>
+              <w:rPr>
+                <w:rFonts w:ascii="Times New Roman" w:hAnsi="Times New Roman" w:eastAsia="바탕"/>
+                <w:b w:val="0"/>
+                <w:sz w:val="18"/>
+              </w:rPr>
+              <w:t>UC8</w:t>
             </w:r>
           </w:p>
         </w:tc>
@@ -2888,7 +3264,23 @@
                 <w:b w:val="0"/>
                 <w:sz w:val="18"/>
               </w:rPr>
-              <w:t>MWT-UC5</w:t>
+              <w:t>MWT</w:t>
+            </w:r>
+            <w:r>
+              <w:rPr>
+                <w:rFonts w:ascii="Times New Roman" w:hAnsi="Times New Roman" w:eastAsia="바탕"/>
+                <w:b w:val="0"/>
+                <w:sz w:val="18"/>
+              </w:rPr>
+              <w:noBreakHyphen/>
+            </w:r>
+            <w:r>
+              <w:rPr>
+                <w:rFonts w:ascii="Times New Roman" w:hAnsi="Times New Roman" w:eastAsia="바탕"/>
+                <w:b w:val="0"/>
+                <w:sz w:val="18"/>
+              </w:rPr>
+              <w:t>UC5</w:t>
             </w:r>
           </w:p>
         </w:tc>
@@ -2944,7 +3336,23 @@
                 <w:b w:val="0"/>
                 <w:sz w:val="18"/>
               </w:rPr>
-              <w:t>MWT-UC7</w:t>
+              <w:t>MWT</w:t>
+            </w:r>
+            <w:r>
+              <w:rPr>
+                <w:rFonts w:ascii="Times New Roman" w:hAnsi="Times New Roman" w:eastAsia="바탕"/>
+                <w:b w:val="0"/>
+                <w:sz w:val="18"/>
+              </w:rPr>
+              <w:noBreakHyphen/>
+            </w:r>
+            <w:r>
+              <w:rPr>
+                <w:rFonts w:ascii="Times New Roman" w:hAnsi="Times New Roman" w:eastAsia="바탕"/>
+                <w:b w:val="0"/>
+                <w:sz w:val="18"/>
+              </w:rPr>
+              <w:t>UC7</w:t>
             </w:r>
           </w:p>
         </w:tc>
@@ -3000,7 +3408,23 @@
                 <w:b w:val="0"/>
                 <w:sz w:val="18"/>
               </w:rPr>
-              <w:t>MWT-UC10</w:t>
+              <w:t>MWT</w:t>
+            </w:r>
+            <w:r>
+              <w:rPr>
+                <w:rFonts w:ascii="Times New Roman" w:hAnsi="Times New Roman" w:eastAsia="바탕"/>
+                <w:b w:val="0"/>
+                <w:sz w:val="18"/>
+              </w:rPr>
+              <w:noBreakHyphen/>
+            </w:r>
+            <w:r>
+              <w:rPr>
+                <w:rFonts w:ascii="Times New Roman" w:hAnsi="Times New Roman" w:eastAsia="바탕"/>
+                <w:b w:val="0"/>
+                <w:sz w:val="18"/>
+              </w:rPr>
+              <w:t>UC10</w:t>
             </w:r>
           </w:p>
         </w:tc>
@@ -3056,7 +3480,23 @@
                 <w:b w:val="0"/>
                 <w:sz w:val="18"/>
               </w:rPr>
-              <w:t>MWT-UC2</w:t>
+              <w:t>MWT</w:t>
+            </w:r>
+            <w:r>
+              <w:rPr>
+                <w:rFonts w:ascii="Times New Roman" w:hAnsi="Times New Roman" w:eastAsia="바탕"/>
+                <w:b w:val="0"/>
+                <w:sz w:val="18"/>
+              </w:rPr>
+              <w:noBreakHyphen/>
+            </w:r>
+            <w:r>
+              <w:rPr>
+                <w:rFonts w:ascii="Times New Roman" w:hAnsi="Times New Roman" w:eastAsia="바탕"/>
+                <w:b w:val="0"/>
+                <w:sz w:val="18"/>
+              </w:rPr>
+              <w:t>UC2</w:t>
             </w:r>
           </w:p>
         </w:tc>
@@ -3309,6 +3749,7 @@
     </w:p>
     <w:p>
       <w:pPr>
+        <w:keepNext/>
         <w:spacing w:after="0"/>
       </w:pPr>
       <w:r>
@@ -3331,7 +3772,7 @@
           <w:b w:val="0"/>
           <w:sz w:val="22"/>
         </w:rPr>
-        <w:t>• 회원가입, 로그인, 내 정보 요청을 받는다.</w:t>
+        <w:t>• 회원가입, 로그인, 내 정보, 로그아웃 요청을 받는다.</w:t>
       </w:r>
     </w:p>
     <w:p>
@@ -3345,7 +3786,7 @@
           <w:b w:val="0"/>
           <w:sz w:val="22"/>
         </w:rPr>
-        <w:t>• 로그인에 성공하면 JwtTokenProvider로 토큰을 만들어 accessToken 쿠키(HttpOnly, Secure, SameSite=Lax)로 내려 주고, 응답 본문으로 회원 구분과 이름을 돌려준다.</w:t>
+        <w:t>• 로그아웃하면 accessToken 쿠키를 값 없이 Max-Age=0으로 내려 브라우저가 지우게 한다. HttpOnly라 화면 스크립트로는 쿠키를 지울 수 없어서 서버가 지운다. JWT는 서버에 저장하지 않으므로 서버에서 따로 지울 것은 없다.</w:t>
       </w:r>
     </w:p>
     <w:p>
@@ -3359,11 +3800,26 @@
           <w:b w:val="0"/>
           <w:sz w:val="22"/>
         </w:rPr>
-        <w:t>• 메소드: signUp(request), logIn(request), getMe()</w:t>
-      </w:r>
-    </w:p>
-    <w:p>
-      <w:pPr>
+        <w:t>• 로그인에 성공하면 JwtTokenProvider로 토큰을 만들어 accessToken 쿠키(HttpOnly, Secure, SameSite=Lax, Max-Age=86400)로 내려 주고, 응답 본문으로 회원 구분과 이름을 돌려준다. Max-Age가 없으면 브라우저를 닫을 때 로그인이 끝나므로 토큰과 같은 24시간으로 둔다.</w:t>
+      </w:r>
+    </w:p>
+    <w:p>
+      <w:pPr>
+        <w:spacing w:after="40"/>
+        <w:ind w:left="340" w:hanging="227"/>
+      </w:pPr>
+      <w:r>
+        <w:rPr>
+          <w:rFonts w:ascii="Times New Roman" w:hAnsi="Times New Roman" w:eastAsia="바탕"/>
+          <w:b w:val="0"/>
+          <w:sz w:val="22"/>
+        </w:rPr>
+        <w:t>• 메소드: signUp(request), logIn(request), getMe(), logOut()</w:t>
+      </w:r>
+    </w:p>
+    <w:p>
+      <w:pPr>
+        <w:keepNext/>
         <w:spacing w:after="0"/>
       </w:pPr>
       <w:r>
@@ -3433,6 +3889,7 @@
     </w:p>
     <w:p>
       <w:pPr>
+        <w:keepNext/>
         <w:spacing w:after="0"/>
       </w:pPr>
       <w:r>
@@ -3474,6 +3931,7 @@
     </w:p>
     <w:p>
       <w:pPr>
+        <w:keepNext/>
         <w:spacing w:after="0"/>
       </w:pPr>
       <w:r>
@@ -3501,6 +3959,7 @@
     </w:p>
     <w:p>
       <w:pPr>
+        <w:keepNext/>
         <w:spacing w:after="0"/>
       </w:pPr>
       <w:r>
@@ -3551,11 +4010,12 @@
           <w:b w:val="0"/>
           <w:sz w:val="22"/>
         </w:rPr>
-        <w:t>• 메소드: createToken(memberId, role), parseToken(token)</w:t>
-      </w:r>
-    </w:p>
-    <w:p>
-      <w:pPr>
+        <w:t>• 메소드: createToken(memberId, memberType), parseToken(token)</w:t>
+      </w:r>
+    </w:p>
+    <w:p>
+      <w:pPr>
+        <w:keepNext/>
         <w:spacing w:after="0"/>
       </w:pPr>
       <w:r>
@@ -3578,7 +4038,7 @@
           <w:b w:val="0"/>
           <w:sz w:val="22"/>
         </w:rPr>
-        <w:t>• 요청마다 accessToken 쿠키에서 토큰을 꺼내 확인한다. 로그인하지 않았거나 만료되었으면 401, 권한이 없으면 403을 돌려준다.</w:t>
+        <w:t>• 요청마다 accessToken 쿠키에서 토큰을 꺼내 확인한다. 서버 API 표에서 쓸 수 있는 사람이 “누구나”인 API(회원가입, 로그인, 로그아웃)는 토큰을 보지 않고 통과시킨다. 나머지 API에서 로그인하지 않았거나 만료되었으면 401, 권한이 없으면 403을 돌려준다.</w:t>
       </w:r>
     </w:p>
     <w:p>
@@ -3611,6 +4071,7 @@
     </w:p>
     <w:p>
       <w:pPr>
+        <w:keepNext/>
         <w:spacing w:after="0"/>
       </w:pPr>
       <w:r>
@@ -3641,7 +4102,7 @@
         <w:sectPr>
           <w:pgSz w:w="11906" w:h="16838"/>
           <w:pgMar w:top="1440" w:right="1797" w:bottom="1440" w:left="1797" w:header="720" w:footer="720" w:gutter="0"/>
-          <w:cols w:space="720"/>
+          <w:cols w:space="566" w:num="1"/>
           <w:docGrid w:linePitch="360"/>
         </w:sectPr>
       </w:pPr>
@@ -3702,6 +4163,17 @@
     </w:p>
     <w:p>
       <w:pPr>
+        <w:sectPr>
+          <w:pgSz w:w="16838" w:h="11906" w:orient="landscape"/>
+          <w:pgMar w:top="1134" w:right="1134" w:bottom="1134" w:left="1134" w:header="720" w:footer="720" w:gutter="0"/>
+          <w:cols w:space="566" w:num="1"/>
+          <w:docGrid w:linePitch="360"/>
+        </w:sectPr>
+      </w:pPr>
+    </w:p>
+    <w:p>
+      <w:pPr>
+        <w:keepNext/>
         <w:spacing w:after="0"/>
       </w:pPr>
       <w:r>
@@ -3743,6 +4215,7 @@
     </w:p>
     <w:p>
       <w:pPr>
+        <w:keepNext/>
         <w:spacing w:after="0"/>
       </w:pPr>
       <w:r>
@@ -3784,6 +4257,7 @@
     </w:p>
     <w:p>
       <w:pPr>
+        <w:keepNext/>
         <w:spacing w:after="0"/>
       </w:pPr>
       <w:r>
@@ -3834,7 +4308,7 @@
           <w:b w:val="0"/>
           <w:sz w:val="22"/>
         </w:rPr>
-        <w:t>• addApplicants는 상품을 잠근 채로 읽어(동시에 들어온 신청이 정원을 넘지 않게) 신청 인원을 더하고, 확정 변화(ConfirmChange)를 돌려준다. 같은 트랜잭션에서 먼저 읽은 Tour가 있으면 잠근 뒤 새로 읽어(refresh) 낡은 신청 인원으로 더하지 않는다. 구현 때 동시 신청 테스트로 확인한다.</w:t>
+        <w:t>• addApplicants는 상품을 잠근 채로 읽어(동시에 들어온 신청이 정원을 넘지 않게) 신청 인원을 더하고, 확정 변화(ConfirmChange)를 돌려준다. 같은 트랜잭션에서 먼저 읽은 Tour가 있으면 잠근 뒤 새로 읽어(refresh) 낡은 신청 인원으로 더하지 않는다(JPA는 같은 트랜잭션에서 한 번 읽은 객체를 DB에서 다시 읽지 않는다). 구현 때 동시 신청 테스트로 확인한다.</w:t>
       </w:r>
     </w:p>
     <w:p>
@@ -3848,7 +4322,21 @@
           <w:b w:val="0"/>
           <w:sz w:val="22"/>
         </w:rPr>
-        <w:t>• getTours와 findTours는 출발일이 오늘보다 뒤인 상품만 돌려준다.</w:t>
+        <w:t>• 메소드: getTours(theme), getLevels(tourId), getOptions(tourId, level), getTour(tourId), findTours(theme, departureDate), addApplicants(tourId, headcount), registerTour(request)</w:t>
+      </w:r>
+    </w:p>
+    <w:p>
+      <w:pPr>
+        <w:keepNext/>
+        <w:spacing w:after="0"/>
+      </w:pPr>
+      <w:r>
+        <w:rPr>
+          <w:rFonts w:ascii="Times New Roman" w:hAnsi="Times New Roman" w:eastAsia="바탕"/>
+          <w:b/>
+          <w:sz w:val="24"/>
+        </w:rPr>
+        <w:t>TourSummary</w:t>
       </w:r>
     </w:p>
     <w:p>
@@ -3862,11 +4350,26 @@
           <w:b w:val="0"/>
           <w:sz w:val="22"/>
         </w:rPr>
-        <w:t>• 메소드: getTours(theme), getLevels(tourId), getOptions(tourId, level), getTour(tourId), findTours(theme, departureDate), addApplicants(tourId, headcount), registerTour(request)</w:t>
-      </w:r>
-    </w:p>
-    <w:p>
-      <w:pPr>
+        <w:t>• 상품 목록의 한 줄이다. 상품 ID, 상품 이름(title), 출발일, 기간, 남은 자리, 상태를 담는다.</w:t>
+      </w:r>
+    </w:p>
+    <w:p>
+      <w:pPr>
+        <w:spacing w:after="40"/>
+        <w:ind w:left="340" w:hanging="227"/>
+      </w:pPr>
+      <w:r>
+        <w:rPr>
+          <w:rFonts w:ascii="Times New Roman" w:hAnsi="Times New Roman" w:eastAsia="바탕"/>
+          <w:b w:val="0"/>
+          <w:sz w:val="22"/>
+        </w:rPr>
+        <w:t>• title은 테마의 화면 이름(Theme.displayName)에 출발일과 기간을 붙인 상품 이름이다(예: “허니문 낭만 투어 10/20 출발 5일”).</w:t>
+      </w:r>
+    </w:p>
+    <w:p>
+      <w:pPr>
+        <w:keepNext/>
         <w:spacing w:after="0"/>
       </w:pPr>
       <w:r>
@@ -3875,7 +4378,7 @@
           <w:b/>
           <w:sz w:val="24"/>
         </w:rPr>
-        <w:t>TourSummary</w:t>
+        <w:t>TourRepository «interface»</w:t>
       </w:r>
     </w:p>
     <w:p>
@@ -3889,11 +4392,54 @@
           <w:b w:val="0"/>
           <w:sz w:val="22"/>
         </w:rPr>
-        <w:t>• 상품 목록의 한 줄이다. 상품 ID, 화면 이름, 출발일, 기간, 남은 자리, 상태를 담는다.</w:t>
-      </w:r>
-    </w:p>
-    <w:p>
-      <w:pPr>
+        <w:t>• 여행 상품을 저장하고 찾는 Spring Data JPA 인터페이스다.</w:t>
+      </w:r>
+    </w:p>
+    <w:p>
+      <w:pPr>
+        <w:spacing w:after="40"/>
+        <w:ind w:left="340" w:hanging="227"/>
+      </w:pPr>
+      <w:r>
+        <w:rPr>
+          <w:rFonts w:ascii="Times New Roman" w:hAnsi="Times New Roman" w:eastAsia="바탕"/>
+          <w:b w:val="0"/>
+          <w:sz w:val="22"/>
+        </w:rPr>
+        <w:t>• findUpcomingTours는 출발일이 오늘보다 뒤인 상품을 마감 상품까지 모두 찾는다(@Query). findByIdForUpdate는 상품 행을 잠그고 읽는다(@Query와 @Lock(PESSIMISTIC_WRITE)).</w:t>
+      </w:r>
+    </w:p>
+    <w:p>
+      <w:pPr>
+        <w:spacing w:after="40"/>
+        <w:ind w:left="340" w:hanging="227"/>
+      </w:pPr>
+      <w:r>
+        <w:rPr>
+          <w:rFonts w:ascii="Times New Roman" w:hAnsi="Times New Roman" w:eastAsia="바탕"/>
+          <w:b w:val="0"/>
+          <w:sz w:val="22"/>
+        </w:rPr>
+        <w:t>• findById와 save는 JpaRepository에서 물려받아 코드에 따로 선언하지 않는다.</w:t>
+      </w:r>
+    </w:p>
+    <w:p>
+      <w:pPr>
+        <w:spacing w:after="40"/>
+        <w:ind w:left="340" w:hanging="227"/>
+      </w:pPr>
+      <w:r>
+        <w:rPr>
+          <w:rFonts w:ascii="Times New Roman" w:hAnsi="Times New Roman" w:eastAsia="바탕"/>
+          <w:b w:val="0"/>
+          <w:sz w:val="22"/>
+        </w:rPr>
+        <w:t>• 메소드: findUpcomingTours(theme, today), findByThemeAndDepartureDate(theme, departureDate), findById(tourId), findByIdForUpdate(tourId), save(tour)</w:t>
+      </w:r>
+    </w:p>
+    <w:p>
+      <w:pPr>
+        <w:keepNext/>
         <w:spacing w:after="0"/>
       </w:pPr>
       <w:r>
@@ -3902,7 +4448,7 @@
           <w:b/>
           <w:sz w:val="24"/>
         </w:rPr>
-        <w:t>TourRepository «interface»</w:t>
+        <w:t>Tour</w:t>
       </w:r>
     </w:p>
     <w:p>
@@ -3916,7 +4462,7 @@
           <w:b w:val="0"/>
           <w:sz w:val="22"/>
         </w:rPr>
-        <w:t>• 여행 상품을 저장하고 찾는 Spring Data JPA 인터페이스다.</w:t>
+        <w:t>• 여행 상품 엔티티다. 테마, 출발일, 기간, 정원, 신청 인원 합계(appliedCount), 상태를 담는다. 상품 이름은 따로 두지 않고 테마 이름, 출발일, 기간으로 보여 준다.</w:t>
       </w:r>
     </w:p>
     <w:p>
@@ -3930,7 +4476,7 @@
           <w:b w:val="0"/>
           <w:sz w:val="22"/>
         </w:rPr>
-        <w:t>• findUpcomingTours는 출발일이 오늘보다 뒤인 상품을 마감 상품까지 모두 찾는다(@Query). findByIdForUpdate는 상품 행을 잠그고 읽는다(@Query와 @Lock(PESSIMISTIC_WRITE)).</w:t>
+        <w:t>• 생성할 때 정원이 3명 이상인지, 허니문이면 정원이 짝수인지, 출발일이 오늘보다 뒤인지 확인한다. addPrices는 허니문과 효도 투어에 클래식 가격이 들어오면 거부한다.</w:t>
       </w:r>
     </w:p>
     <w:p>
@@ -3944,7 +4490,7 @@
           <w:b w:val="0"/>
           <w:sz w:val="22"/>
         </w:rPr>
-        <w:t>• findById와 save는 JpaRepository에서 물려받아 코드에 따로 선언하지 않는다.</w:t>
+        <w:t>• optionPriceDiff는 고른 옵션의 1인 요금 차이다. 종류마다 다르다: 호텔·식사는 고른 옵션 단가에서 그 투어 등급이 기본으로 주는 같은 종류 옵션(defaultFor가 그 등급인 옵션) 단가를 뺀다. 교통은 기본이 없어 단가 그대로다. 추가 옵션(샴페인, 커피)은 그 옵션의 defaultFor가 고른 투어 등급이면 0(프리미엄의 샴페인), 아니면 단가 그대로다. 옵션 목록과 가격 계산이 이 메소드 하나를 쓴다(가정).</w:t>
       </w:r>
     </w:p>
     <w:p>
@@ -3958,11 +4504,40 @@
           <w:b w:val="0"/>
           <w:sz w:val="22"/>
         </w:rPr>
-        <w:t>• 메소드: findUpcomingTours(theme, today), findByThemeAndDepartureDate(theme, departureDate), findById(tourId), findByIdForUpdate(tourId), save(tour)</w:t>
-      </w:r>
-    </w:p>
-    <w:p>
-      <w:pPr>
+        <w:t>• checkApplicable은 출발일이 오늘보다 뒤인지, 남은 자리가 있는지, 테마 규칙(그랜드 이상, 허니문 2명)에 맞는지, 고른 옵션이 이 상품의 옵션인지 확인한다. 상태를 바꾸지 않아 다른 모듈도 부를 수 있다.</w:t>
+      </w:r>
+    </w:p>
+    <w:p>
+      <w:pPr>
+        <w:spacing w:after="40"/>
+        <w:ind w:left="340" w:hanging="227"/>
+      </w:pPr>
+      <w:r>
+        <w:rPr>
+          <w:rFonts w:ascii="Times New Roman" w:hAnsi="Times New Roman" w:eastAsia="바탕"/>
+          <w:b w:val="0"/>
+          <w:sz w:val="22"/>
+        </w:rPr>
+        <w:t>• addApplicants는 신청 인원을 더하고 상태를 바꾼다(6장 상태도). 정원을 넘는 인원은 거부한다. 돌려주는 ConfirmChange로 문자 받을 사람이 정해진다.</w:t>
+      </w:r>
+    </w:p>
+    <w:p>
+      <w:pPr>
+        <w:spacing w:after="40"/>
+        <w:ind w:left="340" w:hanging="227"/>
+      </w:pPr>
+      <w:r>
+        <w:rPr>
+          <w:rFonts w:ascii="Times New Roman" w:hAnsi="Times New Roman" w:eastAsia="바탕"/>
+          <w:b w:val="0"/>
+          <w:sz w:val="22"/>
+        </w:rPr>
+        <w:t>• 메소드: Tour(theme, departureDate, duration, capacity), addPrices(prices), addOptions(options), checkApplicable(level, headcount, optionIds), optionPriceDiff(level, optionId), addApplicants(headcount), remainingSeats(), isConfirmed()</w:t>
+      </w:r>
+    </w:p>
+    <w:p>
+      <w:pPr>
+        <w:keepNext/>
         <w:spacing w:after="0"/>
       </w:pPr>
       <w:r>
@@ -3971,7 +4546,7 @@
           <w:b/>
           <w:sz w:val="24"/>
         </w:rPr>
-        <w:t>Tour</w:t>
+        <w:t>TourPrice</w:t>
       </w:r>
     </w:p>
     <w:p>
@@ -3985,7 +4560,21 @@
           <w:b w:val="0"/>
           <w:sz w:val="22"/>
         </w:rPr>
-        <w:t>• 여행 상품 엔티티다. 테마, 출발일, 기간, 정원, 신청 인원 합계(appliedCount), 상태를 담는다. 상품 이름은 따로 두지 않고 테마 이름, 출발일, 기간으로 보여 준다.</w:t>
+        <w:t>• 투어 등급별 1인 가격이다.</w:t>
+      </w:r>
+    </w:p>
+    <w:p>
+      <w:pPr>
+        <w:keepNext/>
+        <w:spacing w:after="0"/>
+      </w:pPr>
+      <w:r>
+        <w:rPr>
+          <w:rFonts w:ascii="Times New Roman" w:hAnsi="Times New Roman" w:eastAsia="바탕"/>
+          <w:b/>
+          <w:sz w:val="24"/>
+        </w:rPr>
+        <w:t>TourLevel «enumeration»</w:t>
       </w:r>
     </w:p>
     <w:p>
@@ -3999,7 +4588,21 @@
           <w:b w:val="0"/>
           <w:sz w:val="22"/>
         </w:rPr>
-        <w:t>• 생성할 때 정원이 3명 이상인지, 허니문이면 정원이 짝수인지, 출발일이 오늘보다 뒤인지 확인한다. addPrices는 허니문과 효도 투어에 클래식 가격이 들어오면 거부한다.</w:t>
+        <w:t>• 투어 등급이다. 클래식(호텔 3등급, 도시락), 그랜드(호텔 4등급, 현지식 레스토랑), 프리미엄(호텔 5등급, 고급 레스토랑, 샴페인 기본 포함).</w:t>
+      </w:r>
+    </w:p>
+    <w:p>
+      <w:pPr>
+        <w:keepNext/>
+        <w:spacing w:after="0"/>
+      </w:pPr>
+      <w:r>
+        <w:rPr>
+          <w:rFonts w:ascii="Times New Roman" w:hAnsi="Times New Roman" w:eastAsia="바탕"/>
+          <w:b/>
+          <w:sz w:val="24"/>
+        </w:rPr>
+        <w:t>TourOption</w:t>
       </w:r>
     </w:p>
     <w:p>
@@ -4013,7 +4616,21 @@
           <w:b w:val="0"/>
           <w:sz w:val="22"/>
         </w:rPr>
-        <w:t>• optionPriceDiff는 고른 옵션의 1인 요금 차이다. 종류마다 다르다: 호텔·식사는 고른 옵션 단가에서 그 투어 등급이 기본으로 주는 같은 종류 옵션(defaultFor가 그 등급인 옵션) 단가를 뺀다. 교통은 기본이 없어 단가 그대로다. 추가 옵션(샴페인, 커피)은 그 옵션의 defaultFor가 고른 투어 등급이면 0(프리미엄의 샴페인), 아니면 단가 그대로다. 옵션 목록과 가격 계산이 이 메소드 하나를 쓴다(가정).</w:t>
+        <w:t>• 바꿀 수 있는 옵션(호텔 등급, 교통, 식사, 추가 옵션)과 그 1인 단가다. defaultFor는 이 옵션을 기본으로 주는 투어 등급이다(예: 4등급 호텔은 GRAND, 샴페인은 PREMIUM). 기본 제공이 아니면 비어 있다. 상품을 등록할 때 TourLevel의 기본 제공 정보(hotelGrade, meal, includesChampagne)로 채운다.</w:t>
+      </w:r>
+    </w:p>
+    <w:p>
+      <w:pPr>
+        <w:keepNext/>
+        <w:spacing w:after="0"/>
+      </w:pPr>
+      <w:r>
+        <w:rPr>
+          <w:rFonts w:ascii="Times New Roman" w:hAnsi="Times New Roman" w:eastAsia="바탕"/>
+          <w:b/>
+          <w:sz w:val="24"/>
+        </w:rPr>
+        <w:t>OptionCategory «enumeration»</w:t>
       </w:r>
     </w:p>
     <w:p>
@@ -4027,7 +4644,21 @@
           <w:b w:val="0"/>
           <w:sz w:val="22"/>
         </w:rPr>
-        <w:t>• checkApplicable은 출발일이 오늘보다 뒤인지, 남은 자리가 있는지, 테마 규칙(그랜드 이상, 허니문 2명)에 맞는지, 고른 옵션이 이 상품의 옵션인지 확인한다. 상태를 바꾸지 않아 다른 모듈도 부를 수 있다.</w:t>
+        <w:t>• 옵션 종류다. 호텔, 교통, 식사, 추가 옵션이 있다.</w:t>
+      </w:r>
+    </w:p>
+    <w:p>
+      <w:pPr>
+        <w:keepNext/>
+        <w:spacing w:after="0"/>
+      </w:pPr>
+      <w:r>
+        <w:rPr>
+          <w:rFonts w:ascii="Times New Roman" w:hAnsi="Times New Roman" w:eastAsia="바탕"/>
+          <w:b/>
+          <w:sz w:val="24"/>
+        </w:rPr>
+        <w:t>Theme «enumeration»</w:t>
       </w:r>
     </w:p>
     <w:p>
@@ -4041,7 +4672,7 @@
           <w:b w:val="0"/>
           <w:sz w:val="22"/>
         </w:rPr>
-        <w:t>• addApplicants는 신청 인원을 더하고 상태를 바꾼다(6장 상태도). 정원을 넘는 인원은 거부한다. 돌려주는 ConfirmChange로 문자 받을 사람이 정해진다.</w:t>
+        <w:t>• 주제의 네 테마다. 허니문 낭만 투어(HONEYMOON), 효도 힐링 투어(PARENTS), 골프 챌린지 투어(GOLF), 아웃도어 트레킹 투어(TREKKING).</w:t>
       </w:r>
     </w:p>
     <w:p>
@@ -4055,11 +4686,40 @@
           <w:b w:val="0"/>
           <w:sz w:val="22"/>
         </w:rPr>
-        <w:t>• 메소드: Tour(theme, departureDate, duration, capacity), addPrices(prices), addOptions(options), checkApplicable(level, headcount, optionIds), optionPriceDiff(level, optionId), addApplicants(headcount), remainingSeats(), isConfirmed()</w:t>
-      </w:r>
-    </w:p>
-    <w:p>
-      <w:pPr>
+        <w:t>• 테마마다 화면 이름, 특별 서비스(룸 데코레이션, 안마·지압 등), 기념품(커플 기념티, 건강 인삼, 골프공, 스카프), 차량(2인 전용 고급차량 또는 10인 승합 고급차량)을 담는다.</w:t>
+      </w:r>
+    </w:p>
+    <w:p>
+      <w:pPr>
+        <w:spacing w:after="40"/>
+        <w:ind w:left="340" w:hanging="227"/>
+      </w:pPr>
+      <w:r>
+        <w:rPr>
+          <w:rFonts w:ascii="Times New Roman" w:hAnsi="Times New Roman" w:eastAsia="바탕"/>
+          <w:b w:val="0"/>
+          <w:sz w:val="22"/>
+        </w:rPr>
+        <w:t>• 테마 규칙 셋을 담는다: 허니문과 효도 투어는 그랜드와 프리미엄만(allows), 허니문은 한 번에 2명(checkHeadcount), 허니문과 효도 투어는 호텔 4등급 이상(minHotelGrade).</w:t>
+      </w:r>
+    </w:p>
+    <w:p>
+      <w:pPr>
+        <w:spacing w:after="40"/>
+        <w:ind w:left="340" w:hanging="227"/>
+      </w:pPr>
+      <w:r>
+        <w:rPr>
+          <w:rFonts w:ascii="Times New Roman" w:hAnsi="Times New Roman" w:eastAsia="바탕"/>
+          <w:b w:val="0"/>
+          <w:sz w:val="22"/>
+        </w:rPr>
+        <w:t>• 메소드: allows(level), checkHeadcount(headcount), minHotelGrade()</w:t>
+      </w:r>
+    </w:p>
+    <w:p>
+      <w:pPr>
+        <w:keepNext/>
         <w:spacing w:after="0"/>
       </w:pPr>
       <w:r>
@@ -4068,7 +4728,7 @@
           <w:b/>
           <w:sz w:val="24"/>
         </w:rPr>
-        <w:t>TourPrice</w:t>
+        <w:t>TourStatus «enumeration»</w:t>
       </w:r>
     </w:p>
     <w:p>
@@ -4082,11 +4742,12 @@
           <w:b w:val="0"/>
           <w:sz w:val="22"/>
         </w:rPr>
-        <w:t>• 투어 등급별 1인 가격이다.</w:t>
-      </w:r>
-    </w:p>
-    <w:p>
-      <w:pPr>
+        <w:t>• 여행 상품의 상태다. 뜻은 6장 상태도에 있다.</w:t>
+      </w:r>
+    </w:p>
+    <w:p>
+      <w:pPr>
+        <w:keepNext/>
         <w:spacing w:after="0"/>
       </w:pPr>
       <w:r>
@@ -4095,7 +4756,7 @@
           <w:b/>
           <w:sz w:val="24"/>
         </w:rPr>
-        <w:t>TourLevel «enumeration»</w:t>
+        <w:t>ConfirmChange «enumeration»</w:t>
       </w:r>
     </w:p>
     <w:p>
@@ -4109,191 +4770,24 @@
           <w:b w:val="0"/>
           <w:sz w:val="22"/>
         </w:rPr>
-        <w:t>• 투어 등급이다. 클래식(호텔 3등급, 도시락), 그랜드(호텔 4등급, 현지식 레스토랑), 프리미엄(호텔 5등급, 고급 레스토랑, 샴페인 기본 포함).</w:t>
-      </w:r>
-    </w:p>
-    <w:p>
-      <w:pPr>
-        <w:spacing w:after="0"/>
-      </w:pPr>
-      <w:r>
-        <w:rPr>
-          <w:rFonts w:ascii="Times New Roman" w:hAnsi="Times New Roman" w:eastAsia="바탕"/>
-          <w:b/>
-          <w:sz w:val="24"/>
-        </w:rPr>
-        <w:t>TourOption</w:t>
-      </w:r>
-    </w:p>
-    <w:p>
-      <w:pPr>
-        <w:spacing w:after="40"/>
-        <w:ind w:left="340" w:hanging="227"/>
-      </w:pPr>
-      <w:r>
-        <w:rPr>
-          <w:rFonts w:ascii="Times New Roman" w:hAnsi="Times New Roman" w:eastAsia="바탕"/>
-          <w:b w:val="0"/>
-          <w:sz w:val="22"/>
-        </w:rPr>
-        <w:t>• 바꿀 수 있는 옵션(호텔 등급, 교통, 식사, 추가 옵션)과 그 1인 단가다. defaultFor는 이 옵션을 기본으로 주는 투어 등급이다(예: 4등급 호텔은 GRAND, 샴페인은 PREMIUM). 기본 제공이 아니면 비어 있다. 상품을 등록할 때 TourLevel의 기본 제공 정보(hotelGrade, meal, includesChampagne)로 채운다. 기준은 TourLevel이다.</w:t>
-      </w:r>
-    </w:p>
-    <w:p>
-      <w:pPr>
-        <w:spacing w:after="0"/>
-      </w:pPr>
-      <w:r>
-        <w:rPr>
-          <w:rFonts w:ascii="Times New Roman" w:hAnsi="Times New Roman" w:eastAsia="바탕"/>
-          <w:b/>
-          <w:sz w:val="24"/>
-        </w:rPr>
-        <w:t>OptionCategory «enumeration»</w:t>
-      </w:r>
-    </w:p>
-    <w:p>
-      <w:pPr>
-        <w:spacing w:after="40"/>
-        <w:ind w:left="340" w:hanging="227"/>
-      </w:pPr>
-      <w:r>
-        <w:rPr>
-          <w:rFonts w:ascii="Times New Roman" w:hAnsi="Times New Roman" w:eastAsia="바탕"/>
-          <w:b w:val="0"/>
-          <w:sz w:val="22"/>
-        </w:rPr>
-        <w:t>• 옵션 종류다. 호텔, 교통, 식사, 추가 옵션이 있다.</w:t>
-      </w:r>
-    </w:p>
-    <w:p>
-      <w:pPr>
-        <w:spacing w:after="0"/>
-      </w:pPr>
-      <w:r>
-        <w:rPr>
-          <w:rFonts w:ascii="Times New Roman" w:hAnsi="Times New Roman" w:eastAsia="바탕"/>
-          <w:b/>
-          <w:sz w:val="24"/>
-        </w:rPr>
-        <w:t>Theme «enumeration»</w:t>
-      </w:r>
-    </w:p>
-    <w:p>
-      <w:pPr>
-        <w:spacing w:after="40"/>
-        <w:ind w:left="340" w:hanging="227"/>
-      </w:pPr>
-      <w:r>
-        <w:rPr>
-          <w:rFonts w:ascii="Times New Roman" w:hAnsi="Times New Roman" w:eastAsia="바탕"/>
-          <w:b w:val="0"/>
-          <w:sz w:val="22"/>
-        </w:rPr>
-        <w:t>• 주제의 네 테마다. 허니문 낭만 투어(HONEYMOON), 효도 힐링 투어(PARENTS), 골프 챌린지 투어(GOLF), 아웃도어 트레킹 투어(TREKKING).</w:t>
-      </w:r>
-    </w:p>
-    <w:p>
-      <w:pPr>
-        <w:spacing w:after="40"/>
-        <w:ind w:left="340" w:hanging="227"/>
-      </w:pPr>
-      <w:r>
-        <w:rPr>
-          <w:rFonts w:ascii="Times New Roman" w:hAnsi="Times New Roman" w:eastAsia="바탕"/>
-          <w:b w:val="0"/>
-          <w:sz w:val="22"/>
-        </w:rPr>
-        <w:t>• 테마마다 화면 이름, 특별 서비스(룸 데코레이션, 안마·지압 등), 기념품(커플 기념티, 건강 인삼, 골프공, 스카프), 차량(2인 전용 고급차량 또는 10인 승합 고급차량)을 담는다.</w:t>
-      </w:r>
-    </w:p>
-    <w:p>
-      <w:pPr>
-        <w:spacing w:after="40"/>
-        <w:ind w:left="340" w:hanging="227"/>
-      </w:pPr>
-      <w:r>
-        <w:rPr>
-          <w:rFonts w:ascii="Times New Roman" w:hAnsi="Times New Roman" w:eastAsia="바탕"/>
-          <w:b w:val="0"/>
-          <w:sz w:val="22"/>
-        </w:rPr>
-        <w:t>• 테마 규칙 셋을 담는다: 허니문과 효도 투어는 그랜드와 프리미엄만(allows), 허니문은 한 번에 2명(checkHeadcount), 허니문과 효도 투어는 호텔 4등급 이상(minHotelGrade).</w:t>
-      </w:r>
-    </w:p>
-    <w:p>
-      <w:pPr>
-        <w:spacing w:after="40"/>
-        <w:ind w:left="340" w:hanging="227"/>
-      </w:pPr>
-      <w:r>
-        <w:rPr>
-          <w:rFonts w:ascii="Times New Roman" w:hAnsi="Times New Roman" w:eastAsia="바탕"/>
-          <w:b w:val="0"/>
-          <w:sz w:val="22"/>
-        </w:rPr>
-        <w:t>• 메소드: allows(level), checkHeadcount(headcount), minHotelGrade()</w:t>
-      </w:r>
-    </w:p>
-    <w:p>
-      <w:pPr>
-        <w:spacing w:after="0"/>
-      </w:pPr>
-      <w:r>
-        <w:rPr>
-          <w:rFonts w:ascii="Times New Roman" w:hAnsi="Times New Roman" w:eastAsia="바탕"/>
-          <w:b/>
-          <w:sz w:val="24"/>
-        </w:rPr>
-        <w:t>TourStatus «enumeration»</w:t>
-      </w:r>
-    </w:p>
-    <w:p>
-      <w:pPr>
-        <w:spacing w:after="40"/>
-        <w:ind w:left="340" w:hanging="227"/>
-      </w:pPr>
-      <w:r>
-        <w:rPr>
-          <w:rFonts w:ascii="Times New Roman" w:hAnsi="Times New Roman" w:eastAsia="바탕"/>
-          <w:b w:val="0"/>
-          <w:sz w:val="22"/>
-        </w:rPr>
-        <w:t>• 여행 상품의 상태다. 뜻은 6장 상태도에 있다.</w:t>
-      </w:r>
-    </w:p>
-    <w:p>
-      <w:pPr>
-        <w:spacing w:after="0"/>
-      </w:pPr>
-      <w:r>
-        <w:rPr>
-          <w:rFonts w:ascii="Times New Roman" w:hAnsi="Times New Roman" w:eastAsia="바탕"/>
-          <w:b/>
-          <w:sz w:val="24"/>
-        </w:rPr>
-        <w:t>ConfirmChange «enumeration»</w:t>
-      </w:r>
-    </w:p>
-    <w:p>
-      <w:pPr>
-        <w:spacing w:after="40"/>
-        <w:ind w:left="340" w:hanging="227"/>
-      </w:pPr>
-      <w:r>
-        <w:rPr>
-          <w:rFonts w:ascii="Times New Roman" w:hAnsi="Times New Roman" w:eastAsia="바탕"/>
-          <w:b w:val="0"/>
-          <w:sz w:val="22"/>
-        </w:rPr>
-        <w:t>• Tour.addApplicants가 돌려주는 확정 변화다. 아직 모집 중(NOT_CONFIRMED)이면 문자를 보내지 않고, 이번 신청으로 확정이나 마감이 되었으면(NEWLY_CONFIRMED) 신청자 모두에게, 이미 확정된 상품이었으면(ALREADY_CONFIRMED) 이번 신청자에게만 문자를 보낸다.</w:t>
-      </w:r>
+        <w:t>• Tour.addApplicants가 돌려주는 확정 변화다. 모집 중이면(NOT_CONFIRMED) 문자를 보내지 않고, 모집 중이던 상품이 이번 신청으로 확정·마감되면(NEWLY_CONFIRMED) 신청자 모두에게, 이미 확정된 상품이면(ALREADY_CONFIRMED) 이번 신청자에게만 보낸다.</w:t>
+      </w:r>
+    </w:p>
+    <w:p>
+      <w:pPr>
+        <w:sectPr>
+          <w:pgSz w:w="11906" w:h="16838"/>
+          <w:pgMar w:top="1440" w:right="1797" w:bottom="1440" w:left="1797" w:header="720" w:footer="720" w:gutter="0"/>
+          <w:cols w:space="566" w:num="1"/>
+          <w:docGrid w:linePitch="360"/>
+        </w:sectPr>
+      </w:pPr>
     </w:p>
     <w:p>
       <w:pPr>
         <w:keepNext/>
-        <w:pageBreakBefore/>
-        <w:spacing w:before="0" w:after="120"/>
+        <w:pageBreakBefore w:val="0"/>
+        <w:spacing w:before="240" w:after="120"/>
       </w:pPr>
       <w:r>
         <w:rPr>
@@ -4311,7 +4805,7 @@
       <w:r>
         <w:drawing>
           <wp:inline xmlns:a="http://schemas.openxmlformats.org/drawingml/2006/main" xmlns:pic="http://schemas.openxmlformats.org/drawingml/2006/picture">
-            <wp:extent cx="6853528" cy="5364000"/>
+            <wp:extent cx="6082392" cy="5363999"/>
             <wp:docPr id="6" name="Picture 6"/>
             <wp:cNvGraphicFramePr>
               <a:graphicFrameLocks noChangeAspect="1"/>
@@ -4332,7 +4826,7 @@
                   <pic:spPr>
                     <a:xfrm>
                       <a:off x="0" y="0"/>
-                      <a:ext cx="6853528" cy="5364000"/>
+                      <a:ext cx="6082392" cy="5363999"/>
                     </a:xfrm>
                     <a:prstGeom prst="rect"/>
                   </pic:spPr>
@@ -4345,6 +4839,16 @@
     </w:p>
     <w:p>
       <w:pPr>
+        <w:sectPr>
+          <w:pgSz w:w="16838" w:h="11906" w:orient="landscape"/>
+          <w:pgMar w:top="1134" w:right="1134" w:bottom="1134" w:left="1134" w:header="720" w:footer="720" w:gutter="0"/>
+          <w:cols w:space="566" w:num="1"/>
+          <w:docGrid w:linePitch="360"/>
+        </w:sectPr>
+      </w:pPr>
+    </w:p>
+    <w:p>
+      <w:pPr>
         <w:spacing w:after="80"/>
       </w:pPr>
       <w:r>
@@ -4353,11 +4857,12 @@
           <w:b w:val="0"/>
           <w:sz w:val="22"/>
         </w:rPr>
-        <w:t>다른 모듈에서 가져와 그린 클래스: TourService (tour), MemberService (member), Tour (tour), SmsSender (notification), SensSmsSender (notification), TourPrice (tour), TourOption (tour), TourLevel (tour), Member (member). 이 가운데 notification 클래스는 따로 그림이 없어 이 그림에 함께 그리고 아래에 설명한다.</w:t>
-      </w:r>
-    </w:p>
-    <w:p>
-      <w:pPr>
+        <w:t>다른 모듈에서 가져와 그린 클래스: TourService (tour), MemberService (member), SmsSender (notification), SensSmsSender (notification), TourPrice (tour), Tour (tour), TourOption (tour), TourLevel (tour), Member (member). 이 가운데 notification 클래스는 따로 그림이 없어 이 그림에 함께 그리고 아래에 설명한다.</w:t>
+      </w:r>
+    </w:p>
+    <w:p>
+      <w:pPr>
+        <w:keepNext/>
         <w:spacing w:after="0"/>
       </w:pPr>
       <w:r>
@@ -4385,6 +4890,7 @@
     </w:p>
     <w:p>
       <w:pPr>
+        <w:keepNext/>
         <w:spacing w:after="0"/>
       </w:pPr>
       <w:r>
@@ -4426,6 +4932,7 @@
     </w:p>
     <w:p>
       <w:pPr>
+        <w:keepNext/>
         <w:spacing w:after="0"/>
       </w:pPr>
       <w:r>
@@ -4481,6 +4988,7 @@
     </w:p>
     <w:p>
       <w:pPr>
+        <w:keepNext/>
         <w:spacing w:after="0"/>
       </w:pPr>
       <w:r>
@@ -4564,6 +5072,7 @@
     </w:p>
     <w:p>
       <w:pPr>
+        <w:keepNext/>
         <w:spacing w:after="0"/>
       </w:pPr>
       <w:r>
@@ -4572,7 +5081,7 @@
           <w:b/>
           <w:sz w:val="24"/>
         </w:rPr>
-        <w:t>PriceCalculator</w:t>
+        <w:t>SmsSender «interface»</w:t>
       </w:r>
     </w:p>
     <w:p>
@@ -4586,7 +5095,7 @@
           <w:b w:val="0"/>
           <w:sz w:val="22"/>
         </w:rPr>
-        <w:t>• 할인 전 총 가격을 계산한다. 1인 가격은 투어 등급 가격에, 고른 옵션마다 Tour.optionPriceDiff(1인 요금 차이)를 더한 값이다(가정). 총 가격은 1인 가격에 인원을 곱한 값이다.</w:t>
+        <w:t>• notification 모듈이 공개하는 문자 발송 인터페이스다. 테스트와 시연 연습 때는 가짜 발송기로 바꿔 끼운다.</w:t>
       </w:r>
     </w:p>
     <w:p>
@@ -4600,7 +5109,21 @@
           <w:b w:val="0"/>
           <w:sz w:val="22"/>
         </w:rPr>
-        <w:t>• 프리미엄의 샴페인은 기본 제공이라 차이가 0이다.</w:t>
+        <w:t>• 메소드: sendSms(phoneNumbers, message)</w:t>
+      </w:r>
+    </w:p>
+    <w:p>
+      <w:pPr>
+        <w:keepNext/>
+        <w:spacing w:after="0"/>
+      </w:pPr>
+      <w:r>
+        <w:rPr>
+          <w:rFonts w:ascii="Times New Roman" w:hAnsi="Times New Roman" w:eastAsia="바탕"/>
+          <w:b/>
+          <w:sz w:val="24"/>
+        </w:rPr>
+        <w:t>SensSmsSender</w:t>
       </w:r>
     </w:p>
     <w:p>
@@ -4614,11 +5137,40 @@
           <w:b w:val="0"/>
           <w:sz w:val="22"/>
         </w:rPr>
-        <w:t>• 메소드: calculate(tour, level, headcount, options)</w:t>
-      </w:r>
-    </w:p>
-    <w:p>
-      <w:pPr>
+        <w:t>• NCP SENS로 문자를 보내는 구현이다. 실패하면 한 번 더 보내고, 그래도 실패하면 서버 로그에 남긴다.</w:t>
+      </w:r>
+    </w:p>
+    <w:p>
+      <w:pPr>
+        <w:spacing w:after="40"/>
+        <w:ind w:left="340" w:hanging="227"/>
+      </w:pPr>
+      <w:r>
+        <w:rPr>
+          <w:rFonts w:ascii="Times New Roman" w:hAnsi="Times New Roman" w:eastAsia="바탕"/>
+          <w:b w:val="0"/>
+          <w:sz w:val="22"/>
+        </w:rPr>
+        <w:t>• 교류도의 send(phoneNumbers, content)는 SENS 문자 발송 API(POST /sms/v2/services/{serviceId}/messages) 호출을 줄여 적은 것이다.</w:t>
+      </w:r>
+    </w:p>
+    <w:p>
+      <w:pPr>
+        <w:spacing w:after="40"/>
+        <w:ind w:left="340" w:hanging="227"/>
+      </w:pPr>
+      <w:r>
+        <w:rPr>
+          <w:rFonts w:ascii="Times New Roman" w:hAnsi="Times New Roman" w:eastAsia="바탕"/>
+          <w:b w:val="0"/>
+          <w:sz w:val="22"/>
+        </w:rPr>
+        <w:t>• 메소드: sendSms(phoneNumbers, message)</w:t>
+      </w:r>
+    </w:p>
+    <w:p>
+      <w:pPr>
+        <w:keepNext/>
         <w:spacing w:after="0"/>
       </w:pPr>
       <w:r>
@@ -4688,6 +5240,7 @@
     </w:p>
     <w:p>
       <w:pPr>
+        <w:keepNext/>
         <w:spacing w:after="0"/>
       </w:pPr>
       <w:r>
@@ -4696,7 +5249,7 @@
           <w:b/>
           <w:sz w:val="24"/>
         </w:rPr>
-        <w:t>SmsSender «interface»</w:t>
+        <w:t>PriceCalculator</w:t>
       </w:r>
     </w:p>
     <w:p>
@@ -4710,7 +5263,7 @@
           <w:b w:val="0"/>
           <w:sz w:val="22"/>
         </w:rPr>
-        <w:t>• notification 모듈이 공개하는 문자 발송 인터페이스다. 테스트와 시연 연습 때는 가짜 발송기로 바꿔 끼운다.</w:t>
+        <w:t>• 할인 전 총 가격을 계산한다. 1인 가격은 투어 등급 가격에, 고른 옵션마다 Tour.optionPriceDiff(1인 요금 차이)를 더한 값이다(가정). 총 가격은 1인 가격에 인원을 곱한 값이다.</w:t>
       </w:r>
     </w:p>
     <w:p>
@@ -4724,11 +5277,26 @@
           <w:b w:val="0"/>
           <w:sz w:val="22"/>
         </w:rPr>
-        <w:t>• 메소드: sendSms(phoneNumbers, message)</w:t>
-      </w:r>
-    </w:p>
-    <w:p>
-      <w:pPr>
+        <w:t>• 프리미엄의 샴페인은 기본 제공이라 차이가 0이다.</w:t>
+      </w:r>
+    </w:p>
+    <w:p>
+      <w:pPr>
+        <w:spacing w:after="40"/>
+        <w:ind w:left="340" w:hanging="227"/>
+      </w:pPr>
+      <w:r>
+        <w:rPr>
+          <w:rFonts w:ascii="Times New Roman" w:hAnsi="Times New Roman" w:eastAsia="바탕"/>
+          <w:b w:val="0"/>
+          <w:sz w:val="22"/>
+        </w:rPr>
+        <w:t>• 메소드: calculate(tour, level, headcount, options)</w:t>
+      </w:r>
+    </w:p>
+    <w:p>
+      <w:pPr>
+        <w:keepNext/>
         <w:spacing w:after="0"/>
       </w:pPr>
       <w:r>
@@ -4737,7 +5305,7 @@
           <w:b/>
           <w:sz w:val="24"/>
         </w:rPr>
-        <w:t>SensSmsSender</w:t>
+        <w:t>Booking</w:t>
       </w:r>
     </w:p>
     <w:p>
@@ -4751,79 +5319,14 @@
           <w:b w:val="0"/>
           <w:sz w:val="22"/>
         </w:rPr>
-        <w:t>• NCP SENS로 문자를 보내는 구현이다. 실패하면 한 번 더 보내고, 그래도 실패하면 서버 로그에 남긴다.</w:t>
-      </w:r>
-    </w:p>
-    <w:p>
-      <w:pPr>
-        <w:spacing w:after="40"/>
-        <w:ind w:left="340" w:hanging="227"/>
-      </w:pPr>
-      <w:r>
-        <w:rPr>
-          <w:rFonts w:ascii="Times New Roman" w:hAnsi="Times New Roman" w:eastAsia="바탕"/>
-          <w:b w:val="0"/>
-          <w:sz w:val="22"/>
-        </w:rPr>
-        <w:t>• 교류도의 send(phoneNumbers, content)는 SENS 문자 발송 API(POST /sms/v2/services/{serviceId}/messages) 호출을 줄여 적은 것이다.</w:t>
-      </w:r>
-    </w:p>
-    <w:p>
-      <w:pPr>
-        <w:spacing w:after="40"/>
-        <w:ind w:left="340" w:hanging="227"/>
-      </w:pPr>
-      <w:r>
-        <w:rPr>
-          <w:rFonts w:ascii="Times New Roman" w:hAnsi="Times New Roman" w:eastAsia="바탕"/>
-          <w:b w:val="0"/>
-          <w:sz w:val="22"/>
-        </w:rPr>
-        <w:t>• 메소드: sendSms(phoneNumbers, message)</w:t>
-      </w:r>
-    </w:p>
-    <w:p>
-      <w:pPr>
-        <w:spacing w:after="0"/>
-      </w:pPr>
-      <w:r>
-        <w:rPr>
-          <w:rFonts w:ascii="Times New Roman" w:hAnsi="Times New Roman" w:eastAsia="바탕"/>
-          <w:b/>
-          <w:sz w:val="24"/>
-        </w:rPr>
-        <w:t>Booking</w:t>
-      </w:r>
-    </w:p>
-    <w:p>
-      <w:pPr>
-        <w:spacing w:after="40"/>
-        <w:ind w:left="340" w:hanging="227"/>
-      </w:pPr>
-      <w:r>
-        <w:rPr>
-          <w:rFonts w:ascii="Times New Roman" w:hAnsi="Times New Roman" w:eastAsia="바탕"/>
-          <w:b w:val="0"/>
-          <w:sz w:val="22"/>
-        </w:rPr>
         <w:t>• 신청 엔티티다. 회원, 여행 상품, 투어 등급, 인원, 고른 옵션, 할인 전 총 가격, 할인 금액, 신청 시각을 담는다.</w:t>
       </w:r>
     </w:p>
     <w:p>
       <w:pPr>
-        <w:sectPr>
-          <w:pgSz w:w="16838" w:h="11906" w:orient="landscape"/>
-          <w:pgMar w:top="1134" w:right="1134" w:bottom="1134" w:left="1134" w:header="720" w:footer="720" w:gutter="0"/>
-          <w:cols w:space="720"/>
-          <w:docGrid w:linePitch="360"/>
-        </w:sectPr>
-      </w:pPr>
-    </w:p>
-    <w:p>
-      <w:pPr>
         <w:keepNext/>
-        <w:pageBreakBefore w:val="0"/>
-        <w:spacing w:before="240" w:after="120"/>
+        <w:pageBreakBefore/>
+        <w:spacing w:before="0" w:after="120"/>
       </w:pPr>
       <w:r>
         <w:rPr>
@@ -4888,6 +5391,7 @@
     </w:p>
     <w:p>
       <w:pPr>
+        <w:keepNext/>
         <w:spacing w:after="0"/>
       </w:pPr>
       <w:r>
@@ -4929,6 +5433,7 @@
     </w:p>
     <w:p>
       <w:pPr>
+        <w:keepNext/>
         <w:spacing w:after="0"/>
       </w:pPr>
       <w:r>
@@ -4970,6 +5475,7 @@
     </w:p>
     <w:p>
       <w:pPr>
+        <w:keepNext/>
         <w:spacing w:after="0"/>
       </w:pPr>
       <w:r>
@@ -5011,6 +5517,7 @@
     </w:p>
     <w:p>
       <w:pPr>
+        <w:keepNext/>
         <w:spacing w:after="0"/>
       </w:pPr>
       <w:r>
@@ -5052,6 +5559,7 @@
     </w:p>
     <w:p>
       <w:pPr>
+        <w:keepNext/>
         <w:spacing w:after="0"/>
       </w:pPr>
       <w:r>
@@ -5146,6 +5654,7 @@
     </w:p>
     <w:p>
       <w:pPr>
+        <w:keepNext/>
         <w:spacing w:after="0"/>
       </w:pPr>
       <w:r>
@@ -5187,6 +5696,7 @@
     </w:p>
     <w:p>
       <w:pPr>
+        <w:keepNext/>
         <w:spacing w:after="0"/>
       </w:pPr>
       <w:r>
@@ -5228,6 +5738,7 @@
     </w:p>
     <w:p>
       <w:pPr>
+        <w:keepNext/>
         <w:spacing w:after="0"/>
       </w:pPr>
       <w:r>
@@ -5269,6 +5780,7 @@
     </w:p>
     <w:p>
       <w:pPr>
+        <w:keepNext/>
         <w:spacing w:after="0"/>
       </w:pPr>
       <w:r>
@@ -5338,6 +5850,9 @@
         <w:gridCol w:w="1168"/>
       </w:tblGrid>
       <w:tr>
+        <w:trPr>
+          <w:tblHeader w:val="true"/>
+        </w:trPr>
         <w:tc>
           <w:tcPr>
             <w:tcW w:type="dxa" w:w="2721"/>
@@ -5462,7 +5977,23 @@
                 <w:b w:val="0"/>
                 <w:sz w:val="18"/>
               </w:rPr>
-              <w:t>MWT-UC1</w:t>
+              <w:t>MWT</w:t>
+            </w:r>
+            <w:r>
+              <w:rPr>
+                <w:rFonts w:ascii="Times New Roman" w:hAnsi="Times New Roman" w:eastAsia="바탕"/>
+                <w:b w:val="0"/>
+                <w:sz w:val="18"/>
+              </w:rPr>
+              <w:noBreakHyphen/>
+            </w:r>
+            <w:r>
+              <w:rPr>
+                <w:rFonts w:ascii="Times New Roman" w:hAnsi="Times New Roman" w:eastAsia="바탕"/>
+                <w:b w:val="0"/>
+                <w:sz w:val="18"/>
+              </w:rPr>
+              <w:t>UC1</w:t>
             </w:r>
           </w:p>
         </w:tc>
@@ -5536,7 +6067,23 @@
                 <w:b w:val="0"/>
                 <w:sz w:val="18"/>
               </w:rPr>
-              <w:t>MWT-UC2</w:t>
+              <w:t>MWT</w:t>
+            </w:r>
+            <w:r>
+              <w:rPr>
+                <w:rFonts w:ascii="Times New Roman" w:hAnsi="Times New Roman" w:eastAsia="바탕"/>
+                <w:b w:val="0"/>
+                <w:sz w:val="18"/>
+              </w:rPr>
+              <w:noBreakHyphen/>
+            </w:r>
+            <w:r>
+              <w:rPr>
+                <w:rFonts w:ascii="Times New Roman" w:hAnsi="Times New Roman" w:eastAsia="바탕"/>
+                <w:b w:val="0"/>
+                <w:sz w:val="18"/>
+              </w:rPr>
+              <w:t>UC2</w:t>
             </w:r>
           </w:p>
         </w:tc>
@@ -5648,7 +6195,7 @@
                 <w:b w:val="0"/>
                 <w:sz w:val="18"/>
               </w:rPr>
-              <w:t>GET /api/tours?theme=</w:t>
+              <w:t>POST /api/members/logout</w:t>
             </w:r>
           </w:p>
         </w:tc>
@@ -5666,7 +6213,7 @@
                 <w:b w:val="0"/>
                 <w:sz w:val="18"/>
               </w:rPr>
-              <w:t>TourController.getTours</w:t>
+              <w:t>MemberController.logOut</w:t>
             </w:r>
           </w:p>
         </w:tc>
@@ -5684,7 +6231,23 @@
                 <w:b w:val="0"/>
                 <w:sz w:val="18"/>
               </w:rPr>
-              <w:t>MWT-UC4</w:t>
+              <w:t>MWT</w:t>
+            </w:r>
+            <w:r>
+              <w:rPr>
+                <w:rFonts w:ascii="Times New Roman" w:hAnsi="Times New Roman" w:eastAsia="바탕"/>
+                <w:b w:val="0"/>
+                <w:sz w:val="18"/>
+              </w:rPr>
+              <w:noBreakHyphen/>
+            </w:r>
+            <w:r>
+              <w:rPr>
+                <w:rFonts w:ascii="Times New Roman" w:hAnsi="Times New Roman" w:eastAsia="바탕"/>
+                <w:b w:val="0"/>
+                <w:sz w:val="18"/>
+              </w:rPr>
+              <w:t>UC11</w:t>
             </w:r>
           </w:p>
         </w:tc>
@@ -5702,7 +6265,7 @@
                 <w:b w:val="0"/>
                 <w:sz w:val="18"/>
               </w:rPr>
-              <w:t>고객</w:t>
+              <w:t>누구나</w:t>
             </w:r>
           </w:p>
         </w:tc>
@@ -5722,7 +6285,7 @@
                 <w:b w:val="0"/>
                 <w:sz w:val="18"/>
               </w:rPr>
-              <w:t>GET /api/tours/{tourId}/levels</w:t>
+              <w:t>GET /api/tours?theme=</w:t>
             </w:r>
           </w:p>
         </w:tc>
@@ -5740,7 +6303,7 @@
                 <w:b w:val="0"/>
                 <w:sz w:val="18"/>
               </w:rPr>
-              <w:t>TourController.getLevels</w:t>
+              <w:t>TourController.getTours</w:t>
             </w:r>
           </w:p>
         </w:tc>
@@ -5758,7 +6321,23 @@
                 <w:b w:val="0"/>
                 <w:sz w:val="18"/>
               </w:rPr>
-              <w:t>MWT-UC4</w:t>
+              <w:t>MWT</w:t>
+            </w:r>
+            <w:r>
+              <w:rPr>
+                <w:rFonts w:ascii="Times New Roman" w:hAnsi="Times New Roman" w:eastAsia="바탕"/>
+                <w:b w:val="0"/>
+                <w:sz w:val="18"/>
+              </w:rPr>
+              <w:noBreakHyphen/>
+            </w:r>
+            <w:r>
+              <w:rPr>
+                <w:rFonts w:ascii="Times New Roman" w:hAnsi="Times New Roman" w:eastAsia="바탕"/>
+                <w:b w:val="0"/>
+                <w:sz w:val="18"/>
+              </w:rPr>
+              <w:t>UC4</w:t>
             </w:r>
           </w:p>
         </w:tc>
@@ -5796,7 +6375,7 @@
                 <w:b w:val="0"/>
                 <w:sz w:val="18"/>
               </w:rPr>
-              <w:t>GET /api/tours/{tourId}/options?level=</w:t>
+              <w:t>GET /api/tours/{tourId}/levels</w:t>
             </w:r>
           </w:p>
         </w:tc>
@@ -5814,7 +6393,7 @@
                 <w:b w:val="0"/>
                 <w:sz w:val="18"/>
               </w:rPr>
-              <w:t>TourController.getOptions</w:t>
+              <w:t>TourController.getLevels</w:t>
             </w:r>
           </w:p>
         </w:tc>
@@ -5832,7 +6411,23 @@
                 <w:b w:val="0"/>
                 <w:sz w:val="18"/>
               </w:rPr>
-              <w:t>MWT-UC6</w:t>
+              <w:t>MWT</w:t>
+            </w:r>
+            <w:r>
+              <w:rPr>
+                <w:rFonts w:ascii="Times New Roman" w:hAnsi="Times New Roman" w:eastAsia="바탕"/>
+                <w:b w:val="0"/>
+                <w:sz w:val="18"/>
+              </w:rPr>
+              <w:noBreakHyphen/>
+            </w:r>
+            <w:r>
+              <w:rPr>
+                <w:rFonts w:ascii="Times New Roman" w:hAnsi="Times New Roman" w:eastAsia="바탕"/>
+                <w:b w:val="0"/>
+                <w:sz w:val="18"/>
+              </w:rPr>
+              <w:t>UC4</w:t>
             </w:r>
           </w:p>
         </w:tc>
@@ -5870,7 +6465,7 @@
                 <w:b w:val="0"/>
                 <w:sz w:val="18"/>
               </w:rPr>
-              <w:t>GET /api/bookings/previous</w:t>
+              <w:t>GET /api/tours/{tourId}/options?level=</w:t>
             </w:r>
           </w:p>
         </w:tc>
@@ -5888,7 +6483,7 @@
                 <w:b w:val="0"/>
                 <w:sz w:val="18"/>
               </w:rPr>
-              <w:t>BookingController.getPreviousTours</w:t>
+              <w:t>TourController.getOptions</w:t>
             </w:r>
           </w:p>
         </w:tc>
@@ -5906,7 +6501,23 @@
                 <w:b w:val="0"/>
                 <w:sz w:val="18"/>
               </w:rPr>
-              <w:t>MWT-UC3</w:t>
+              <w:t>MWT</w:t>
+            </w:r>
+            <w:r>
+              <w:rPr>
+                <w:rFonts w:ascii="Times New Roman" w:hAnsi="Times New Roman" w:eastAsia="바탕"/>
+                <w:b w:val="0"/>
+                <w:sz w:val="18"/>
+              </w:rPr>
+              <w:noBreakHyphen/>
+            </w:r>
+            <w:r>
+              <w:rPr>
+                <w:rFonts w:ascii="Times New Roman" w:hAnsi="Times New Roman" w:eastAsia="바탕"/>
+                <w:b w:val="0"/>
+                <w:sz w:val="18"/>
+              </w:rPr>
+              <w:t>UC6</w:t>
             </w:r>
           </w:p>
         </w:tc>
@@ -5944,7 +6555,7 @@
                 <w:b w:val="0"/>
                 <w:sz w:val="18"/>
               </w:rPr>
-              <w:t>POST /api/bookings/quote</w:t>
+              <w:t>GET /api/bookings/previous</w:t>
             </w:r>
           </w:p>
         </w:tc>
@@ -5962,7 +6573,7 @@
                 <w:b w:val="0"/>
                 <w:sz w:val="18"/>
               </w:rPr>
-              <w:t>BookingController.quote</w:t>
+              <w:t>BookingController.getPreviousTours</w:t>
             </w:r>
           </w:p>
         </w:tc>
@@ -5980,7 +6591,23 @@
                 <w:b w:val="0"/>
                 <w:sz w:val="18"/>
               </w:rPr>
-              <w:t>MWT-UC4, MWT-UC5, MWT-UC6, MWT-UC8</w:t>
+              <w:t>MWT</w:t>
+            </w:r>
+            <w:r>
+              <w:rPr>
+                <w:rFonts w:ascii="Times New Roman" w:hAnsi="Times New Roman" w:eastAsia="바탕"/>
+                <w:b w:val="0"/>
+                <w:sz w:val="18"/>
+              </w:rPr>
+              <w:noBreakHyphen/>
+            </w:r>
+            <w:r>
+              <w:rPr>
+                <w:rFonts w:ascii="Times New Roman" w:hAnsi="Times New Roman" w:eastAsia="바탕"/>
+                <w:b w:val="0"/>
+                <w:sz w:val="18"/>
+              </w:rPr>
+              <w:t>UC3</w:t>
             </w:r>
           </w:p>
         </w:tc>
@@ -6018,7 +6645,7 @@
                 <w:b w:val="0"/>
                 <w:sz w:val="18"/>
               </w:rPr>
-              <w:t>POST /api/bookings</w:t>
+              <w:t>POST /api/bookings/quote</w:t>
             </w:r>
           </w:p>
         </w:tc>
@@ -6036,7 +6663,7 @@
                 <w:b w:val="0"/>
                 <w:sz w:val="18"/>
               </w:rPr>
-              <w:t>BookingController.applyTour</w:t>
+              <w:t>BookingController.quote</w:t>
             </w:r>
           </w:p>
         </w:tc>
@@ -6054,7 +6681,95 @@
                 <w:b w:val="0"/>
                 <w:sz w:val="18"/>
               </w:rPr>
-              <w:t>MWT-UC4 (이어서 MWT-UC7)</w:t>
+              <w:t>MWT</w:t>
+            </w:r>
+            <w:r>
+              <w:rPr>
+                <w:rFonts w:ascii="Times New Roman" w:hAnsi="Times New Roman" w:eastAsia="바탕"/>
+                <w:b w:val="0"/>
+                <w:sz w:val="18"/>
+              </w:rPr>
+              <w:noBreakHyphen/>
+            </w:r>
+            <w:r>
+              <w:rPr>
+                <w:rFonts w:ascii="Times New Roman" w:hAnsi="Times New Roman" w:eastAsia="바탕"/>
+                <w:b w:val="0"/>
+                <w:sz w:val="18"/>
+              </w:rPr>
+              <w:t xml:space="preserve">UC4, </w:t>
+            </w:r>
+            <w:r>
+              <w:rPr>
+                <w:rFonts w:ascii="Times New Roman" w:hAnsi="Times New Roman" w:eastAsia="바탕"/>
+                <w:b w:val="0"/>
+                <w:sz w:val="18"/>
+              </w:rPr>
+              <w:t>MWT</w:t>
+            </w:r>
+            <w:r>
+              <w:rPr>
+                <w:rFonts w:ascii="Times New Roman" w:hAnsi="Times New Roman" w:eastAsia="바탕"/>
+                <w:b w:val="0"/>
+                <w:sz w:val="18"/>
+              </w:rPr>
+              <w:noBreakHyphen/>
+            </w:r>
+            <w:r>
+              <w:rPr>
+                <w:rFonts w:ascii="Times New Roman" w:hAnsi="Times New Roman" w:eastAsia="바탕"/>
+                <w:b w:val="0"/>
+                <w:sz w:val="18"/>
+              </w:rPr>
+              <w:t xml:space="preserve">UC5, </w:t>
+            </w:r>
+            <w:r>
+              <w:rPr>
+                <w:rFonts w:ascii="Times New Roman" w:hAnsi="Times New Roman" w:eastAsia="바탕"/>
+                <w:b w:val="0"/>
+                <w:sz w:val="18"/>
+              </w:rPr>
+              <w:t>MWT</w:t>
+            </w:r>
+            <w:r>
+              <w:rPr>
+                <w:rFonts w:ascii="Times New Roman" w:hAnsi="Times New Roman" w:eastAsia="바탕"/>
+                <w:b w:val="0"/>
+                <w:sz w:val="18"/>
+              </w:rPr>
+              <w:noBreakHyphen/>
+            </w:r>
+            <w:r>
+              <w:rPr>
+                <w:rFonts w:ascii="Times New Roman" w:hAnsi="Times New Roman" w:eastAsia="바탕"/>
+                <w:b w:val="0"/>
+                <w:sz w:val="18"/>
+              </w:rPr>
+              <w:t xml:space="preserve">UC6, </w:t>
+            </w:r>
+            <w:r>
+              <w:rPr>
+                <w:rFonts w:ascii="Times New Roman" w:hAnsi="Times New Roman" w:eastAsia="바탕"/>
+                <w:b w:val="0"/>
+                <w:sz w:val="18"/>
+              </w:rPr>
+              <w:t>MWT</w:t>
+            </w:r>
+            <w:r>
+              <w:rPr>
+                <w:rFonts w:ascii="Times New Roman" w:hAnsi="Times New Roman" w:eastAsia="바탕"/>
+                <w:b w:val="0"/>
+                <w:sz w:val="18"/>
+              </w:rPr>
+              <w:noBreakHyphen/>
+            </w:r>
+            <w:r>
+              <w:rPr>
+                <w:rFonts w:ascii="Times New Roman" w:hAnsi="Times New Roman" w:eastAsia="바탕"/>
+                <w:b w:val="0"/>
+                <w:sz w:val="18"/>
+              </w:rPr>
+              <w:t>UC8</w:t>
             </w:r>
           </w:p>
         </w:tc>
@@ -6092,7 +6807,7 @@
                 <w:b w:val="0"/>
                 <w:sz w:val="18"/>
               </w:rPr>
-              <w:t>POST /api/voice/parse</w:t>
+              <w:t>POST /api/bookings</w:t>
             </w:r>
           </w:p>
         </w:tc>
@@ -6110,7 +6825,7 @@
                 <w:b w:val="0"/>
                 <w:sz w:val="18"/>
               </w:rPr>
-              <w:t>VoiceController.parse</w:t>
+              <w:t>BookingController.applyTour</w:t>
             </w:r>
           </w:p>
         </w:tc>
@@ -6128,7 +6843,47 @@
                 <w:b w:val="0"/>
                 <w:sz w:val="18"/>
               </w:rPr>
-              <w:t>MWT-UC5</w:t>
+              <w:t>MWT</w:t>
+            </w:r>
+            <w:r>
+              <w:rPr>
+                <w:rFonts w:ascii="Times New Roman" w:hAnsi="Times New Roman" w:eastAsia="바탕"/>
+                <w:b w:val="0"/>
+                <w:sz w:val="18"/>
+              </w:rPr>
+              <w:noBreakHyphen/>
+            </w:r>
+            <w:r>
+              <w:rPr>
+                <w:rFonts w:ascii="Times New Roman" w:hAnsi="Times New Roman" w:eastAsia="바탕"/>
+                <w:b w:val="0"/>
+                <w:sz w:val="18"/>
+              </w:rPr>
+              <w:t xml:space="preserve">UC4 (이어서 </w:t>
+            </w:r>
+            <w:r>
+              <w:rPr>
+                <w:rFonts w:ascii="Times New Roman" w:hAnsi="Times New Roman" w:eastAsia="바탕"/>
+                <w:b w:val="0"/>
+                <w:sz w:val="18"/>
+              </w:rPr>
+              <w:t>MWT</w:t>
+            </w:r>
+            <w:r>
+              <w:rPr>
+                <w:rFonts w:ascii="Times New Roman" w:hAnsi="Times New Roman" w:eastAsia="바탕"/>
+                <w:b w:val="0"/>
+                <w:sz w:val="18"/>
+              </w:rPr>
+              <w:noBreakHyphen/>
+            </w:r>
+            <w:r>
+              <w:rPr>
+                <w:rFonts w:ascii="Times New Roman" w:hAnsi="Times New Roman" w:eastAsia="바탕"/>
+                <w:b w:val="0"/>
+                <w:sz w:val="18"/>
+              </w:rPr>
+              <w:t>UC7)</w:t>
             </w:r>
           </w:p>
         </w:tc>
@@ -6166,7 +6921,7 @@
                 <w:b w:val="0"/>
                 <w:sz w:val="18"/>
               </w:rPr>
-              <w:t>POST /api/staff/tours</w:t>
+              <w:t>POST /api/voice/parse</w:t>
             </w:r>
           </w:p>
         </w:tc>
@@ -6184,7 +6939,7 @@
                 <w:b w:val="0"/>
                 <w:sz w:val="18"/>
               </w:rPr>
-              <w:t>StaffTourController.registerTour</w:t>
+              <w:t>VoiceController.parse</w:t>
             </w:r>
           </w:p>
         </w:tc>
@@ -6202,7 +6957,23 @@
                 <w:b w:val="0"/>
                 <w:sz w:val="18"/>
               </w:rPr>
-              <w:t>MWT-UC9</w:t>
+              <w:t>MWT</w:t>
+            </w:r>
+            <w:r>
+              <w:rPr>
+                <w:rFonts w:ascii="Times New Roman" w:hAnsi="Times New Roman" w:eastAsia="바탕"/>
+                <w:b w:val="0"/>
+                <w:sz w:val="18"/>
+              </w:rPr>
+              <w:noBreakHyphen/>
+            </w:r>
+            <w:r>
+              <w:rPr>
+                <w:rFonts w:ascii="Times New Roman" w:hAnsi="Times New Roman" w:eastAsia="바탕"/>
+                <w:b w:val="0"/>
+                <w:sz w:val="18"/>
+              </w:rPr>
+              <w:t>UC5</w:t>
             </w:r>
           </w:p>
         </w:tc>
@@ -6220,7 +6991,7 @@
                 <w:b w:val="0"/>
                 <w:sz w:val="18"/>
               </w:rPr>
-              <w:t>직원</w:t>
+              <w:t>고객</w:t>
             </w:r>
           </w:p>
         </w:tc>
@@ -6240,7 +7011,7 @@
                 <w:b w:val="0"/>
                 <w:sz w:val="18"/>
               </w:rPr>
-              <w:t>GET /api/staff/items</w:t>
+              <w:t>POST /api/staff/tours</w:t>
             </w:r>
           </w:p>
         </w:tc>
@@ -6258,7 +7029,7 @@
                 <w:b w:val="0"/>
                 <w:sz w:val="18"/>
               </w:rPr>
-              <w:t>WarehouseController.getItems</w:t>
+              <w:t>StaffTourController.registerTour</w:t>
             </w:r>
           </w:p>
         </w:tc>
@@ -6276,7 +7047,23 @@
                 <w:b w:val="0"/>
                 <w:sz w:val="18"/>
               </w:rPr>
-              <w:t>MWT-UC10</w:t>
+              <w:t>MWT</w:t>
+            </w:r>
+            <w:r>
+              <w:rPr>
+                <w:rFonts w:ascii="Times New Roman" w:hAnsi="Times New Roman" w:eastAsia="바탕"/>
+                <w:b w:val="0"/>
+                <w:sz w:val="18"/>
+              </w:rPr>
+              <w:noBreakHyphen/>
+            </w:r>
+            <w:r>
+              <w:rPr>
+                <w:rFonts w:ascii="Times New Roman" w:hAnsi="Times New Roman" w:eastAsia="바탕"/>
+                <w:b w:val="0"/>
+                <w:sz w:val="18"/>
+              </w:rPr>
+              <w:t>UC9</w:t>
             </w:r>
           </w:p>
         </w:tc>
@@ -6314,7 +7101,7 @@
                 <w:b w:val="0"/>
                 <w:sz w:val="18"/>
               </w:rPr>
-              <w:t>POST /api/staff/items</w:t>
+              <w:t>GET /api/staff/items</w:t>
             </w:r>
           </w:p>
         </w:tc>
@@ -6332,7 +7119,7 @@
                 <w:b w:val="0"/>
                 <w:sz w:val="18"/>
               </w:rPr>
-              <w:t>WarehouseController.addItem</w:t>
+              <w:t>WarehouseController.getItems</w:t>
             </w:r>
           </w:p>
         </w:tc>
@@ -6350,7 +7137,23 @@
                 <w:b w:val="0"/>
                 <w:sz w:val="18"/>
               </w:rPr>
-              <w:t>MWT-UC10</w:t>
+              <w:t>MWT</w:t>
+            </w:r>
+            <w:r>
+              <w:rPr>
+                <w:rFonts w:ascii="Times New Roman" w:hAnsi="Times New Roman" w:eastAsia="바탕"/>
+                <w:b w:val="0"/>
+                <w:sz w:val="18"/>
+              </w:rPr>
+              <w:noBreakHyphen/>
+            </w:r>
+            <w:r>
+              <w:rPr>
+                <w:rFonts w:ascii="Times New Roman" w:hAnsi="Times New Roman" w:eastAsia="바탕"/>
+                <w:b w:val="0"/>
+                <w:sz w:val="18"/>
+              </w:rPr>
+              <w:t>UC10</w:t>
             </w:r>
           </w:p>
         </w:tc>
@@ -6373,6 +7176,96 @@
           </w:p>
         </w:tc>
       </w:tr>
+      <w:tr>
+        <w:tc>
+          <w:tcPr>
+            <w:tcW w:type="dxa" w:w="2721"/>
+          </w:tcPr>
+          <w:p>
+            <w:pPr>
+              <w:spacing w:after="0"/>
+            </w:pPr>
+            <w:r>
+              <w:rPr>
+                <w:rFonts w:ascii="Times New Roman" w:hAnsi="Times New Roman" w:eastAsia="바탕"/>
+                <w:b w:val="0"/>
+                <w:sz w:val="18"/>
+              </w:rPr>
+              <w:t>POST /api/staff/items</w:t>
+            </w:r>
+          </w:p>
+        </w:tc>
+        <w:tc>
+          <w:tcPr>
+            <w:tcW w:type="dxa" w:w="2494"/>
+          </w:tcPr>
+          <w:p>
+            <w:pPr>
+              <w:spacing w:after="0"/>
+            </w:pPr>
+            <w:r>
+              <w:rPr>
+                <w:rFonts w:ascii="Times New Roman" w:hAnsi="Times New Roman" w:eastAsia="바탕"/>
+                <w:b w:val="0"/>
+                <w:sz w:val="18"/>
+              </w:rPr>
+              <w:t>WarehouseController.addItem</w:t>
+            </w:r>
+          </w:p>
+        </w:tc>
+        <w:tc>
+          <w:tcPr>
+            <w:tcW w:type="dxa" w:w="1928"/>
+          </w:tcPr>
+          <w:p>
+            <w:pPr>
+              <w:spacing w:after="0"/>
+            </w:pPr>
+            <w:r>
+              <w:rPr>
+                <w:rFonts w:ascii="Times New Roman" w:hAnsi="Times New Roman" w:eastAsia="바탕"/>
+                <w:b w:val="0"/>
+                <w:sz w:val="18"/>
+              </w:rPr>
+              <w:t>MWT</w:t>
+            </w:r>
+            <w:r>
+              <w:rPr>
+                <w:rFonts w:ascii="Times New Roman" w:hAnsi="Times New Roman" w:eastAsia="바탕"/>
+                <w:b w:val="0"/>
+                <w:sz w:val="18"/>
+              </w:rPr>
+              <w:noBreakHyphen/>
+            </w:r>
+            <w:r>
+              <w:rPr>
+                <w:rFonts w:ascii="Times New Roman" w:hAnsi="Times New Roman" w:eastAsia="바탕"/>
+                <w:b w:val="0"/>
+                <w:sz w:val="18"/>
+              </w:rPr>
+              <w:t>UC10</w:t>
+            </w:r>
+          </w:p>
+        </w:tc>
+        <w:tc>
+          <w:tcPr>
+            <w:tcW w:type="dxa" w:w="1168"/>
+          </w:tcPr>
+          <w:p>
+            <w:pPr>
+              <w:spacing w:after="0"/>
+            </w:pPr>
+            <w:r>
+              <w:rPr>
+                <w:rFonts w:ascii="Times New Roman" w:hAnsi="Times New Roman" w:eastAsia="바탕"/>
+                <w:b w:val="0"/>
+                <w:sz w:val="18"/>
+              </w:rPr>
+              <w:t>직원</w:t>
+            </w:r>
+          </w:p>
+        </w:tc>
+      </w:tr>
     </w:tbl>
     <w:p>
       <w:pPr>
@@ -6475,7 +7368,7 @@
           <w:b w:val="0"/>
           <w:sz w:val="22"/>
         </w:rPr>
-        <w:t>• 로그인 상태는 JWT로 유지하고, 토큰은 쿠키로 주고받는다. 로그인하면 서버가 토큰을 accessToken 쿠키(HttpOnly, Secure, SameSite=Lax)로 내려 준다.</w:t>
+        <w:t>• 로그인 상태는 JWT로 유지하고, 토큰은 쿠키로 주고받는다. 로그인하면 서버가 토큰을 accessToken 쿠키(HttpOnly, Secure, SameSite=Lax, Max-Age=86400)로 내려 준다. Max-Age를 토큰과 같은 24시간으로 두어 브라우저를 닫아도 로그인이 이어진다.</w:t>
       </w:r>
     </w:p>
     <w:p>
@@ -6503,7 +7396,7 @@
           <w:b w:val="0"/>
           <w:sz w:val="22"/>
         </w:rPr>
-        <w:t>• 토큰은 액세스 토큰 하나만 쓰고 24시간 뒤 만료된다. 만료되면 다시 로그인한다. 리프레시 토큰과 로그아웃은 범위 밖이다.</w:t>
+        <w:t>• 토큰은 액세스 토큰 하나만 쓰고 24시간 뒤 만료된다. 만료되면 다시 로그인한다.</w:t>
       </w:r>
     </w:p>
     <w:p>
@@ -6517,7 +7410,7 @@
           <w:b w:val="0"/>
           <w:sz w:val="22"/>
         </w:rPr>
-        <w:t>• 토큰에는 회원 ID와 회원 구분(고객, 직원)을 담는다. JwtAuthenticationFilter가 요청마다 쿠키에서 토큰을 꺼내 확인하고 서버 API 표의 “쓸 수 있는 사람”대로 막는다.</w:t>
+        <w:t>• 로그아웃(MWT-UC11)하면 서버가 accessToken 쿠키를 값 없이 Max-Age=0으로 내려 브라우저에서 지운다. HttpOnly라 화면 스크립트로는 쿠키를 지울 수 없기 때문이다. 로그아웃 API는 토큰이 이미 만료된 사람도 부를 수 있다.</w:t>
       </w:r>
     </w:p>
     <w:p>
@@ -6531,7 +7424,7 @@
           <w:b w:val="0"/>
           <w:sz w:val="22"/>
         </w:rPr>
-        <w:t>• 화면은 토큰을 읽을 수 없으므로, 로그인 응답 본문으로 회원 구분과 이름을 받아 AuthStore에 둔다. 비밀번호는 PasswordEncoder(BCrypt)로 암호화해 저장한다.</w:t>
+        <w:t>• 리프레시 토큰은 두지 않는다. 리프레시 토큰을 쓰면 액세스 토큰을 짧게 두고 서버에서 로그인을 끊을 수 있지만, 쿠키가 둘이 되고 재발급 API, 리프레시 토큰 저장소, 화면에서 401을 받으면 재발급한 뒤 다시 요청하는 처리가 필요하다. 토큰은 HttpOnly·Secure 쿠키라 화면 스크립트로 훔칠 수 없고, 같이 쓰는 PC 문제는 로그아웃으로 푼다. 대신 토큰이 다른 경로로 새면 만료될 때까지 24시간 동안 막을 수 없다.</w:t>
       </w:r>
     </w:p>
     <w:p>
@@ -6545,6 +7438,34 @@
           <w:b w:val="0"/>
           <w:sz w:val="22"/>
         </w:rPr>
+        <w:t>• 토큰에는 회원 ID와 회원 구분(고객, 직원)을 담는다. JwtAuthenticationFilter가 요청마다 쿠키에서 토큰을 꺼내 확인하고 서버 API 표의 “쓸 수 있는 사람”대로 막는다.</w:t>
+      </w:r>
+    </w:p>
+    <w:p>
+      <w:pPr>
+        <w:spacing w:after="40"/>
+        <w:ind w:left="340" w:hanging="227"/>
+      </w:pPr>
+      <w:r>
+        <w:rPr>
+          <w:rFonts w:ascii="Times New Roman" w:hAnsi="Times New Roman" w:eastAsia="바탕"/>
+          <w:b w:val="0"/>
+          <w:sz w:val="22"/>
+        </w:rPr>
+        <w:t>• 화면은 토큰을 읽을 수 없으므로, 로그인 응답 본문으로 회원 구분과 이름을 받아 AuthStore에 둔다. 비밀번호는 PasswordEncoder(BCrypt)로 암호화해 저장한다.</w:t>
+      </w:r>
+    </w:p>
+    <w:p>
+      <w:pPr>
+        <w:spacing w:after="40"/>
+        <w:ind w:left="340" w:hanging="227"/>
+      </w:pPr>
+      <w:r>
+        <w:rPr>
+          <w:rFonts w:ascii="Times New Roman" w:hAnsi="Times New Roman" w:eastAsia="바탕"/>
+          <w:b w:val="0"/>
+          <w:sz w:val="22"/>
+        </w:rPr>
         <w:t>• 쿠키를 단순하게 쓰려면 화면과 서버가 같은 도메인에 있어야 하므로 React 빌드 결과를 서버와 함께 내보낸다. Secure 쿠키와 브라우저 마이크 권한 때문에 운영은 HTTPS를 전제로 한다. 배치는 구현운영 산출물에서 정한다.</w:t>
       </w:r>
     </w:p>
@@ -6553,7 +7474,7 @@
         <w:sectPr>
           <w:pgSz w:w="11906" w:h="16838"/>
           <w:pgMar w:top="1440" w:right="1797" w:bottom="1440" w:left="1797" w:header="720" w:footer="720" w:gutter="0"/>
-          <w:cols w:space="720"/>
+          <w:cols w:space="566" w:num="1"/>
           <w:docGrid w:linePitch="360"/>
         </w:sectPr>
       </w:pPr>
@@ -6575,6 +7496,16 @@
     </w:p>
     <w:p>
       <w:pPr>
+        <w:sectPr>
+          <w:pgSz w:w="16838" w:h="11906" w:orient="landscape"/>
+          <w:pgMar w:top="1134" w:right="1134" w:bottom="1134" w:left="1134" w:header="720" w:footer="720" w:gutter="0"/>
+          <w:cols w:space="566" w:num="1"/>
+          <w:docGrid w:linePitch="360"/>
+        </w:sectPr>
+      </w:pPr>
+    </w:p>
+    <w:p>
+      <w:pPr>
         <w:spacing w:after="80"/>
       </w:pPr>
       <w:r>
@@ -6597,7 +7528,7 @@
           <w:b w:val="0"/>
           <w:sz w:val="22"/>
         </w:rPr>
-        <w:t>• 생명선은 왼쪽부터 액터, 화면, Controller, Service, Repository, 도메인 객체, 외부 서브 시스템 순서로 놓는다. 도메인 객체는 업무 규칙이 있을 때만 그린다.</w:t>
+        <w:t>• 생명선은 왼쪽부터 액터, 화면, Controller, Service, Repository, 도메인 객체, 외부 서브 시스템(Web Speech API, OpenAI API, NCP SENS) 순서로 놓는다. 도메인 객체는 업무 규칙이 있을 때만 그린다.</w:t>
       </w:r>
     </w:p>
     <w:p>
@@ -6611,7 +7542,7 @@
           <w:b w:val="0"/>
           <w:sz w:val="22"/>
         </w:rPr>
-        <w:t>• 분석 산출물 시스템교류도의 메시지는 camelCase로 바꿔 순서까지 그대로 쓴다. 분석 산출물 v0.1의 메시지 중 이름이나 인자가 바뀐 것은 셋(Recognize, ReturnText, ReturnSendResult)이다. v0.2에서 더할 ExtractSelection은 extractSelection(text)으로, ReturnSelection은 반환 화살표로 그린다. SendSMS는 Java 이름 규칙대로 sendSms로 쓴다. 음성으로 여행 상품 선택(MWT-UC5)은 v0.2에서 고칠 순서(음성인식 시작이 안내보다 앞)를 따른다. 화면 → 액터 메시지는 보내는 화면의 메소드다. 메시지 대응은 아래 표와 같다.</w:t>
+        <w:t>• 분석 산출물 시스템교류도의 메시지는 camelCase로 바꿔 순서까지 그대로 쓴다. 분석 산출물 v0.2의 메시지 중 이름이나 인자가 바뀐 것은 셋(ReturnText, ReturnSendResult, ReturnSelection)이다. ReturnText는 Web Speech API 결과 이벤트 이름(onresult)을 따르고, ReturnSendResult와 ReturnSelection은 반환 화살표로 그린다. SendSMS는 Java 이름 규칙대로 sendSms로 쓴다. 화면 → 액터 메시지는 보내는 화면의 메소드다. 메시지 대응은 아래 표와 같다.</w:t>
       </w:r>
     </w:p>
     <w:p>
@@ -6695,7 +7626,7 @@
           <w:b w:val="0"/>
           <w:sz w:val="22"/>
         </w:rPr>
-        <w:t>• 분석 산출물의 외부 액터는 교류도에서 이렇게 나온다: Speech Recognition Service → Web Speech API, SMS Service → NCP SENS, (v0.2에 넣을) LLM Service → OpenAI API.</w:t>
+        <w:t>• 분석 산출물의 외부 액터는 교류도에서 이렇게 나온다: Speech Recognition Service → Web Speech API, SMS Service → NCP SENS, LLM Service → OpenAI API.</w:t>
       </w:r>
     </w:p>
     <w:p>
@@ -6728,7 +7659,13 @@
     </w:p>
     <w:p>
       <w:pPr>
-        <w:spacing w:after="80"/>
+        <w:sectPr>
+          <w:type w:val="continuous"/>
+          <w:pgSz w:w="16838" w:h="11906" w:orient="landscape"/>
+          <w:pgMar w:top="1134" w:right="1134" w:bottom="1134" w:left="1134" w:header="720" w:footer="720" w:gutter="0"/>
+          <w:cols w:space="566" w:num="2"/>
+          <w:docGrid w:linePitch="360"/>
+        </w:sectPr>
       </w:pPr>
     </w:p>
     <w:p>
@@ -6831,7 +7768,7 @@
                 <w:b/>
                 <w:sz w:val="16"/>
               </w:rPr>
-              <w:t>받는 클래스</w:t>
+              <w:t>메소드가 있는 클래스</w:t>
             </w:r>
           </w:p>
         </w:tc>
@@ -6869,7 +7806,23 @@
                 <w:b w:val="0"/>
                 <w:sz w:val="16"/>
               </w:rPr>
-              <w:t>MWT-UC1</w:t>
+              <w:t>MWT</w:t>
+            </w:r>
+            <w:r>
+              <w:rPr>
+                <w:rFonts w:ascii="Times New Roman" w:hAnsi="Times New Roman" w:eastAsia="바탕"/>
+                <w:b w:val="0"/>
+                <w:sz w:val="16"/>
+              </w:rPr>
+              <w:noBreakHyphen/>
+            </w:r>
+            <w:r>
+              <w:rPr>
+                <w:rFonts w:ascii="Times New Roman" w:hAnsi="Times New Roman" w:eastAsia="바탕"/>
+                <w:b w:val="0"/>
+                <w:sz w:val="16"/>
+              </w:rPr>
+              <w:t>UC1</w:t>
             </w:r>
           </w:p>
         </w:tc>
@@ -6953,7 +7906,23 @@
                 <w:b w:val="0"/>
                 <w:sz w:val="16"/>
               </w:rPr>
-              <w:t>MWT-UC1</w:t>
+              <w:t>MWT</w:t>
+            </w:r>
+            <w:r>
+              <w:rPr>
+                <w:rFonts w:ascii="Times New Roman" w:hAnsi="Times New Roman" w:eastAsia="바탕"/>
+                <w:b w:val="0"/>
+                <w:sz w:val="16"/>
+              </w:rPr>
+              <w:noBreakHyphen/>
+            </w:r>
+            <w:r>
+              <w:rPr>
+                <w:rFonts w:ascii="Times New Roman" w:hAnsi="Times New Roman" w:eastAsia="바탕"/>
+                <w:b w:val="0"/>
+                <w:sz w:val="16"/>
+              </w:rPr>
+              <w:t>UC1</w:t>
             </w:r>
           </w:p>
         </w:tc>
@@ -7037,7 +8006,23 @@
                 <w:b w:val="0"/>
                 <w:sz w:val="16"/>
               </w:rPr>
-              <w:t>MWT-UC1</w:t>
+              <w:t>MWT</w:t>
+            </w:r>
+            <w:r>
+              <w:rPr>
+                <w:rFonts w:ascii="Times New Roman" w:hAnsi="Times New Roman" w:eastAsia="바탕"/>
+                <w:b w:val="0"/>
+                <w:sz w:val="16"/>
+              </w:rPr>
+              <w:noBreakHyphen/>
+            </w:r>
+            <w:r>
+              <w:rPr>
+                <w:rFonts w:ascii="Times New Roman" w:hAnsi="Times New Roman" w:eastAsia="바탕"/>
+                <w:b w:val="0"/>
+                <w:sz w:val="16"/>
+              </w:rPr>
+              <w:t>UC1</w:t>
             </w:r>
           </w:p>
         </w:tc>
@@ -7121,7 +8106,23 @@
                 <w:b w:val="0"/>
                 <w:sz w:val="16"/>
               </w:rPr>
-              <w:t>MWT-UC1</w:t>
+              <w:t>MWT</w:t>
+            </w:r>
+            <w:r>
+              <w:rPr>
+                <w:rFonts w:ascii="Times New Roman" w:hAnsi="Times New Roman" w:eastAsia="바탕"/>
+                <w:b w:val="0"/>
+                <w:sz w:val="16"/>
+              </w:rPr>
+              <w:noBreakHyphen/>
+            </w:r>
+            <w:r>
+              <w:rPr>
+                <w:rFonts w:ascii="Times New Roman" w:hAnsi="Times New Roman" w:eastAsia="바탕"/>
+                <w:b w:val="0"/>
+                <w:sz w:val="16"/>
+              </w:rPr>
+              <w:t>UC1</w:t>
             </w:r>
           </w:p>
         </w:tc>
@@ -7205,7 +8206,23 @@
                 <w:b w:val="0"/>
                 <w:sz w:val="16"/>
               </w:rPr>
-              <w:t>MWT-UC2</w:t>
+              <w:t>MWT</w:t>
+            </w:r>
+            <w:r>
+              <w:rPr>
+                <w:rFonts w:ascii="Times New Roman" w:hAnsi="Times New Roman" w:eastAsia="바탕"/>
+                <w:b w:val="0"/>
+                <w:sz w:val="16"/>
+              </w:rPr>
+              <w:noBreakHyphen/>
+            </w:r>
+            <w:r>
+              <w:rPr>
+                <w:rFonts w:ascii="Times New Roman" w:hAnsi="Times New Roman" w:eastAsia="바탕"/>
+                <w:b w:val="0"/>
+                <w:sz w:val="16"/>
+              </w:rPr>
+              <w:t>UC2</w:t>
             </w:r>
           </w:p>
         </w:tc>
@@ -7289,7 +8306,23 @@
                 <w:b w:val="0"/>
                 <w:sz w:val="16"/>
               </w:rPr>
-              <w:t>MWT-UC2</w:t>
+              <w:t>MWT</w:t>
+            </w:r>
+            <w:r>
+              <w:rPr>
+                <w:rFonts w:ascii="Times New Roman" w:hAnsi="Times New Roman" w:eastAsia="바탕"/>
+                <w:b w:val="0"/>
+                <w:sz w:val="16"/>
+              </w:rPr>
+              <w:noBreakHyphen/>
+            </w:r>
+            <w:r>
+              <w:rPr>
+                <w:rFonts w:ascii="Times New Roman" w:hAnsi="Times New Roman" w:eastAsia="바탕"/>
+                <w:b w:val="0"/>
+                <w:sz w:val="16"/>
+              </w:rPr>
+              <w:t>UC2</w:t>
             </w:r>
           </w:p>
         </w:tc>
@@ -7373,7 +8406,23 @@
                 <w:b w:val="0"/>
                 <w:sz w:val="16"/>
               </w:rPr>
-              <w:t>MWT-UC3</w:t>
+              <w:t>MWT</w:t>
+            </w:r>
+            <w:r>
+              <w:rPr>
+                <w:rFonts w:ascii="Times New Roman" w:hAnsi="Times New Roman" w:eastAsia="바탕"/>
+                <w:b w:val="0"/>
+                <w:sz w:val="16"/>
+              </w:rPr>
+              <w:noBreakHyphen/>
+            </w:r>
+            <w:r>
+              <w:rPr>
+                <w:rFonts w:ascii="Times New Roman" w:hAnsi="Times New Roman" w:eastAsia="바탕"/>
+                <w:b w:val="0"/>
+                <w:sz w:val="16"/>
+              </w:rPr>
+              <w:t>UC3</w:t>
             </w:r>
           </w:p>
         </w:tc>
@@ -7457,7 +8506,23 @@
                 <w:b w:val="0"/>
                 <w:sz w:val="16"/>
               </w:rPr>
-              <w:t>MWT-UC3</w:t>
+              <w:t>MWT</w:t>
+            </w:r>
+            <w:r>
+              <w:rPr>
+                <w:rFonts w:ascii="Times New Roman" w:hAnsi="Times New Roman" w:eastAsia="바탕"/>
+                <w:b w:val="0"/>
+                <w:sz w:val="16"/>
+              </w:rPr>
+              <w:noBreakHyphen/>
+            </w:r>
+            <w:r>
+              <w:rPr>
+                <w:rFonts w:ascii="Times New Roman" w:hAnsi="Times New Roman" w:eastAsia="바탕"/>
+                <w:b w:val="0"/>
+                <w:sz w:val="16"/>
+              </w:rPr>
+              <w:t>UC3</w:t>
             </w:r>
           </w:p>
         </w:tc>
@@ -7541,7 +8606,23 @@
                 <w:b w:val="0"/>
                 <w:sz w:val="16"/>
               </w:rPr>
-              <w:t>MWT-UC4</w:t>
+              <w:t>MWT</w:t>
+            </w:r>
+            <w:r>
+              <w:rPr>
+                <w:rFonts w:ascii="Times New Roman" w:hAnsi="Times New Roman" w:eastAsia="바탕"/>
+                <w:b w:val="0"/>
+                <w:sz w:val="16"/>
+              </w:rPr>
+              <w:noBreakHyphen/>
+            </w:r>
+            <w:r>
+              <w:rPr>
+                <w:rFonts w:ascii="Times New Roman" w:hAnsi="Times New Roman" w:eastAsia="바탕"/>
+                <w:b w:val="0"/>
+                <w:sz w:val="16"/>
+              </w:rPr>
+              <w:t>UC4</w:t>
             </w:r>
           </w:p>
         </w:tc>
@@ -7625,7 +8706,23 @@
                 <w:b w:val="0"/>
                 <w:sz w:val="16"/>
               </w:rPr>
-              <w:t>MWT-UC4</w:t>
+              <w:t>MWT</w:t>
+            </w:r>
+            <w:r>
+              <w:rPr>
+                <w:rFonts w:ascii="Times New Roman" w:hAnsi="Times New Roman" w:eastAsia="바탕"/>
+                <w:b w:val="0"/>
+                <w:sz w:val="16"/>
+              </w:rPr>
+              <w:noBreakHyphen/>
+            </w:r>
+            <w:r>
+              <w:rPr>
+                <w:rFonts w:ascii="Times New Roman" w:hAnsi="Times New Roman" w:eastAsia="바탕"/>
+                <w:b w:val="0"/>
+                <w:sz w:val="16"/>
+              </w:rPr>
+              <w:t>UC4</w:t>
             </w:r>
           </w:p>
         </w:tc>
@@ -7709,7 +8806,23 @@
                 <w:b w:val="0"/>
                 <w:sz w:val="16"/>
               </w:rPr>
-              <w:t>MWT-UC4</w:t>
+              <w:t>MWT</w:t>
+            </w:r>
+            <w:r>
+              <w:rPr>
+                <w:rFonts w:ascii="Times New Roman" w:hAnsi="Times New Roman" w:eastAsia="바탕"/>
+                <w:b w:val="0"/>
+                <w:sz w:val="16"/>
+              </w:rPr>
+              <w:noBreakHyphen/>
+            </w:r>
+            <w:r>
+              <w:rPr>
+                <w:rFonts w:ascii="Times New Roman" w:hAnsi="Times New Roman" w:eastAsia="바탕"/>
+                <w:b w:val="0"/>
+                <w:sz w:val="16"/>
+              </w:rPr>
+              <w:t>UC4</w:t>
             </w:r>
           </w:p>
         </w:tc>
@@ -7793,7 +8906,23 @@
                 <w:b w:val="0"/>
                 <w:sz w:val="16"/>
               </w:rPr>
-              <w:t>MWT-UC4</w:t>
+              <w:t>MWT</w:t>
+            </w:r>
+            <w:r>
+              <w:rPr>
+                <w:rFonts w:ascii="Times New Roman" w:hAnsi="Times New Roman" w:eastAsia="바탕"/>
+                <w:b w:val="0"/>
+                <w:sz w:val="16"/>
+              </w:rPr>
+              <w:noBreakHyphen/>
+            </w:r>
+            <w:r>
+              <w:rPr>
+                <w:rFonts w:ascii="Times New Roman" w:hAnsi="Times New Roman" w:eastAsia="바탕"/>
+                <w:b w:val="0"/>
+                <w:sz w:val="16"/>
+              </w:rPr>
+              <w:t>UC4</w:t>
             </w:r>
           </w:p>
         </w:tc>
@@ -7877,7 +9006,23 @@
                 <w:b w:val="0"/>
                 <w:sz w:val="16"/>
               </w:rPr>
-              <w:t>MWT-UC4</w:t>
+              <w:t>MWT</w:t>
+            </w:r>
+            <w:r>
+              <w:rPr>
+                <w:rFonts w:ascii="Times New Roman" w:hAnsi="Times New Roman" w:eastAsia="바탕"/>
+                <w:b w:val="0"/>
+                <w:sz w:val="16"/>
+              </w:rPr>
+              <w:noBreakHyphen/>
+            </w:r>
+            <w:r>
+              <w:rPr>
+                <w:rFonts w:ascii="Times New Roman" w:hAnsi="Times New Roman" w:eastAsia="바탕"/>
+                <w:b w:val="0"/>
+                <w:sz w:val="16"/>
+              </w:rPr>
+              <w:t>UC4</w:t>
             </w:r>
           </w:p>
         </w:tc>
@@ -7961,7 +9106,23 @@
                 <w:b w:val="0"/>
                 <w:sz w:val="16"/>
               </w:rPr>
-              <w:t>MWT-UC4</w:t>
+              <w:t>MWT</w:t>
+            </w:r>
+            <w:r>
+              <w:rPr>
+                <w:rFonts w:ascii="Times New Roman" w:hAnsi="Times New Roman" w:eastAsia="바탕"/>
+                <w:b w:val="0"/>
+                <w:sz w:val="16"/>
+              </w:rPr>
+              <w:noBreakHyphen/>
+            </w:r>
+            <w:r>
+              <w:rPr>
+                <w:rFonts w:ascii="Times New Roman" w:hAnsi="Times New Roman" w:eastAsia="바탕"/>
+                <w:b w:val="0"/>
+                <w:sz w:val="16"/>
+              </w:rPr>
+              <w:t>UC4</w:t>
             </w:r>
           </w:p>
         </w:tc>
@@ -8045,7 +9206,23 @@
                 <w:b w:val="0"/>
                 <w:sz w:val="16"/>
               </w:rPr>
-              <w:t>MWT-UC4</w:t>
+              <w:t>MWT</w:t>
+            </w:r>
+            <w:r>
+              <w:rPr>
+                <w:rFonts w:ascii="Times New Roman" w:hAnsi="Times New Roman" w:eastAsia="바탕"/>
+                <w:b w:val="0"/>
+                <w:sz w:val="16"/>
+              </w:rPr>
+              <w:noBreakHyphen/>
+            </w:r>
+            <w:r>
+              <w:rPr>
+                <w:rFonts w:ascii="Times New Roman" w:hAnsi="Times New Roman" w:eastAsia="바탕"/>
+                <w:b w:val="0"/>
+                <w:sz w:val="16"/>
+              </w:rPr>
+              <w:t>UC4</w:t>
             </w:r>
           </w:p>
         </w:tc>
@@ -8129,7 +9306,23 @@
                 <w:b w:val="0"/>
                 <w:sz w:val="16"/>
               </w:rPr>
-              <w:t>MWT-UC4</w:t>
+              <w:t>MWT</w:t>
+            </w:r>
+            <w:r>
+              <w:rPr>
+                <w:rFonts w:ascii="Times New Roman" w:hAnsi="Times New Roman" w:eastAsia="바탕"/>
+                <w:b w:val="0"/>
+                <w:sz w:val="16"/>
+              </w:rPr>
+              <w:noBreakHyphen/>
+            </w:r>
+            <w:r>
+              <w:rPr>
+                <w:rFonts w:ascii="Times New Roman" w:hAnsi="Times New Roman" w:eastAsia="바탕"/>
+                <w:b w:val="0"/>
+                <w:sz w:val="16"/>
+              </w:rPr>
+              <w:t>UC4</w:t>
             </w:r>
           </w:p>
         </w:tc>
@@ -8213,7 +9406,23 @@
                 <w:b w:val="0"/>
                 <w:sz w:val="16"/>
               </w:rPr>
-              <w:t>MWT-UC5</w:t>
+              <w:t>MWT</w:t>
+            </w:r>
+            <w:r>
+              <w:rPr>
+                <w:rFonts w:ascii="Times New Roman" w:hAnsi="Times New Roman" w:eastAsia="바탕"/>
+                <w:b w:val="0"/>
+                <w:sz w:val="16"/>
+              </w:rPr>
+              <w:noBreakHyphen/>
+            </w:r>
+            <w:r>
+              <w:rPr>
+                <w:rFonts w:ascii="Times New Roman" w:hAnsi="Times New Roman" w:eastAsia="바탕"/>
+                <w:b w:val="0"/>
+                <w:sz w:val="16"/>
+              </w:rPr>
+              <w:t>UC5</w:t>
             </w:r>
           </w:p>
         </w:tc>
@@ -8297,7 +9506,23 @@
                 <w:b w:val="0"/>
                 <w:sz w:val="16"/>
               </w:rPr>
-              <w:t>MWT-UC5</w:t>
+              <w:t>MWT</w:t>
+            </w:r>
+            <w:r>
+              <w:rPr>
+                <w:rFonts w:ascii="Times New Roman" w:hAnsi="Times New Roman" w:eastAsia="바탕"/>
+                <w:b w:val="0"/>
+                <w:sz w:val="16"/>
+              </w:rPr>
+              <w:noBreakHyphen/>
+            </w:r>
+            <w:r>
+              <w:rPr>
+                <w:rFonts w:ascii="Times New Roman" w:hAnsi="Times New Roman" w:eastAsia="바탕"/>
+                <w:b w:val="0"/>
+                <w:sz w:val="16"/>
+              </w:rPr>
+              <w:t>UC5</w:t>
             </w:r>
           </w:p>
         </w:tc>
@@ -8315,7 +9540,7 @@
                 <w:b w:val="0"/>
                 <w:sz w:val="16"/>
               </w:rPr>
-              <w:t>Recognize(voice)</w:t>
+              <w:t>Recognize()</w:t>
             </w:r>
           </w:p>
         </w:tc>
@@ -8352,98 +9577,6 @@
                 <w:sz w:val="16"/>
               </w:rPr>
               <w:t>SpeechRecognizer</w:t>
-            </w:r>
-          </w:p>
-        </w:tc>
-        <w:tc>
-          <w:tcPr>
-            <w:tcW w:type="dxa" w:w="3005"/>
-          </w:tcPr>
-          <w:p>
-            <w:pPr>
-              <w:spacing w:after="0"/>
-            </w:pPr>
-            <w:r>
-              <w:rPr>
-                <w:rFonts w:ascii="Times New Roman" w:hAnsi="Times New Roman" w:eastAsia="바탕"/>
-                <w:b w:val="0"/>
-                <w:sz w:val="16"/>
-              </w:rPr>
-              <w:t>바뀜: 브라우저가 마이크로 직접 들어서 음성을 인자로 넘기지 않는다</w:t>
-            </w:r>
-          </w:p>
-        </w:tc>
-      </w:tr>
-      <w:tr>
-        <w:tc>
-          <w:tcPr>
-            <w:tcW w:type="dxa" w:w="1247"/>
-          </w:tcPr>
-          <w:p>
-            <w:pPr>
-              <w:spacing w:after="0"/>
-            </w:pPr>
-            <w:r>
-              <w:rPr>
-                <w:rFonts w:ascii="Times New Roman" w:hAnsi="Times New Roman" w:eastAsia="바탕"/>
-                <w:b w:val="0"/>
-                <w:sz w:val="16"/>
-              </w:rPr>
-              <w:t>MWT-UC5</w:t>
-            </w:r>
-          </w:p>
-        </w:tc>
-        <w:tc>
-          <w:tcPr>
-            <w:tcW w:type="dxa" w:w="4195"/>
-          </w:tcPr>
-          <w:p>
-            <w:pPr>
-              <w:spacing w:after="0"/>
-            </w:pPr>
-            <w:r>
-              <w:rPr>
-                <w:rFonts w:ascii="Times New Roman" w:hAnsi="Times New Roman" w:eastAsia="바탕"/>
-                <w:b w:val="0"/>
-                <w:sz w:val="16"/>
-              </w:rPr>
-              <w:t>ShowVoiceGuide()</w:t>
-            </w:r>
-          </w:p>
-        </w:tc>
-        <w:tc>
-          <w:tcPr>
-            <w:tcW w:type="dxa" w:w="4195"/>
-          </w:tcPr>
-          <w:p>
-            <w:pPr>
-              <w:spacing w:after="0"/>
-            </w:pPr>
-            <w:r>
-              <w:rPr>
-                <w:rFonts w:ascii="Times New Roman" w:hAnsi="Times New Roman" w:eastAsia="바탕"/>
-                <w:b w:val="0"/>
-                <w:sz w:val="16"/>
-              </w:rPr>
-              <w:t>showVoiceGuide()</w:t>
-            </w:r>
-          </w:p>
-        </w:tc>
-        <w:tc>
-          <w:tcPr>
-            <w:tcW w:type="dxa" w:w="1928"/>
-          </w:tcPr>
-          <w:p>
-            <w:pPr>
-              <w:spacing w:after="0"/>
-            </w:pPr>
-            <w:r>
-              <w:rPr>
-                <w:rFonts w:ascii="Times New Roman" w:hAnsi="Times New Roman" w:eastAsia="바탕"/>
-                <w:b w:val="0"/>
-                <w:sz w:val="16"/>
-              </w:rPr>
-              <w:t>VoiceInputPanel</w:t>
             </w:r>
           </w:p>
         </w:tc>
@@ -8473,7 +9606,23 @@
                 <w:b w:val="0"/>
                 <w:sz w:val="16"/>
               </w:rPr>
-              <w:t>MWT-UC5</w:t>
+              <w:t>MWT</w:t>
+            </w:r>
+            <w:r>
+              <w:rPr>
+                <w:rFonts w:ascii="Times New Roman" w:hAnsi="Times New Roman" w:eastAsia="바탕"/>
+                <w:b w:val="0"/>
+                <w:sz w:val="16"/>
+              </w:rPr>
+              <w:noBreakHyphen/>
+            </w:r>
+            <w:r>
+              <w:rPr>
+                <w:rFonts w:ascii="Times New Roman" w:hAnsi="Times New Roman" w:eastAsia="바탕"/>
+                <w:b w:val="0"/>
+                <w:sz w:val="16"/>
+              </w:rPr>
+              <w:t>UC5</w:t>
             </w:r>
           </w:p>
         </w:tc>
@@ -8491,7 +9640,7 @@
                 <w:b w:val="0"/>
                 <w:sz w:val="16"/>
               </w:rPr>
-              <w:t>Speak(voice)</w:t>
+              <w:t>ShowVoiceGuide()</w:t>
             </w:r>
           </w:p>
         </w:tc>
@@ -8509,375 +9658,7 @@
                 <w:b w:val="0"/>
                 <w:sz w:val="16"/>
               </w:rPr>
-              <w:t>speak(voice)</w:t>
-            </w:r>
-          </w:p>
-        </w:tc>
-        <w:tc>
-          <w:tcPr>
-            <w:tcW w:type="dxa" w:w="1928"/>
-          </w:tcPr>
-          <w:p>
-            <w:pPr>
-              <w:spacing w:after="0"/>
-            </w:pPr>
-            <w:r>
-              <w:rPr>
-                <w:rFonts w:ascii="Times New Roman" w:hAnsi="Times New Roman" w:eastAsia="바탕"/>
-                <w:b w:val="0"/>
-                <w:sz w:val="16"/>
-              </w:rPr>
-              <w:t>Web Speech API (외부)</w:t>
-            </w:r>
-          </w:p>
-        </w:tc>
-        <w:tc>
-          <w:tcPr>
-            <w:tcW w:type="dxa" w:w="3005"/>
-          </w:tcPr>
-          <w:p>
-            <w:pPr>
-              <w:spacing w:after="0"/>
-            </w:pPr>
-            <w:r>
-              <w:rPr>
-                <w:rFonts w:ascii="Times New Roman" w:hAnsi="Times New Roman" w:eastAsia="바탕"/>
-                <w:b w:val="0"/>
-                <w:sz w:val="16"/>
-              </w:rPr>
-              <w:t>고객이 말하는 동작이다(코드 호출이 아님). Web Speech API가 듣는다</w:t>
-            </w:r>
-          </w:p>
-        </w:tc>
-      </w:tr>
-      <w:tr>
-        <w:tc>
-          <w:tcPr>
-            <w:tcW w:type="dxa" w:w="1247"/>
-          </w:tcPr>
-          <w:p>
-            <w:pPr>
-              <w:spacing w:after="0"/>
-            </w:pPr>
-            <w:r>
-              <w:rPr>
-                <w:rFonts w:ascii="Times New Roman" w:hAnsi="Times New Roman" w:eastAsia="바탕"/>
-                <w:b w:val="0"/>
-                <w:sz w:val="16"/>
-              </w:rPr>
-              <w:t>MWT-UC5</w:t>
-            </w:r>
-          </w:p>
-        </w:tc>
-        <w:tc>
-          <w:tcPr>
-            <w:tcW w:type="dxa" w:w="4195"/>
-          </w:tcPr>
-          <w:p>
-            <w:pPr>
-              <w:spacing w:after="0"/>
-            </w:pPr>
-            <w:r>
-              <w:rPr>
-                <w:rFonts w:ascii="Times New Roman" w:hAnsi="Times New Roman" w:eastAsia="바탕"/>
-                <w:b w:val="0"/>
-                <w:sz w:val="16"/>
-              </w:rPr>
-              <w:t>ReturnText(text)</w:t>
-            </w:r>
-          </w:p>
-        </w:tc>
-        <w:tc>
-          <w:tcPr>
-            <w:tcW w:type="dxa" w:w="4195"/>
-          </w:tcPr>
-          <w:p>
-            <w:pPr>
-              <w:spacing w:after="0"/>
-            </w:pPr>
-            <w:r>
-              <w:rPr>
-                <w:rFonts w:ascii="Times New Roman" w:hAnsi="Times New Roman" w:eastAsia="바탕"/>
-                <w:b w:val="0"/>
-                <w:sz w:val="16"/>
-              </w:rPr>
-              <w:t>onresult(text)</w:t>
-            </w:r>
-          </w:p>
-        </w:tc>
-        <w:tc>
-          <w:tcPr>
-            <w:tcW w:type="dxa" w:w="1928"/>
-          </w:tcPr>
-          <w:p>
-            <w:pPr>
-              <w:spacing w:after="0"/>
-            </w:pPr>
-            <w:r>
-              <w:rPr>
-                <w:rFonts w:ascii="Times New Roman" w:hAnsi="Times New Roman" w:eastAsia="바탕"/>
-                <w:b w:val="0"/>
-                <w:sz w:val="16"/>
-              </w:rPr>
-              <w:t>SpeechRecognizer</w:t>
-            </w:r>
-          </w:p>
-        </w:tc>
-        <w:tc>
-          <w:tcPr>
-            <w:tcW w:type="dxa" w:w="3005"/>
-          </w:tcPr>
-          <w:p>
-            <w:pPr>
-              <w:spacing w:after="0"/>
-            </w:pPr>
-            <w:r>
-              <w:rPr>
-                <w:rFonts w:ascii="Times New Roman" w:hAnsi="Times New Roman" w:eastAsia="바탕"/>
-                <w:b w:val="0"/>
-                <w:sz w:val="16"/>
-              </w:rPr>
-              <w:t>바뀜: Web Speech API 결과 이벤트의 이름을 따른다</w:t>
-            </w:r>
-          </w:p>
-        </w:tc>
-      </w:tr>
-      <w:tr>
-        <w:tc>
-          <w:tcPr>
-            <w:tcW w:type="dxa" w:w="1247"/>
-          </w:tcPr>
-          <w:p>
-            <w:pPr>
-              <w:spacing w:after="0"/>
-            </w:pPr>
-            <w:r>
-              <w:rPr>
-                <w:rFonts w:ascii="Times New Roman" w:hAnsi="Times New Roman" w:eastAsia="바탕"/>
-                <w:b w:val="0"/>
-                <w:sz w:val="16"/>
-              </w:rPr>
-              <w:t>MWT-UC5</w:t>
-            </w:r>
-          </w:p>
-        </w:tc>
-        <w:tc>
-          <w:tcPr>
-            <w:tcW w:type="dxa" w:w="4195"/>
-          </w:tcPr>
-          <w:p>
-            <w:pPr>
-              <w:spacing w:after="0"/>
-            </w:pPr>
-            <w:r>
-              <w:rPr>
-                <w:rFonts w:ascii="Times New Roman" w:hAnsi="Times New Roman" w:eastAsia="바탕"/>
-                <w:b w:val="0"/>
-                <w:sz w:val="16"/>
-              </w:rPr>
-              <w:t>ExtractSelection(text)</w:t>
-            </w:r>
-          </w:p>
-        </w:tc>
-        <w:tc>
-          <w:tcPr>
-            <w:tcW w:type="dxa" w:w="4195"/>
-          </w:tcPr>
-          <w:p>
-            <w:pPr>
-              <w:spacing w:after="0"/>
-            </w:pPr>
-            <w:r>
-              <w:rPr>
-                <w:rFonts w:ascii="Times New Roman" w:hAnsi="Times New Roman" w:eastAsia="바탕"/>
-                <w:b w:val="0"/>
-                <w:sz w:val="16"/>
-              </w:rPr>
-              <w:t>extractSelection(text)</w:t>
-            </w:r>
-          </w:p>
-        </w:tc>
-        <w:tc>
-          <w:tcPr>
-            <w:tcW w:type="dxa" w:w="1928"/>
-          </w:tcPr>
-          <w:p>
-            <w:pPr>
-              <w:spacing w:after="0"/>
-            </w:pPr>
-            <w:r>
-              <w:rPr>
-                <w:rFonts w:ascii="Times New Roman" w:hAnsi="Times New Roman" w:eastAsia="바탕"/>
-                <w:b w:val="0"/>
-                <w:sz w:val="16"/>
-              </w:rPr>
-              <w:t>LlmClient</w:t>
-            </w:r>
-          </w:p>
-        </w:tc>
-        <w:tc>
-          <w:tcPr>
-            <w:tcW w:type="dxa" w:w="3005"/>
-          </w:tcPr>
-          <w:p>
-            <w:pPr>
-              <w:spacing w:after="0"/>
-            </w:pPr>
-            <w:r>
-              <w:rPr>
-                <w:rFonts w:ascii="Times New Roman" w:hAnsi="Times New Roman" w:eastAsia="바탕"/>
-                <w:b w:val="0"/>
-                <w:sz w:val="16"/>
-              </w:rPr>
-              <w:t>분석 산출물 v0.2에 넣을 예정</w:t>
-            </w:r>
-          </w:p>
-        </w:tc>
-      </w:tr>
-      <w:tr>
-        <w:tc>
-          <w:tcPr>
-            <w:tcW w:type="dxa" w:w="1247"/>
-          </w:tcPr>
-          <w:p>
-            <w:pPr>
-              <w:spacing w:after="0"/>
-            </w:pPr>
-            <w:r>
-              <w:rPr>
-                <w:rFonts w:ascii="Times New Roman" w:hAnsi="Times New Roman" w:eastAsia="바탕"/>
-                <w:b w:val="0"/>
-                <w:sz w:val="16"/>
-              </w:rPr>
-              <w:t>MWT-UC5</w:t>
-            </w:r>
-          </w:p>
-        </w:tc>
-        <w:tc>
-          <w:tcPr>
-            <w:tcW w:type="dxa" w:w="4195"/>
-          </w:tcPr>
-          <w:p>
-            <w:pPr>
-              <w:spacing w:after="0"/>
-            </w:pPr>
-            <w:r>
-              <w:rPr>
-                <w:rFonts w:ascii="Times New Roman" w:hAnsi="Times New Roman" w:eastAsia="바탕"/>
-                <w:b w:val="0"/>
-                <w:sz w:val="16"/>
-              </w:rPr>
-              <w:t>ReturnSelection(selection)</w:t>
-            </w:r>
-          </w:p>
-        </w:tc>
-        <w:tc>
-          <w:tcPr>
-            <w:tcW w:type="dxa" w:w="4195"/>
-          </w:tcPr>
-          <w:p>
-            <w:pPr>
-              <w:spacing w:after="0"/>
-            </w:pPr>
-            <w:r>
-              <w:rPr>
-                <w:rFonts w:ascii="Times New Roman" w:hAnsi="Times New Roman" w:eastAsia="바탕"/>
-                <w:b w:val="0"/>
-                <w:sz w:val="16"/>
-              </w:rPr>
-              <w:t>selection</w:t>
-            </w:r>
-          </w:p>
-        </w:tc>
-        <w:tc>
-          <w:tcPr>
-            <w:tcW w:type="dxa" w:w="1928"/>
-          </w:tcPr>
-          <w:p>
-            <w:pPr>
-              <w:spacing w:after="0"/>
-            </w:pPr>
-            <w:r>
-              <w:rPr>
-                <w:rFonts w:ascii="Times New Roman" w:hAnsi="Times New Roman" w:eastAsia="바탕"/>
-                <w:b w:val="0"/>
-                <w:sz w:val="16"/>
-              </w:rPr>
-              <w:t>반환 → VoiceService</w:t>
-            </w:r>
-          </w:p>
-        </w:tc>
-        <w:tc>
-          <w:tcPr>
-            <w:tcW w:type="dxa" w:w="3005"/>
-          </w:tcPr>
-          <w:p>
-            <w:pPr>
-              <w:spacing w:after="0"/>
-            </w:pPr>
-            <w:r>
-              <w:rPr>
-                <w:rFonts w:ascii="Times New Roman" w:hAnsi="Times New Roman" w:eastAsia="바탕"/>
-                <w:b w:val="0"/>
-                <w:sz w:val="16"/>
-              </w:rPr>
-              <w:t>분석 산출물 v0.2에 넣을 예정, 반환 화살표로 그린다</w:t>
-            </w:r>
-          </w:p>
-        </w:tc>
-      </w:tr>
-      <w:tr>
-        <w:tc>
-          <w:tcPr>
-            <w:tcW w:type="dxa" w:w="1247"/>
-          </w:tcPr>
-          <w:p>
-            <w:pPr>
-              <w:spacing w:after="0"/>
-            </w:pPr>
-            <w:r>
-              <w:rPr>
-                <w:rFonts w:ascii="Times New Roman" w:hAnsi="Times New Roman" w:eastAsia="바탕"/>
-                <w:b w:val="0"/>
-                <w:sz w:val="16"/>
-              </w:rPr>
-              <w:t>MWT-UC5</w:t>
-            </w:r>
-          </w:p>
-        </w:tc>
-        <w:tc>
-          <w:tcPr>
-            <w:tcW w:type="dxa" w:w="4195"/>
-          </w:tcPr>
-          <w:p>
-            <w:pPr>
-              <w:spacing w:after="0"/>
-            </w:pPr>
-            <w:r>
-              <w:rPr>
-                <w:rFonts w:ascii="Times New Roman" w:hAnsi="Times New Roman" w:eastAsia="바탕"/>
-                <w:b w:val="0"/>
-                <w:sz w:val="16"/>
-              </w:rPr>
-              <w:t>ShowSelection(theme, date, level, headcount)</w:t>
-            </w:r>
-          </w:p>
-        </w:tc>
-        <w:tc>
-          <w:tcPr>
-            <w:tcW w:type="dxa" w:w="4195"/>
-          </w:tcPr>
-          <w:p>
-            <w:pPr>
-              <w:spacing w:after="0"/>
-            </w:pPr>
-            <w:r>
-              <w:rPr>
-                <w:rFonts w:ascii="Times New Roman" w:hAnsi="Times New Roman" w:eastAsia="바탕"/>
-                <w:b w:val="0"/>
-                <w:sz w:val="16"/>
-              </w:rPr>
-              <w:t>showSelection(theme, date, level, headcount)</w:t>
+              <w:t>showVoiceGuide()</w:t>
             </w:r>
           </w:p>
         </w:tc>
@@ -8925,7 +9706,23 @@
                 <w:b w:val="0"/>
                 <w:sz w:val="16"/>
               </w:rPr>
-              <w:t>MWT-UC5</w:t>
+              <w:t>MWT</w:t>
+            </w:r>
+            <w:r>
+              <w:rPr>
+                <w:rFonts w:ascii="Times New Roman" w:hAnsi="Times New Roman" w:eastAsia="바탕"/>
+                <w:b w:val="0"/>
+                <w:sz w:val="16"/>
+              </w:rPr>
+              <w:noBreakHyphen/>
+            </w:r>
+            <w:r>
+              <w:rPr>
+                <w:rFonts w:ascii="Times New Roman" w:hAnsi="Times New Roman" w:eastAsia="바탕"/>
+                <w:b w:val="0"/>
+                <w:sz w:val="16"/>
+              </w:rPr>
+              <w:t>UC5</w:t>
             </w:r>
           </w:p>
         </w:tc>
@@ -8943,7 +9740,7 @@
                 <w:b w:val="0"/>
                 <w:sz w:val="16"/>
               </w:rPr>
-              <w:t>ConfirmSelection()</w:t>
+              <w:t>Speak(voice)</w:t>
             </w:r>
           </w:p>
         </w:tc>
@@ -8961,7 +9758,7 @@
                 <w:b w:val="0"/>
                 <w:sz w:val="16"/>
               </w:rPr>
-              <w:t>confirmSelection()</w:t>
+              <w:t>speak(voice)</w:t>
             </w:r>
           </w:p>
         </w:tc>
@@ -8979,7 +9776,223 @@
                 <w:b w:val="0"/>
                 <w:sz w:val="16"/>
               </w:rPr>
-              <w:t>VoiceInputPanel</w:t>
+              <w:t>Web Speech API (외부)</w:t>
+            </w:r>
+          </w:p>
+        </w:tc>
+        <w:tc>
+          <w:tcPr>
+            <w:tcW w:type="dxa" w:w="3005"/>
+          </w:tcPr>
+          <w:p>
+            <w:pPr>
+              <w:spacing w:after="0"/>
+            </w:pPr>
+            <w:r>
+              <w:rPr>
+                <w:rFonts w:ascii="Times New Roman" w:hAnsi="Times New Roman" w:eastAsia="바탕"/>
+                <w:b w:val="0"/>
+                <w:sz w:val="16"/>
+              </w:rPr>
+              <w:t>고객이 말하는 동작이다(코드 호출이 아님). Web Speech API가 듣는다</w:t>
+            </w:r>
+          </w:p>
+        </w:tc>
+      </w:tr>
+      <w:tr>
+        <w:tc>
+          <w:tcPr>
+            <w:tcW w:type="dxa" w:w="1247"/>
+          </w:tcPr>
+          <w:p>
+            <w:pPr>
+              <w:spacing w:after="0"/>
+            </w:pPr>
+            <w:r>
+              <w:rPr>
+                <w:rFonts w:ascii="Times New Roman" w:hAnsi="Times New Roman" w:eastAsia="바탕"/>
+                <w:b w:val="0"/>
+                <w:sz w:val="16"/>
+              </w:rPr>
+              <w:t>MWT</w:t>
+            </w:r>
+            <w:r>
+              <w:rPr>
+                <w:rFonts w:ascii="Times New Roman" w:hAnsi="Times New Roman" w:eastAsia="바탕"/>
+                <w:b w:val="0"/>
+                <w:sz w:val="16"/>
+              </w:rPr>
+              <w:noBreakHyphen/>
+            </w:r>
+            <w:r>
+              <w:rPr>
+                <w:rFonts w:ascii="Times New Roman" w:hAnsi="Times New Roman" w:eastAsia="바탕"/>
+                <w:b w:val="0"/>
+                <w:sz w:val="16"/>
+              </w:rPr>
+              <w:t>UC5</w:t>
+            </w:r>
+          </w:p>
+        </w:tc>
+        <w:tc>
+          <w:tcPr>
+            <w:tcW w:type="dxa" w:w="4195"/>
+          </w:tcPr>
+          <w:p>
+            <w:pPr>
+              <w:spacing w:after="0"/>
+            </w:pPr>
+            <w:r>
+              <w:rPr>
+                <w:rFonts w:ascii="Times New Roman" w:hAnsi="Times New Roman" w:eastAsia="바탕"/>
+                <w:b w:val="0"/>
+                <w:sz w:val="16"/>
+              </w:rPr>
+              <w:t>ReturnText(text)</w:t>
+            </w:r>
+          </w:p>
+        </w:tc>
+        <w:tc>
+          <w:tcPr>
+            <w:tcW w:type="dxa" w:w="4195"/>
+          </w:tcPr>
+          <w:p>
+            <w:pPr>
+              <w:spacing w:after="0"/>
+            </w:pPr>
+            <w:r>
+              <w:rPr>
+                <w:rFonts w:ascii="Times New Roman" w:hAnsi="Times New Roman" w:eastAsia="바탕"/>
+                <w:b w:val="0"/>
+                <w:sz w:val="16"/>
+              </w:rPr>
+              <w:t>onresult(text)</w:t>
+            </w:r>
+          </w:p>
+        </w:tc>
+        <w:tc>
+          <w:tcPr>
+            <w:tcW w:type="dxa" w:w="1928"/>
+          </w:tcPr>
+          <w:p>
+            <w:pPr>
+              <w:spacing w:after="0"/>
+            </w:pPr>
+            <w:r>
+              <w:rPr>
+                <w:rFonts w:ascii="Times New Roman" w:hAnsi="Times New Roman" w:eastAsia="바탕"/>
+                <w:b w:val="0"/>
+                <w:sz w:val="16"/>
+              </w:rPr>
+              <w:t>SpeechRecognizer</w:t>
+            </w:r>
+          </w:p>
+        </w:tc>
+        <w:tc>
+          <w:tcPr>
+            <w:tcW w:type="dxa" w:w="3005"/>
+          </w:tcPr>
+          <w:p>
+            <w:pPr>
+              <w:spacing w:after="0"/>
+            </w:pPr>
+            <w:r>
+              <w:rPr>
+                <w:rFonts w:ascii="Times New Roman" w:hAnsi="Times New Roman" w:eastAsia="바탕"/>
+                <w:b w:val="0"/>
+                <w:sz w:val="16"/>
+              </w:rPr>
+              <w:t>바뀜: Web Speech API 결과 이벤트의 이름을 따른다</w:t>
+            </w:r>
+          </w:p>
+        </w:tc>
+      </w:tr>
+      <w:tr>
+        <w:tc>
+          <w:tcPr>
+            <w:tcW w:type="dxa" w:w="1247"/>
+          </w:tcPr>
+          <w:p>
+            <w:pPr>
+              <w:spacing w:after="0"/>
+            </w:pPr>
+            <w:r>
+              <w:rPr>
+                <w:rFonts w:ascii="Times New Roman" w:hAnsi="Times New Roman" w:eastAsia="바탕"/>
+                <w:b w:val="0"/>
+                <w:sz w:val="16"/>
+              </w:rPr>
+              <w:t>MWT</w:t>
+            </w:r>
+            <w:r>
+              <w:rPr>
+                <w:rFonts w:ascii="Times New Roman" w:hAnsi="Times New Roman" w:eastAsia="바탕"/>
+                <w:b w:val="0"/>
+                <w:sz w:val="16"/>
+              </w:rPr>
+              <w:noBreakHyphen/>
+            </w:r>
+            <w:r>
+              <w:rPr>
+                <w:rFonts w:ascii="Times New Roman" w:hAnsi="Times New Roman" w:eastAsia="바탕"/>
+                <w:b w:val="0"/>
+                <w:sz w:val="16"/>
+              </w:rPr>
+              <w:t>UC5</w:t>
+            </w:r>
+          </w:p>
+        </w:tc>
+        <w:tc>
+          <w:tcPr>
+            <w:tcW w:type="dxa" w:w="4195"/>
+          </w:tcPr>
+          <w:p>
+            <w:pPr>
+              <w:spacing w:after="0"/>
+            </w:pPr>
+            <w:r>
+              <w:rPr>
+                <w:rFonts w:ascii="Times New Roman" w:hAnsi="Times New Roman" w:eastAsia="바탕"/>
+                <w:b w:val="0"/>
+                <w:sz w:val="16"/>
+              </w:rPr>
+              <w:t>ExtractSelection(text)</w:t>
+            </w:r>
+          </w:p>
+        </w:tc>
+        <w:tc>
+          <w:tcPr>
+            <w:tcW w:type="dxa" w:w="4195"/>
+          </w:tcPr>
+          <w:p>
+            <w:pPr>
+              <w:spacing w:after="0"/>
+            </w:pPr>
+            <w:r>
+              <w:rPr>
+                <w:rFonts w:ascii="Times New Roman" w:hAnsi="Times New Roman" w:eastAsia="바탕"/>
+                <w:b w:val="0"/>
+                <w:sz w:val="16"/>
+              </w:rPr>
+              <w:t>extractSelection(text)</w:t>
+            </w:r>
+          </w:p>
+        </w:tc>
+        <w:tc>
+          <w:tcPr>
+            <w:tcW w:type="dxa" w:w="1928"/>
+          </w:tcPr>
+          <w:p>
+            <w:pPr>
+              <w:spacing w:after="0"/>
+            </w:pPr>
+            <w:r>
+              <w:rPr>
+                <w:rFonts w:ascii="Times New Roman" w:hAnsi="Times New Roman" w:eastAsia="바탕"/>
+                <w:b w:val="0"/>
+                <w:sz w:val="16"/>
+              </w:rPr>
+              <w:t>LlmClient</w:t>
             </w:r>
           </w:p>
         </w:tc>
@@ -9009,7 +10022,23 @@
                 <w:b w:val="0"/>
                 <w:sz w:val="16"/>
               </w:rPr>
-              <w:t>MWT-UC5</w:t>
+              <w:t>MWT</w:t>
+            </w:r>
+            <w:r>
+              <w:rPr>
+                <w:rFonts w:ascii="Times New Roman" w:hAnsi="Times New Roman" w:eastAsia="바탕"/>
+                <w:b w:val="0"/>
+                <w:sz w:val="16"/>
+              </w:rPr>
+              <w:noBreakHyphen/>
+            </w:r>
+            <w:r>
+              <w:rPr>
+                <w:rFonts w:ascii="Times New Roman" w:hAnsi="Times New Roman" w:eastAsia="바탕"/>
+                <w:b w:val="0"/>
+                <w:sz w:val="16"/>
+              </w:rPr>
+              <w:t>UC5</w:t>
             </w:r>
           </w:p>
         </w:tc>
@@ -9027,7 +10056,7 @@
                 <w:b w:val="0"/>
                 <w:sz w:val="16"/>
               </w:rPr>
-              <w:t>ShowSummary(summary, price)</w:t>
+              <w:t>ReturnSelection(selection)</w:t>
             </w:r>
           </w:p>
         </w:tc>
@@ -9045,7 +10074,7 @@
                 <w:b w:val="0"/>
                 <w:sz w:val="16"/>
               </w:rPr>
-              <w:t>showSummary(summary, price)</w:t>
+              <w:t>selection</w:t>
             </w:r>
           </w:p>
         </w:tc>
@@ -9063,7 +10092,115 @@
                 <w:b w:val="0"/>
                 <w:sz w:val="16"/>
               </w:rPr>
-              <w:t>PriceSummary (ref Select Tour 안)</w:t>
+              <w:t>반환 → VoiceService</w:t>
+            </w:r>
+          </w:p>
+        </w:tc>
+        <w:tc>
+          <w:tcPr>
+            <w:tcW w:type="dxa" w:w="3005"/>
+          </w:tcPr>
+          <w:p>
+            <w:pPr>
+              <w:spacing w:after="0"/>
+            </w:pPr>
+            <w:r>
+              <w:rPr>
+                <w:rFonts w:ascii="Times New Roman" w:hAnsi="Times New Roman" w:eastAsia="바탕"/>
+                <w:b w:val="0"/>
+                <w:sz w:val="16"/>
+              </w:rPr>
+              <w:t>바뀜: 반환 화살표로 그린다</w:t>
+            </w:r>
+          </w:p>
+        </w:tc>
+      </w:tr>
+      <w:tr>
+        <w:tc>
+          <w:tcPr>
+            <w:tcW w:type="dxa" w:w="1247"/>
+          </w:tcPr>
+          <w:p>
+            <w:pPr>
+              <w:spacing w:after="0"/>
+            </w:pPr>
+            <w:r>
+              <w:rPr>
+                <w:rFonts w:ascii="Times New Roman" w:hAnsi="Times New Roman" w:eastAsia="바탕"/>
+                <w:b w:val="0"/>
+                <w:sz w:val="16"/>
+              </w:rPr>
+              <w:t>MWT</w:t>
+            </w:r>
+            <w:r>
+              <w:rPr>
+                <w:rFonts w:ascii="Times New Roman" w:hAnsi="Times New Roman" w:eastAsia="바탕"/>
+                <w:b w:val="0"/>
+                <w:sz w:val="16"/>
+              </w:rPr>
+              <w:noBreakHyphen/>
+            </w:r>
+            <w:r>
+              <w:rPr>
+                <w:rFonts w:ascii="Times New Roman" w:hAnsi="Times New Roman" w:eastAsia="바탕"/>
+                <w:b w:val="0"/>
+                <w:sz w:val="16"/>
+              </w:rPr>
+              <w:t>UC5</w:t>
+            </w:r>
+          </w:p>
+        </w:tc>
+        <w:tc>
+          <w:tcPr>
+            <w:tcW w:type="dxa" w:w="4195"/>
+          </w:tcPr>
+          <w:p>
+            <w:pPr>
+              <w:spacing w:after="0"/>
+            </w:pPr>
+            <w:r>
+              <w:rPr>
+                <w:rFonts w:ascii="Times New Roman" w:hAnsi="Times New Roman" w:eastAsia="바탕"/>
+                <w:b w:val="0"/>
+                <w:sz w:val="16"/>
+              </w:rPr>
+              <w:t>ShowSelection(theme, date, level, headcount)</w:t>
+            </w:r>
+          </w:p>
+        </w:tc>
+        <w:tc>
+          <w:tcPr>
+            <w:tcW w:type="dxa" w:w="4195"/>
+          </w:tcPr>
+          <w:p>
+            <w:pPr>
+              <w:spacing w:after="0"/>
+            </w:pPr>
+            <w:r>
+              <w:rPr>
+                <w:rFonts w:ascii="Times New Roman" w:hAnsi="Times New Roman" w:eastAsia="바탕"/>
+                <w:b w:val="0"/>
+                <w:sz w:val="16"/>
+              </w:rPr>
+              <w:t>showSelection(theme, date, level, headcount)</w:t>
+            </w:r>
+          </w:p>
+        </w:tc>
+        <w:tc>
+          <w:tcPr>
+            <w:tcW w:type="dxa" w:w="1928"/>
+          </w:tcPr>
+          <w:p>
+            <w:pPr>
+              <w:spacing w:after="0"/>
+            </w:pPr>
+            <w:r>
+              <w:rPr>
+                <w:rFonts w:ascii="Times New Roman" w:hAnsi="Times New Roman" w:eastAsia="바탕"/>
+                <w:b w:val="0"/>
+                <w:sz w:val="16"/>
+              </w:rPr>
+              <w:t>VoiceInputPanel</w:t>
             </w:r>
           </w:p>
         </w:tc>
@@ -9093,7 +10230,23 @@
                 <w:b w:val="0"/>
                 <w:sz w:val="16"/>
               </w:rPr>
-              <w:t>MWT-UC6</w:t>
+              <w:t>MWT</w:t>
+            </w:r>
+            <w:r>
+              <w:rPr>
+                <w:rFonts w:ascii="Times New Roman" w:hAnsi="Times New Roman" w:eastAsia="바탕"/>
+                <w:b w:val="0"/>
+                <w:sz w:val="16"/>
+              </w:rPr>
+              <w:noBreakHyphen/>
+            </w:r>
+            <w:r>
+              <w:rPr>
+                <w:rFonts w:ascii="Times New Roman" w:hAnsi="Times New Roman" w:eastAsia="바탕"/>
+                <w:b w:val="0"/>
+                <w:sz w:val="16"/>
+              </w:rPr>
+              <w:t>UC5</w:t>
             </w:r>
           </w:p>
         </w:tc>
@@ -9111,7 +10264,7 @@
                 <w:b w:val="0"/>
                 <w:sz w:val="16"/>
               </w:rPr>
-              <w:t>RequestCustomize()</w:t>
+              <w:t>ConfirmSelection()</w:t>
             </w:r>
           </w:p>
         </w:tc>
@@ -9129,7 +10282,7 @@
                 <w:b w:val="0"/>
                 <w:sz w:val="16"/>
               </w:rPr>
-              <w:t>requestCustomize()</w:t>
+              <w:t>confirmSelection()</w:t>
             </w:r>
           </w:p>
         </w:tc>
@@ -9147,7 +10300,7 @@
                 <w:b w:val="0"/>
                 <w:sz w:val="16"/>
               </w:rPr>
-              <w:t>OptionPanel</w:t>
+              <w:t>VoiceInputPanel</w:t>
             </w:r>
           </w:p>
         </w:tc>
@@ -9177,7 +10330,23 @@
                 <w:b w:val="0"/>
                 <w:sz w:val="16"/>
               </w:rPr>
-              <w:t>MWT-UC6</w:t>
+              <w:t>MWT</w:t>
+            </w:r>
+            <w:r>
+              <w:rPr>
+                <w:rFonts w:ascii="Times New Roman" w:hAnsi="Times New Roman" w:eastAsia="바탕"/>
+                <w:b w:val="0"/>
+                <w:sz w:val="16"/>
+              </w:rPr>
+              <w:noBreakHyphen/>
+            </w:r>
+            <w:r>
+              <w:rPr>
+                <w:rFonts w:ascii="Times New Roman" w:hAnsi="Times New Roman" w:eastAsia="바탕"/>
+                <w:b w:val="0"/>
+                <w:sz w:val="16"/>
+              </w:rPr>
+              <w:t>UC5</w:t>
             </w:r>
           </w:p>
         </w:tc>
@@ -9195,7 +10364,7 @@
                 <w:b w:val="0"/>
                 <w:sz w:val="16"/>
               </w:rPr>
-              <w:t>ShowOptions(hotels, transports, meals, extras)</w:t>
+              <w:t>ShowSummary(summary, price)</w:t>
             </w:r>
           </w:p>
         </w:tc>
@@ -9213,7 +10382,7 @@
                 <w:b w:val="0"/>
                 <w:sz w:val="16"/>
               </w:rPr>
-              <w:t>showOptions(hotels, transports, meals, extras)</w:t>
+              <w:t>showSummary(summary, price)</w:t>
             </w:r>
           </w:p>
         </w:tc>
@@ -9231,7 +10400,7 @@
                 <w:b w:val="0"/>
                 <w:sz w:val="16"/>
               </w:rPr>
-              <w:t>OptionPanel</w:t>
+              <w:t>PriceSummary (ref Select Tour 안)</w:t>
             </w:r>
           </w:p>
         </w:tc>
@@ -9261,7 +10430,23 @@
                 <w:b w:val="0"/>
                 <w:sz w:val="16"/>
               </w:rPr>
-              <w:t>MWT-UC6</w:t>
+              <w:t>MWT</w:t>
+            </w:r>
+            <w:r>
+              <w:rPr>
+                <w:rFonts w:ascii="Times New Roman" w:hAnsi="Times New Roman" w:eastAsia="바탕"/>
+                <w:b w:val="0"/>
+                <w:sz w:val="16"/>
+              </w:rPr>
+              <w:noBreakHyphen/>
+            </w:r>
+            <w:r>
+              <w:rPr>
+                <w:rFonts w:ascii="Times New Roman" w:hAnsi="Times New Roman" w:eastAsia="바탕"/>
+                <w:b w:val="0"/>
+                <w:sz w:val="16"/>
+              </w:rPr>
+              <w:t>UC6</w:t>
             </w:r>
           </w:p>
         </w:tc>
@@ -9279,7 +10464,7 @@
                 <w:b w:val="0"/>
                 <w:sz w:val="16"/>
               </w:rPr>
-              <w:t>SelectOption(category, choice)</w:t>
+              <w:t>RequestCustomize()</w:t>
             </w:r>
           </w:p>
         </w:tc>
@@ -9297,7 +10482,7 @@
                 <w:b w:val="0"/>
                 <w:sz w:val="16"/>
               </w:rPr>
-              <w:t>selectOption(category, choice)</w:t>
+              <w:t>requestCustomize()</w:t>
             </w:r>
           </w:p>
         </w:tc>
@@ -9345,7 +10530,23 @@
                 <w:b w:val="0"/>
                 <w:sz w:val="16"/>
               </w:rPr>
-              <w:t>MWT-UC6</w:t>
+              <w:t>MWT</w:t>
+            </w:r>
+            <w:r>
+              <w:rPr>
+                <w:rFonts w:ascii="Times New Roman" w:hAnsi="Times New Roman" w:eastAsia="바탕"/>
+                <w:b w:val="0"/>
+                <w:sz w:val="16"/>
+              </w:rPr>
+              <w:noBreakHyphen/>
+            </w:r>
+            <w:r>
+              <w:rPr>
+                <w:rFonts w:ascii="Times New Roman" w:hAnsi="Times New Roman" w:eastAsia="바탕"/>
+                <w:b w:val="0"/>
+                <w:sz w:val="16"/>
+              </w:rPr>
+              <w:t>UC6</w:t>
             </w:r>
           </w:p>
         </w:tc>
@@ -9363,7 +10564,7 @@
                 <w:b w:val="0"/>
                 <w:sz w:val="16"/>
               </w:rPr>
-              <w:t>ShowUpdatedPrice(price)</w:t>
+              <w:t>ShowOptions(hotels, transports, meals, extras)</w:t>
             </w:r>
           </w:p>
         </w:tc>
@@ -9381,7 +10582,7 @@
                 <w:b w:val="0"/>
                 <w:sz w:val="16"/>
               </w:rPr>
-              <w:t>showUpdatedPrice(price)</w:t>
+              <w:t>showOptions(hotels, transports, meals, extras)</w:t>
             </w:r>
           </w:p>
         </w:tc>
@@ -9429,7 +10630,23 @@
                 <w:b w:val="0"/>
                 <w:sz w:val="16"/>
               </w:rPr>
-              <w:t>MWT-UC6</w:t>
+              <w:t>MWT</w:t>
+            </w:r>
+            <w:r>
+              <w:rPr>
+                <w:rFonts w:ascii="Times New Roman" w:hAnsi="Times New Roman" w:eastAsia="바탕"/>
+                <w:b w:val="0"/>
+                <w:sz w:val="16"/>
+              </w:rPr>
+              <w:noBreakHyphen/>
+            </w:r>
+            <w:r>
+              <w:rPr>
+                <w:rFonts w:ascii="Times New Roman" w:hAnsi="Times New Roman" w:eastAsia="바탕"/>
+                <w:b w:val="0"/>
+                <w:sz w:val="16"/>
+              </w:rPr>
+              <w:t>UC6</w:t>
             </w:r>
           </w:p>
         </w:tc>
@@ -9447,7 +10664,7 @@
                 <w:b w:val="0"/>
                 <w:sz w:val="16"/>
               </w:rPr>
-              <w:t>FinishCustomize()</w:t>
+              <w:t>SelectOption(category, choice)</w:t>
             </w:r>
           </w:p>
         </w:tc>
@@ -9465,7 +10682,7 @@
                 <w:b w:val="0"/>
                 <w:sz w:val="16"/>
               </w:rPr>
-              <w:t>finishCustomize()</w:t>
+              <w:t>selectOption(category, choice)</w:t>
             </w:r>
           </w:p>
         </w:tc>
@@ -9513,7 +10730,23 @@
                 <w:b w:val="0"/>
                 <w:sz w:val="16"/>
               </w:rPr>
-              <w:t>MWT-UC6</w:t>
+              <w:t>MWT</w:t>
+            </w:r>
+            <w:r>
+              <w:rPr>
+                <w:rFonts w:ascii="Times New Roman" w:hAnsi="Times New Roman" w:eastAsia="바탕"/>
+                <w:b w:val="0"/>
+                <w:sz w:val="16"/>
+              </w:rPr>
+              <w:noBreakHyphen/>
+            </w:r>
+            <w:r>
+              <w:rPr>
+                <w:rFonts w:ascii="Times New Roman" w:hAnsi="Times New Roman" w:eastAsia="바탕"/>
+                <w:b w:val="0"/>
+                <w:sz w:val="16"/>
+              </w:rPr>
+              <w:t>UC6</w:t>
             </w:r>
           </w:p>
         </w:tc>
@@ -9531,7 +10764,7 @@
                 <w:b w:val="0"/>
                 <w:sz w:val="16"/>
               </w:rPr>
-              <w:t>ShowSummary(summary, price)</w:t>
+              <w:t>ShowUpdatedPrice(price)</w:t>
             </w:r>
           </w:p>
         </w:tc>
@@ -9549,7 +10782,7 @@
                 <w:b w:val="0"/>
                 <w:sz w:val="16"/>
               </w:rPr>
-              <w:t>showSummary(summary, price)</w:t>
+              <w:t>showUpdatedPrice(price)</w:t>
             </w:r>
           </w:p>
         </w:tc>
@@ -9567,7 +10800,7 @@
                 <w:b w:val="0"/>
                 <w:sz w:val="16"/>
               </w:rPr>
-              <w:t>PriceSummary</w:t>
+              <w:t>OptionPanel</w:t>
             </w:r>
           </w:p>
         </w:tc>
@@ -9597,7 +10830,23 @@
                 <w:b w:val="0"/>
                 <w:sz w:val="16"/>
               </w:rPr>
-              <w:t>MWT-UC7</w:t>
+              <w:t>MWT</w:t>
+            </w:r>
+            <w:r>
+              <w:rPr>
+                <w:rFonts w:ascii="Times New Roman" w:hAnsi="Times New Roman" w:eastAsia="바탕"/>
+                <w:b w:val="0"/>
+                <w:sz w:val="16"/>
+              </w:rPr>
+              <w:noBreakHyphen/>
+            </w:r>
+            <w:r>
+              <w:rPr>
+                <w:rFonts w:ascii="Times New Roman" w:hAnsi="Times New Roman" w:eastAsia="바탕"/>
+                <w:b w:val="0"/>
+                <w:sz w:val="16"/>
+              </w:rPr>
+              <w:t>UC6</w:t>
             </w:r>
           </w:p>
         </w:tc>
@@ -9615,7 +10864,7 @@
                 <w:b w:val="0"/>
                 <w:sz w:val="16"/>
               </w:rPr>
-              <w:t>SendSMS(phoneNumbers, message)</w:t>
+              <w:t>FinishCustomize()</w:t>
             </w:r>
           </w:p>
         </w:tc>
@@ -9633,7 +10882,7 @@
                 <w:b w:val="0"/>
                 <w:sz w:val="16"/>
               </w:rPr>
-              <w:t>sendSms(phoneNumbers, message)</w:t>
+              <w:t>finishCustomize()</w:t>
             </w:r>
           </w:p>
         </w:tc>
@@ -9651,191 +10900,7 @@
                 <w:b w:val="0"/>
                 <w:sz w:val="16"/>
               </w:rPr>
-              <w:t>SmsSender</w:t>
-            </w:r>
-          </w:p>
-        </w:tc>
-        <w:tc>
-          <w:tcPr>
-            <w:tcW w:type="dxa" w:w="3005"/>
-          </w:tcPr>
-          <w:p>
-            <w:pPr>
-              <w:spacing w:after="0"/>
-            </w:pPr>
-            <w:r>
-              <w:rPr>
-                <w:rFonts w:ascii="Times New Roman" w:hAnsi="Times New Roman" w:eastAsia="바탕"/>
-                <w:b w:val="0"/>
-                <w:sz w:val="16"/>
-              </w:rPr>
-              <w:t>Java 이름 규칙대로 약어를 소문자로 쓴다(sendSms)</w:t>
-            </w:r>
-          </w:p>
-        </w:tc>
-      </w:tr>
-      <w:tr>
-        <w:tc>
-          <w:tcPr>
-            <w:tcW w:type="dxa" w:w="1247"/>
-          </w:tcPr>
-          <w:p>
-            <w:pPr>
-              <w:spacing w:after="0"/>
-            </w:pPr>
-            <w:r>
-              <w:rPr>
-                <w:rFonts w:ascii="Times New Roman" w:hAnsi="Times New Roman" w:eastAsia="바탕"/>
-                <w:b w:val="0"/>
-                <w:sz w:val="16"/>
-              </w:rPr>
-              <w:t>MWT-UC7</w:t>
-            </w:r>
-          </w:p>
-        </w:tc>
-        <w:tc>
-          <w:tcPr>
-            <w:tcW w:type="dxa" w:w="4195"/>
-          </w:tcPr>
-          <w:p>
-            <w:pPr>
-              <w:spacing w:after="0"/>
-            </w:pPr>
-            <w:r>
-              <w:rPr>
-                <w:rFonts w:ascii="Times New Roman" w:hAnsi="Times New Roman" w:eastAsia="바탕"/>
-                <w:b w:val="0"/>
-                <w:sz w:val="16"/>
-              </w:rPr>
-              <w:t>ReturnSendResult(result)</w:t>
-            </w:r>
-          </w:p>
-        </w:tc>
-        <w:tc>
-          <w:tcPr>
-            <w:tcW w:type="dxa" w:w="4195"/>
-          </w:tcPr>
-          <w:p>
-            <w:pPr>
-              <w:spacing w:after="0"/>
-            </w:pPr>
-            <w:r>
-              <w:rPr>
-                <w:rFonts w:ascii="Times New Roman" w:hAnsi="Times New Roman" w:eastAsia="바탕"/>
-                <w:b w:val="0"/>
-                <w:sz w:val="16"/>
-              </w:rPr>
-              <w:t>result</w:t>
-            </w:r>
-          </w:p>
-        </w:tc>
-        <w:tc>
-          <w:tcPr>
-            <w:tcW w:type="dxa" w:w="1928"/>
-          </w:tcPr>
-          <w:p>
-            <w:pPr>
-              <w:spacing w:after="0"/>
-            </w:pPr>
-            <w:r>
-              <w:rPr>
-                <w:rFonts w:ascii="Times New Roman" w:hAnsi="Times New Roman" w:eastAsia="바탕"/>
-                <w:b w:val="0"/>
-                <w:sz w:val="16"/>
-              </w:rPr>
-              <w:t>반환 → BookingService</w:t>
-            </w:r>
-          </w:p>
-        </w:tc>
-        <w:tc>
-          <w:tcPr>
-            <w:tcW w:type="dxa" w:w="3005"/>
-          </w:tcPr>
-          <w:p>
-            <w:pPr>
-              <w:spacing w:after="0"/>
-            </w:pPr>
-            <w:r>
-              <w:rPr>
-                <w:rFonts w:ascii="Times New Roman" w:hAnsi="Times New Roman" w:eastAsia="바탕"/>
-                <w:b w:val="0"/>
-                <w:sz w:val="16"/>
-              </w:rPr>
-              <w:t>바뀜: 반환 화살표로 그린다</w:t>
-            </w:r>
-          </w:p>
-        </w:tc>
-      </w:tr>
-      <w:tr>
-        <w:tc>
-          <w:tcPr>
-            <w:tcW w:type="dxa" w:w="1247"/>
-          </w:tcPr>
-          <w:p>
-            <w:pPr>
-              <w:spacing w:after="0"/>
-            </w:pPr>
-            <w:r>
-              <w:rPr>
-                <w:rFonts w:ascii="Times New Roman" w:hAnsi="Times New Roman" w:eastAsia="바탕"/>
-                <w:b w:val="0"/>
-                <w:sz w:val="16"/>
-              </w:rPr>
-              <w:t>MWT-UC8</w:t>
-            </w:r>
-          </w:p>
-        </w:tc>
-        <w:tc>
-          <w:tcPr>
-            <w:tcW w:type="dxa" w:w="4195"/>
-          </w:tcPr>
-          <w:p>
-            <w:pPr>
-              <w:spacing w:after="0"/>
-            </w:pPr>
-            <w:r>
-              <w:rPr>
-                <w:rFonts w:ascii="Times New Roman" w:hAnsi="Times New Roman" w:eastAsia="바탕"/>
-                <w:b w:val="0"/>
-                <w:sz w:val="16"/>
-              </w:rPr>
-              <w:t>ShowDiscountedPrice(price, discount)</w:t>
-            </w:r>
-          </w:p>
-        </w:tc>
-        <w:tc>
-          <w:tcPr>
-            <w:tcW w:type="dxa" w:w="4195"/>
-          </w:tcPr>
-          <w:p>
-            <w:pPr>
-              <w:spacing w:after="0"/>
-            </w:pPr>
-            <w:r>
-              <w:rPr>
-                <w:rFonts w:ascii="Times New Roman" w:hAnsi="Times New Roman" w:eastAsia="바탕"/>
-                <w:b w:val="0"/>
-                <w:sz w:val="16"/>
-              </w:rPr>
-              <w:t>showDiscountedPrice(price, discount)</w:t>
-            </w:r>
-          </w:p>
-        </w:tc>
-        <w:tc>
-          <w:tcPr>
-            <w:tcW w:type="dxa" w:w="1928"/>
-          </w:tcPr>
-          <w:p>
-            <w:pPr>
-              <w:spacing w:after="0"/>
-            </w:pPr>
-            <w:r>
-              <w:rPr>
-                <w:rFonts w:ascii="Times New Roman" w:hAnsi="Times New Roman" w:eastAsia="바탕"/>
-                <w:b w:val="0"/>
-                <w:sz w:val="16"/>
-              </w:rPr>
-              <w:t>PriceSummary</w:t>
+              <w:t>OptionPanel</w:t>
             </w:r>
           </w:p>
         </w:tc>
@@ -9865,7 +10930,23 @@
                 <w:b w:val="0"/>
                 <w:sz w:val="16"/>
               </w:rPr>
-              <w:t>MWT-UC8</w:t>
+              <w:t>MWT</w:t>
+            </w:r>
+            <w:r>
+              <w:rPr>
+                <w:rFonts w:ascii="Times New Roman" w:hAnsi="Times New Roman" w:eastAsia="바탕"/>
+                <w:b w:val="0"/>
+                <w:sz w:val="16"/>
+              </w:rPr>
+              <w:noBreakHyphen/>
+            </w:r>
+            <w:r>
+              <w:rPr>
+                <w:rFonts w:ascii="Times New Roman" w:hAnsi="Times New Roman" w:eastAsia="바탕"/>
+                <w:b w:val="0"/>
+                <w:sz w:val="16"/>
+              </w:rPr>
+              <w:t>UC6</w:t>
             </w:r>
           </w:p>
         </w:tc>
@@ -9883,7 +10964,7 @@
                 <w:b w:val="0"/>
                 <w:sz w:val="16"/>
               </w:rPr>
-              <w:t>ConfirmPrice()</w:t>
+              <w:t>ShowSummary(summary, price)</w:t>
             </w:r>
           </w:p>
         </w:tc>
@@ -9901,7 +10982,7 @@
                 <w:b w:val="0"/>
                 <w:sz w:val="16"/>
               </w:rPr>
-              <w:t>confirmPrice()</w:t>
+              <w:t>showSummary(summary, price)</w:t>
             </w:r>
           </w:p>
         </w:tc>
@@ -9949,7 +11030,23 @@
                 <w:b w:val="0"/>
                 <w:sz w:val="16"/>
               </w:rPr>
-              <w:t>MWT-UC8</w:t>
+              <w:t>MWT</w:t>
+            </w:r>
+            <w:r>
+              <w:rPr>
+                <w:rFonts w:ascii="Times New Roman" w:hAnsi="Times New Roman" w:eastAsia="바탕"/>
+                <w:b w:val="0"/>
+                <w:sz w:val="16"/>
+              </w:rPr>
+              <w:noBreakHyphen/>
+            </w:r>
+            <w:r>
+              <w:rPr>
+                <w:rFonts w:ascii="Times New Roman" w:hAnsi="Times New Roman" w:eastAsia="바탕"/>
+                <w:b w:val="0"/>
+                <w:sz w:val="16"/>
+              </w:rPr>
+              <w:t>UC7</w:t>
             </w:r>
           </w:p>
         </w:tc>
@@ -9967,7 +11064,7 @@
                 <w:b w:val="0"/>
                 <w:sz w:val="16"/>
               </w:rPr>
-              <w:t>ShowSummary(summary, price)</w:t>
+              <w:t>SendSMS(phoneNumbers, message)</w:t>
             </w:r>
           </w:p>
         </w:tc>
@@ -9985,7 +11082,223 @@
                 <w:b w:val="0"/>
                 <w:sz w:val="16"/>
               </w:rPr>
-              <w:t>showSummary(summary, price)</w:t>
+              <w:t>sendSms(phoneNumbers, message)</w:t>
+            </w:r>
+          </w:p>
+        </w:tc>
+        <w:tc>
+          <w:tcPr>
+            <w:tcW w:type="dxa" w:w="1928"/>
+          </w:tcPr>
+          <w:p>
+            <w:pPr>
+              <w:spacing w:after="0"/>
+            </w:pPr>
+            <w:r>
+              <w:rPr>
+                <w:rFonts w:ascii="Times New Roman" w:hAnsi="Times New Roman" w:eastAsia="바탕"/>
+                <w:b w:val="0"/>
+                <w:sz w:val="16"/>
+              </w:rPr>
+              <w:t>SmsSender</w:t>
+            </w:r>
+          </w:p>
+        </w:tc>
+        <w:tc>
+          <w:tcPr>
+            <w:tcW w:type="dxa" w:w="3005"/>
+          </w:tcPr>
+          <w:p>
+            <w:pPr>
+              <w:spacing w:after="0"/>
+            </w:pPr>
+            <w:r>
+              <w:rPr>
+                <w:rFonts w:ascii="Times New Roman" w:hAnsi="Times New Roman" w:eastAsia="바탕"/>
+                <w:b w:val="0"/>
+                <w:sz w:val="16"/>
+              </w:rPr>
+              <w:t>Java 이름 규칙대로 약어를 소문자로 쓴다(sendSms)</w:t>
+            </w:r>
+          </w:p>
+        </w:tc>
+      </w:tr>
+      <w:tr>
+        <w:tc>
+          <w:tcPr>
+            <w:tcW w:type="dxa" w:w="1247"/>
+          </w:tcPr>
+          <w:p>
+            <w:pPr>
+              <w:spacing w:after="0"/>
+            </w:pPr>
+            <w:r>
+              <w:rPr>
+                <w:rFonts w:ascii="Times New Roman" w:hAnsi="Times New Roman" w:eastAsia="바탕"/>
+                <w:b w:val="0"/>
+                <w:sz w:val="16"/>
+              </w:rPr>
+              <w:t>MWT</w:t>
+            </w:r>
+            <w:r>
+              <w:rPr>
+                <w:rFonts w:ascii="Times New Roman" w:hAnsi="Times New Roman" w:eastAsia="바탕"/>
+                <w:b w:val="0"/>
+                <w:sz w:val="16"/>
+              </w:rPr>
+              <w:noBreakHyphen/>
+            </w:r>
+            <w:r>
+              <w:rPr>
+                <w:rFonts w:ascii="Times New Roman" w:hAnsi="Times New Roman" w:eastAsia="바탕"/>
+                <w:b w:val="0"/>
+                <w:sz w:val="16"/>
+              </w:rPr>
+              <w:t>UC7</w:t>
+            </w:r>
+          </w:p>
+        </w:tc>
+        <w:tc>
+          <w:tcPr>
+            <w:tcW w:type="dxa" w:w="4195"/>
+          </w:tcPr>
+          <w:p>
+            <w:pPr>
+              <w:spacing w:after="0"/>
+            </w:pPr>
+            <w:r>
+              <w:rPr>
+                <w:rFonts w:ascii="Times New Roman" w:hAnsi="Times New Roman" w:eastAsia="바탕"/>
+                <w:b w:val="0"/>
+                <w:sz w:val="16"/>
+              </w:rPr>
+              <w:t>ReturnSendResult(result)</w:t>
+            </w:r>
+          </w:p>
+        </w:tc>
+        <w:tc>
+          <w:tcPr>
+            <w:tcW w:type="dxa" w:w="4195"/>
+          </w:tcPr>
+          <w:p>
+            <w:pPr>
+              <w:spacing w:after="0"/>
+            </w:pPr>
+            <w:r>
+              <w:rPr>
+                <w:rFonts w:ascii="Times New Roman" w:hAnsi="Times New Roman" w:eastAsia="바탕"/>
+                <w:b w:val="0"/>
+                <w:sz w:val="16"/>
+              </w:rPr>
+              <w:t>result</w:t>
+            </w:r>
+          </w:p>
+        </w:tc>
+        <w:tc>
+          <w:tcPr>
+            <w:tcW w:type="dxa" w:w="1928"/>
+          </w:tcPr>
+          <w:p>
+            <w:pPr>
+              <w:spacing w:after="0"/>
+            </w:pPr>
+            <w:r>
+              <w:rPr>
+                <w:rFonts w:ascii="Times New Roman" w:hAnsi="Times New Roman" w:eastAsia="바탕"/>
+                <w:b w:val="0"/>
+                <w:sz w:val="16"/>
+              </w:rPr>
+              <w:t>반환 → BookingService</w:t>
+            </w:r>
+          </w:p>
+        </w:tc>
+        <w:tc>
+          <w:tcPr>
+            <w:tcW w:type="dxa" w:w="3005"/>
+          </w:tcPr>
+          <w:p>
+            <w:pPr>
+              <w:spacing w:after="0"/>
+            </w:pPr>
+            <w:r>
+              <w:rPr>
+                <w:rFonts w:ascii="Times New Roman" w:hAnsi="Times New Roman" w:eastAsia="바탕"/>
+                <w:b w:val="0"/>
+                <w:sz w:val="16"/>
+              </w:rPr>
+              <w:t>바뀜: 반환 화살표로 그린다</w:t>
+            </w:r>
+          </w:p>
+        </w:tc>
+      </w:tr>
+      <w:tr>
+        <w:tc>
+          <w:tcPr>
+            <w:tcW w:type="dxa" w:w="1247"/>
+          </w:tcPr>
+          <w:p>
+            <w:pPr>
+              <w:spacing w:after="0"/>
+            </w:pPr>
+            <w:r>
+              <w:rPr>
+                <w:rFonts w:ascii="Times New Roman" w:hAnsi="Times New Roman" w:eastAsia="바탕"/>
+                <w:b w:val="0"/>
+                <w:sz w:val="16"/>
+              </w:rPr>
+              <w:t>MWT</w:t>
+            </w:r>
+            <w:r>
+              <w:rPr>
+                <w:rFonts w:ascii="Times New Roman" w:hAnsi="Times New Roman" w:eastAsia="바탕"/>
+                <w:b w:val="0"/>
+                <w:sz w:val="16"/>
+              </w:rPr>
+              <w:noBreakHyphen/>
+            </w:r>
+            <w:r>
+              <w:rPr>
+                <w:rFonts w:ascii="Times New Roman" w:hAnsi="Times New Roman" w:eastAsia="바탕"/>
+                <w:b w:val="0"/>
+                <w:sz w:val="16"/>
+              </w:rPr>
+              <w:t>UC8</w:t>
+            </w:r>
+          </w:p>
+        </w:tc>
+        <w:tc>
+          <w:tcPr>
+            <w:tcW w:type="dxa" w:w="4195"/>
+          </w:tcPr>
+          <w:p>
+            <w:pPr>
+              <w:spacing w:after="0"/>
+            </w:pPr>
+            <w:r>
+              <w:rPr>
+                <w:rFonts w:ascii="Times New Roman" w:hAnsi="Times New Roman" w:eastAsia="바탕"/>
+                <w:b w:val="0"/>
+                <w:sz w:val="16"/>
+              </w:rPr>
+              <w:t>ShowDiscountedPrice(price, discount)</w:t>
+            </w:r>
+          </w:p>
+        </w:tc>
+        <w:tc>
+          <w:tcPr>
+            <w:tcW w:type="dxa" w:w="4195"/>
+          </w:tcPr>
+          <w:p>
+            <w:pPr>
+              <w:spacing w:after="0"/>
+            </w:pPr>
+            <w:r>
+              <w:rPr>
+                <w:rFonts w:ascii="Times New Roman" w:hAnsi="Times New Roman" w:eastAsia="바탕"/>
+                <w:b w:val="0"/>
+                <w:sz w:val="16"/>
+              </w:rPr>
+              <w:t>showDiscountedPrice(price, discount)</w:t>
             </w:r>
           </w:p>
         </w:tc>
@@ -10033,7 +11346,23 @@
                 <w:b w:val="0"/>
                 <w:sz w:val="16"/>
               </w:rPr>
-              <w:t>MWT-UC9</w:t>
+              <w:t>MWT</w:t>
+            </w:r>
+            <w:r>
+              <w:rPr>
+                <w:rFonts w:ascii="Times New Roman" w:hAnsi="Times New Roman" w:eastAsia="바탕"/>
+                <w:b w:val="0"/>
+                <w:sz w:val="16"/>
+              </w:rPr>
+              <w:noBreakHyphen/>
+            </w:r>
+            <w:r>
+              <w:rPr>
+                <w:rFonts w:ascii="Times New Roman" w:hAnsi="Times New Roman" w:eastAsia="바탕"/>
+                <w:b w:val="0"/>
+                <w:sz w:val="16"/>
+              </w:rPr>
+              <w:t>UC8</w:t>
             </w:r>
           </w:p>
         </w:tc>
@@ -10051,7 +11380,7 @@
                 <w:b w:val="0"/>
                 <w:sz w:val="16"/>
               </w:rPr>
-              <w:t>RequestPlanTour()</w:t>
+              <w:t>ConfirmPrice()</w:t>
             </w:r>
           </w:p>
         </w:tc>
@@ -10069,7 +11398,7 @@
                 <w:b w:val="0"/>
                 <w:sz w:val="16"/>
               </w:rPr>
-              <w:t>requestPlanTour()</w:t>
+              <w:t>confirmPrice()</w:t>
             </w:r>
           </w:p>
         </w:tc>
@@ -10087,7 +11416,7 @@
                 <w:b w:val="0"/>
                 <w:sz w:val="16"/>
               </w:rPr>
-              <w:t>StaffMainPage</w:t>
+              <w:t>PriceSummary</w:t>
             </w:r>
           </w:p>
         </w:tc>
@@ -10117,7 +11446,23 @@
                 <w:b w:val="0"/>
                 <w:sz w:val="16"/>
               </w:rPr>
-              <w:t>MWT-UC9</w:t>
+              <w:t>MWT</w:t>
+            </w:r>
+            <w:r>
+              <w:rPr>
+                <w:rFonts w:ascii="Times New Roman" w:hAnsi="Times New Roman" w:eastAsia="바탕"/>
+                <w:b w:val="0"/>
+                <w:sz w:val="16"/>
+              </w:rPr>
+              <w:noBreakHyphen/>
+            </w:r>
+            <w:r>
+              <w:rPr>
+                <w:rFonts w:ascii="Times New Roman" w:hAnsi="Times New Roman" w:eastAsia="바탕"/>
+                <w:b w:val="0"/>
+                <w:sz w:val="16"/>
+              </w:rPr>
+              <w:t>UC8</w:t>
             </w:r>
           </w:p>
         </w:tc>
@@ -10135,7 +11480,7 @@
                 <w:b w:val="0"/>
                 <w:sz w:val="16"/>
               </w:rPr>
-              <w:t>ShowTourForm()</w:t>
+              <w:t>ShowSummary(summary, price)</w:t>
             </w:r>
           </w:p>
         </w:tc>
@@ -10153,7 +11498,7 @@
                 <w:b w:val="0"/>
                 <w:sz w:val="16"/>
               </w:rPr>
-              <w:t>showTourForm()</w:t>
+              <w:t>showSummary(summary, price)</w:t>
             </w:r>
           </w:p>
         </w:tc>
@@ -10171,7 +11516,7 @@
                 <w:b w:val="0"/>
                 <w:sz w:val="16"/>
               </w:rPr>
-              <w:t>TourPlanPage</w:t>
+              <w:t>PriceSummary</w:t>
             </w:r>
           </w:p>
         </w:tc>
@@ -10201,7 +11546,23 @@
                 <w:b w:val="0"/>
                 <w:sz w:val="16"/>
               </w:rPr>
-              <w:t>MWT-UC9</w:t>
+              <w:t>MWT</w:t>
+            </w:r>
+            <w:r>
+              <w:rPr>
+                <w:rFonts w:ascii="Times New Roman" w:hAnsi="Times New Roman" w:eastAsia="바탕"/>
+                <w:b w:val="0"/>
+                <w:sz w:val="16"/>
+              </w:rPr>
+              <w:noBreakHyphen/>
+            </w:r>
+            <w:r>
+              <w:rPr>
+                <w:rFonts w:ascii="Times New Roman" w:hAnsi="Times New Roman" w:eastAsia="바탕"/>
+                <w:b w:val="0"/>
+                <w:sz w:val="16"/>
+              </w:rPr>
+              <w:t>UC9</w:t>
             </w:r>
           </w:p>
         </w:tc>
@@ -10219,7 +11580,7 @@
                 <w:b w:val="0"/>
                 <w:sz w:val="16"/>
               </w:rPr>
-              <w:t>RegisterTour(theme, date, duration, capacity, prices, transports)</w:t>
+              <w:t>RequestPlanTour()</w:t>
             </w:r>
           </w:p>
         </w:tc>
@@ -10237,7 +11598,7 @@
                 <w:b w:val="0"/>
                 <w:sz w:val="16"/>
               </w:rPr>
-              <w:t>registerTour(theme, date, duration, capacity, prices, transports)</w:t>
+              <w:t>requestPlanTour()</w:t>
             </w:r>
           </w:p>
         </w:tc>
@@ -10255,7 +11616,7 @@
                 <w:b w:val="0"/>
                 <w:sz w:val="16"/>
               </w:rPr>
-              <w:t>TourPlanPage</w:t>
+              <w:t>StaffMainPage</w:t>
             </w:r>
           </w:p>
         </w:tc>
@@ -10285,7 +11646,23 @@
                 <w:b w:val="0"/>
                 <w:sz w:val="16"/>
               </w:rPr>
-              <w:t>MWT-UC9</w:t>
+              <w:t>MWT</w:t>
+            </w:r>
+            <w:r>
+              <w:rPr>
+                <w:rFonts w:ascii="Times New Roman" w:hAnsi="Times New Roman" w:eastAsia="바탕"/>
+                <w:b w:val="0"/>
+                <w:sz w:val="16"/>
+              </w:rPr>
+              <w:noBreakHyphen/>
+            </w:r>
+            <w:r>
+              <w:rPr>
+                <w:rFonts w:ascii="Times New Roman" w:hAnsi="Times New Roman" w:eastAsia="바탕"/>
+                <w:b w:val="0"/>
+                <w:sz w:val="16"/>
+              </w:rPr>
+              <w:t>UC9</w:t>
             </w:r>
           </w:p>
         </w:tc>
@@ -10303,7 +11680,7 @@
                 <w:b w:val="0"/>
                 <w:sz w:val="16"/>
               </w:rPr>
-              <w:t>ShowRegisterResult(tourId)</w:t>
+              <w:t>ShowTourForm()</w:t>
             </w:r>
           </w:p>
         </w:tc>
@@ -10321,7 +11698,7 @@
                 <w:b w:val="0"/>
                 <w:sz w:val="16"/>
               </w:rPr>
-              <w:t>showRegisterResult(tourId)</w:t>
+              <w:t>showTourForm()</w:t>
             </w:r>
           </w:p>
         </w:tc>
@@ -10369,7 +11746,23 @@
                 <w:b w:val="0"/>
                 <w:sz w:val="16"/>
               </w:rPr>
-              <w:t>MWT-UC10</w:t>
+              <w:t>MWT</w:t>
+            </w:r>
+            <w:r>
+              <w:rPr>
+                <w:rFonts w:ascii="Times New Roman" w:hAnsi="Times New Roman" w:eastAsia="바탕"/>
+                <w:b w:val="0"/>
+                <w:sz w:val="16"/>
+              </w:rPr>
+              <w:noBreakHyphen/>
+            </w:r>
+            <w:r>
+              <w:rPr>
+                <w:rFonts w:ascii="Times New Roman" w:hAnsi="Times New Roman" w:eastAsia="바탕"/>
+                <w:b w:val="0"/>
+                <w:sz w:val="16"/>
+              </w:rPr>
+              <w:t>UC9</w:t>
             </w:r>
           </w:p>
         </w:tc>
@@ -10387,7 +11780,7 @@
                 <w:b w:val="0"/>
                 <w:sz w:val="16"/>
               </w:rPr>
-              <w:t>RequestAddItem()</w:t>
+              <w:t>RegisterTour(theme, date, duration, capacity, prices, transports)</w:t>
             </w:r>
           </w:p>
         </w:tc>
@@ -10405,7 +11798,7 @@
                 <w:b w:val="0"/>
                 <w:sz w:val="16"/>
               </w:rPr>
-              <w:t>requestAddItem()</w:t>
+              <w:t>registerTour(theme, date, duration, capacity, prices, transports)</w:t>
             </w:r>
           </w:p>
         </w:tc>
@@ -10423,7 +11816,7 @@
                 <w:b w:val="0"/>
                 <w:sz w:val="16"/>
               </w:rPr>
-              <w:t>StaffMainPage</w:t>
+              <w:t>TourPlanPage</w:t>
             </w:r>
           </w:p>
         </w:tc>
@@ -10453,7 +11846,23 @@
                 <w:b w:val="0"/>
                 <w:sz w:val="16"/>
               </w:rPr>
-              <w:t>MWT-UC10</w:t>
+              <w:t>MWT</w:t>
+            </w:r>
+            <w:r>
+              <w:rPr>
+                <w:rFonts w:ascii="Times New Roman" w:hAnsi="Times New Roman" w:eastAsia="바탕"/>
+                <w:b w:val="0"/>
+                <w:sz w:val="16"/>
+              </w:rPr>
+              <w:noBreakHyphen/>
+            </w:r>
+            <w:r>
+              <w:rPr>
+                <w:rFonts w:ascii="Times New Roman" w:hAnsi="Times New Roman" w:eastAsia="바탕"/>
+                <w:b w:val="0"/>
+                <w:sz w:val="16"/>
+              </w:rPr>
+              <w:t>UC9</w:t>
             </w:r>
           </w:p>
         </w:tc>
@@ -10471,7 +11880,7 @@
                 <w:b w:val="0"/>
                 <w:sz w:val="16"/>
               </w:rPr>
-              <w:t>ShowItems(items)</w:t>
+              <w:t>ShowRegisterResult(tourId)</w:t>
             </w:r>
           </w:p>
         </w:tc>
@@ -10489,7 +11898,7 @@
                 <w:b w:val="0"/>
                 <w:sz w:val="16"/>
               </w:rPr>
-              <w:t>showItems(items)</w:t>
+              <w:t>showRegisterResult(tourId)</w:t>
             </w:r>
           </w:p>
         </w:tc>
@@ -10507,7 +11916,7 @@
                 <w:b w:val="0"/>
                 <w:sz w:val="16"/>
               </w:rPr>
-              <w:t>WarehousePage</w:t>
+              <w:t>TourPlanPage</w:t>
             </w:r>
           </w:p>
         </w:tc>
@@ -10537,7 +11946,23 @@
                 <w:b w:val="0"/>
                 <w:sz w:val="16"/>
               </w:rPr>
-              <w:t>MWT-UC10</w:t>
+              <w:t>MWT</w:t>
+            </w:r>
+            <w:r>
+              <w:rPr>
+                <w:rFonts w:ascii="Times New Roman" w:hAnsi="Times New Roman" w:eastAsia="바탕"/>
+                <w:b w:val="0"/>
+                <w:sz w:val="16"/>
+              </w:rPr>
+              <w:noBreakHyphen/>
+            </w:r>
+            <w:r>
+              <w:rPr>
+                <w:rFonts w:ascii="Times New Roman" w:hAnsi="Times New Roman" w:eastAsia="바탕"/>
+                <w:b w:val="0"/>
+                <w:sz w:val="16"/>
+              </w:rPr>
+              <w:t>UC10</w:t>
             </w:r>
           </w:p>
         </w:tc>
@@ -10555,7 +11980,7 @@
                 <w:b w:val="0"/>
                 <w:sz w:val="16"/>
               </w:rPr>
-              <w:t>AddItem(itemName, theme, quantity)</w:t>
+              <w:t>RequestAddItem()</w:t>
             </w:r>
           </w:p>
         </w:tc>
@@ -10573,7 +11998,7 @@
                 <w:b w:val="0"/>
                 <w:sz w:val="16"/>
               </w:rPr>
-              <w:t>addItem(itemName, theme, quantity)</w:t>
+              <w:t>requestAddItem()</w:t>
             </w:r>
           </w:p>
         </w:tc>
@@ -10591,7 +12016,7 @@
                 <w:b w:val="0"/>
                 <w:sz w:val="16"/>
               </w:rPr>
-              <w:t>WarehousePage</w:t>
+              <w:t>StaffMainPage</w:t>
             </w:r>
           </w:p>
         </w:tc>
@@ -10621,7 +12046,23 @@
                 <w:b w:val="0"/>
                 <w:sz w:val="16"/>
               </w:rPr>
-              <w:t>MWT-UC10</w:t>
+              <w:t>MWT</w:t>
+            </w:r>
+            <w:r>
+              <w:rPr>
+                <w:rFonts w:ascii="Times New Roman" w:hAnsi="Times New Roman" w:eastAsia="바탕"/>
+                <w:b w:val="0"/>
+                <w:sz w:val="16"/>
+              </w:rPr>
+              <w:noBreakHyphen/>
+            </w:r>
+            <w:r>
+              <w:rPr>
+                <w:rFonts w:ascii="Times New Roman" w:hAnsi="Times New Roman" w:eastAsia="바탕"/>
+                <w:b w:val="0"/>
+                <w:sz w:val="16"/>
+              </w:rPr>
+              <w:t>UC10</w:t>
             </w:r>
           </w:p>
         </w:tc>
@@ -10639,7 +12080,7 @@
                 <w:b w:val="0"/>
                 <w:sz w:val="16"/>
               </w:rPr>
-              <w:t>ShowAddResult(itemName, quantity)</w:t>
+              <w:t>ShowItems(items)</w:t>
             </w:r>
           </w:p>
         </w:tc>
@@ -10657,7 +12098,7 @@
                 <w:b w:val="0"/>
                 <w:sz w:val="16"/>
               </w:rPr>
-              <w:t>showAddResult(itemName, quantity)</w:t>
+              <w:t>showItems(items)</w:t>
             </w:r>
           </w:p>
         </w:tc>
@@ -10676,6 +12117,406 @@
                 <w:sz w:val="16"/>
               </w:rPr>
               <w:t>WarehousePage</w:t>
+            </w:r>
+          </w:p>
+        </w:tc>
+        <w:tc>
+          <w:tcPr>
+            <w:tcW w:type="dxa" w:w="3005"/>
+          </w:tcPr>
+          <w:p>
+            <w:pPr>
+              <w:spacing w:after="0"/>
+            </w:pPr>
+          </w:p>
+        </w:tc>
+      </w:tr>
+      <w:tr>
+        <w:tc>
+          <w:tcPr>
+            <w:tcW w:type="dxa" w:w="1247"/>
+          </w:tcPr>
+          <w:p>
+            <w:pPr>
+              <w:spacing w:after="0"/>
+            </w:pPr>
+            <w:r>
+              <w:rPr>
+                <w:rFonts w:ascii="Times New Roman" w:hAnsi="Times New Roman" w:eastAsia="바탕"/>
+                <w:b w:val="0"/>
+                <w:sz w:val="16"/>
+              </w:rPr>
+              <w:t>MWT</w:t>
+            </w:r>
+            <w:r>
+              <w:rPr>
+                <w:rFonts w:ascii="Times New Roman" w:hAnsi="Times New Roman" w:eastAsia="바탕"/>
+                <w:b w:val="0"/>
+                <w:sz w:val="16"/>
+              </w:rPr>
+              <w:noBreakHyphen/>
+            </w:r>
+            <w:r>
+              <w:rPr>
+                <w:rFonts w:ascii="Times New Roman" w:hAnsi="Times New Roman" w:eastAsia="바탕"/>
+                <w:b w:val="0"/>
+                <w:sz w:val="16"/>
+              </w:rPr>
+              <w:t>UC10</w:t>
+            </w:r>
+          </w:p>
+        </w:tc>
+        <w:tc>
+          <w:tcPr>
+            <w:tcW w:type="dxa" w:w="4195"/>
+          </w:tcPr>
+          <w:p>
+            <w:pPr>
+              <w:spacing w:after="0"/>
+            </w:pPr>
+            <w:r>
+              <w:rPr>
+                <w:rFonts w:ascii="Times New Roman" w:hAnsi="Times New Roman" w:eastAsia="바탕"/>
+                <w:b w:val="0"/>
+                <w:sz w:val="16"/>
+              </w:rPr>
+              <w:t>AddItem(itemName, theme, quantity)</w:t>
+            </w:r>
+          </w:p>
+        </w:tc>
+        <w:tc>
+          <w:tcPr>
+            <w:tcW w:type="dxa" w:w="4195"/>
+          </w:tcPr>
+          <w:p>
+            <w:pPr>
+              <w:spacing w:after="0"/>
+            </w:pPr>
+            <w:r>
+              <w:rPr>
+                <w:rFonts w:ascii="Times New Roman" w:hAnsi="Times New Roman" w:eastAsia="바탕"/>
+                <w:b w:val="0"/>
+                <w:sz w:val="16"/>
+              </w:rPr>
+              <w:t>addItem(itemName, theme, quantity)</w:t>
+            </w:r>
+          </w:p>
+        </w:tc>
+        <w:tc>
+          <w:tcPr>
+            <w:tcW w:type="dxa" w:w="1928"/>
+          </w:tcPr>
+          <w:p>
+            <w:pPr>
+              <w:spacing w:after="0"/>
+            </w:pPr>
+            <w:r>
+              <w:rPr>
+                <w:rFonts w:ascii="Times New Roman" w:hAnsi="Times New Roman" w:eastAsia="바탕"/>
+                <w:b w:val="0"/>
+                <w:sz w:val="16"/>
+              </w:rPr>
+              <w:t>WarehousePage</w:t>
+            </w:r>
+          </w:p>
+        </w:tc>
+        <w:tc>
+          <w:tcPr>
+            <w:tcW w:type="dxa" w:w="3005"/>
+          </w:tcPr>
+          <w:p>
+            <w:pPr>
+              <w:spacing w:after="0"/>
+            </w:pPr>
+          </w:p>
+        </w:tc>
+      </w:tr>
+      <w:tr>
+        <w:tc>
+          <w:tcPr>
+            <w:tcW w:type="dxa" w:w="1247"/>
+          </w:tcPr>
+          <w:p>
+            <w:pPr>
+              <w:spacing w:after="0"/>
+            </w:pPr>
+            <w:r>
+              <w:rPr>
+                <w:rFonts w:ascii="Times New Roman" w:hAnsi="Times New Roman" w:eastAsia="바탕"/>
+                <w:b w:val="0"/>
+                <w:sz w:val="16"/>
+              </w:rPr>
+              <w:t>MWT</w:t>
+            </w:r>
+            <w:r>
+              <w:rPr>
+                <w:rFonts w:ascii="Times New Roman" w:hAnsi="Times New Roman" w:eastAsia="바탕"/>
+                <w:b w:val="0"/>
+                <w:sz w:val="16"/>
+              </w:rPr>
+              <w:noBreakHyphen/>
+            </w:r>
+            <w:r>
+              <w:rPr>
+                <w:rFonts w:ascii="Times New Roman" w:hAnsi="Times New Roman" w:eastAsia="바탕"/>
+                <w:b w:val="0"/>
+                <w:sz w:val="16"/>
+              </w:rPr>
+              <w:t>UC10</w:t>
+            </w:r>
+          </w:p>
+        </w:tc>
+        <w:tc>
+          <w:tcPr>
+            <w:tcW w:type="dxa" w:w="4195"/>
+          </w:tcPr>
+          <w:p>
+            <w:pPr>
+              <w:spacing w:after="0"/>
+            </w:pPr>
+            <w:r>
+              <w:rPr>
+                <w:rFonts w:ascii="Times New Roman" w:hAnsi="Times New Roman" w:eastAsia="바탕"/>
+                <w:b w:val="0"/>
+                <w:sz w:val="16"/>
+              </w:rPr>
+              <w:t>ShowAddResult(itemName, quantity)</w:t>
+            </w:r>
+          </w:p>
+        </w:tc>
+        <w:tc>
+          <w:tcPr>
+            <w:tcW w:type="dxa" w:w="4195"/>
+          </w:tcPr>
+          <w:p>
+            <w:pPr>
+              <w:spacing w:after="0"/>
+            </w:pPr>
+            <w:r>
+              <w:rPr>
+                <w:rFonts w:ascii="Times New Roman" w:hAnsi="Times New Roman" w:eastAsia="바탕"/>
+                <w:b w:val="0"/>
+                <w:sz w:val="16"/>
+              </w:rPr>
+              <w:t>showAddResult(itemName, quantity)</w:t>
+            </w:r>
+          </w:p>
+        </w:tc>
+        <w:tc>
+          <w:tcPr>
+            <w:tcW w:type="dxa" w:w="1928"/>
+          </w:tcPr>
+          <w:p>
+            <w:pPr>
+              <w:spacing w:after="0"/>
+            </w:pPr>
+            <w:r>
+              <w:rPr>
+                <w:rFonts w:ascii="Times New Roman" w:hAnsi="Times New Roman" w:eastAsia="바탕"/>
+                <w:b w:val="0"/>
+                <w:sz w:val="16"/>
+              </w:rPr>
+              <w:t>WarehousePage</w:t>
+            </w:r>
+          </w:p>
+        </w:tc>
+        <w:tc>
+          <w:tcPr>
+            <w:tcW w:type="dxa" w:w="3005"/>
+          </w:tcPr>
+          <w:p>
+            <w:pPr>
+              <w:spacing w:after="0"/>
+            </w:pPr>
+          </w:p>
+        </w:tc>
+      </w:tr>
+      <w:tr>
+        <w:tc>
+          <w:tcPr>
+            <w:tcW w:type="dxa" w:w="1247"/>
+          </w:tcPr>
+          <w:p>
+            <w:pPr>
+              <w:spacing w:after="0"/>
+            </w:pPr>
+            <w:r>
+              <w:rPr>
+                <w:rFonts w:ascii="Times New Roman" w:hAnsi="Times New Roman" w:eastAsia="바탕"/>
+                <w:b w:val="0"/>
+                <w:sz w:val="16"/>
+              </w:rPr>
+              <w:t>MWT</w:t>
+            </w:r>
+            <w:r>
+              <w:rPr>
+                <w:rFonts w:ascii="Times New Roman" w:hAnsi="Times New Roman" w:eastAsia="바탕"/>
+                <w:b w:val="0"/>
+                <w:sz w:val="16"/>
+              </w:rPr>
+              <w:noBreakHyphen/>
+            </w:r>
+            <w:r>
+              <w:rPr>
+                <w:rFonts w:ascii="Times New Roman" w:hAnsi="Times New Roman" w:eastAsia="바탕"/>
+                <w:b w:val="0"/>
+                <w:sz w:val="16"/>
+              </w:rPr>
+              <w:t>UC11</w:t>
+            </w:r>
+          </w:p>
+        </w:tc>
+        <w:tc>
+          <w:tcPr>
+            <w:tcW w:type="dxa" w:w="4195"/>
+          </w:tcPr>
+          <w:p>
+            <w:pPr>
+              <w:spacing w:after="0"/>
+            </w:pPr>
+            <w:r>
+              <w:rPr>
+                <w:rFonts w:ascii="Times New Roman" w:hAnsi="Times New Roman" w:eastAsia="바탕"/>
+                <w:b w:val="0"/>
+                <w:sz w:val="16"/>
+              </w:rPr>
+              <w:t>LogOut()</w:t>
+            </w:r>
+          </w:p>
+        </w:tc>
+        <w:tc>
+          <w:tcPr>
+            <w:tcW w:type="dxa" w:w="4195"/>
+          </w:tcPr>
+          <w:p>
+            <w:pPr>
+              <w:spacing w:after="0"/>
+            </w:pPr>
+            <w:r>
+              <w:rPr>
+                <w:rFonts w:ascii="Times New Roman" w:hAnsi="Times New Roman" w:eastAsia="바탕"/>
+                <w:b w:val="0"/>
+                <w:sz w:val="16"/>
+              </w:rPr>
+              <w:t>logOut()</w:t>
+            </w:r>
+          </w:p>
+        </w:tc>
+        <w:tc>
+          <w:tcPr>
+            <w:tcW w:type="dxa" w:w="1928"/>
+          </w:tcPr>
+          <w:p>
+            <w:pPr>
+              <w:spacing w:after="0"/>
+            </w:pPr>
+            <w:r>
+              <w:rPr>
+                <w:rFonts w:ascii="Times New Roman" w:hAnsi="Times New Roman" w:eastAsia="바탕"/>
+                <w:b w:val="0"/>
+                <w:sz w:val="16"/>
+              </w:rPr>
+              <w:t>CustomerMainPage</w:t>
+            </w:r>
+          </w:p>
+        </w:tc>
+        <w:tc>
+          <w:tcPr>
+            <w:tcW w:type="dxa" w:w="3005"/>
+          </w:tcPr>
+          <w:p>
+            <w:pPr>
+              <w:spacing w:after="0"/>
+            </w:pPr>
+          </w:p>
+        </w:tc>
+      </w:tr>
+      <w:tr>
+        <w:tc>
+          <w:tcPr>
+            <w:tcW w:type="dxa" w:w="1247"/>
+          </w:tcPr>
+          <w:p>
+            <w:pPr>
+              <w:spacing w:after="0"/>
+            </w:pPr>
+            <w:r>
+              <w:rPr>
+                <w:rFonts w:ascii="Times New Roman" w:hAnsi="Times New Roman" w:eastAsia="바탕"/>
+                <w:b w:val="0"/>
+                <w:sz w:val="16"/>
+              </w:rPr>
+              <w:t>MWT</w:t>
+            </w:r>
+            <w:r>
+              <w:rPr>
+                <w:rFonts w:ascii="Times New Roman" w:hAnsi="Times New Roman" w:eastAsia="바탕"/>
+                <w:b w:val="0"/>
+                <w:sz w:val="16"/>
+              </w:rPr>
+              <w:noBreakHyphen/>
+            </w:r>
+            <w:r>
+              <w:rPr>
+                <w:rFonts w:ascii="Times New Roman" w:hAnsi="Times New Roman" w:eastAsia="바탕"/>
+                <w:b w:val="0"/>
+                <w:sz w:val="16"/>
+              </w:rPr>
+              <w:t>UC11</w:t>
+            </w:r>
+          </w:p>
+        </w:tc>
+        <w:tc>
+          <w:tcPr>
+            <w:tcW w:type="dxa" w:w="4195"/>
+          </w:tcPr>
+          <w:p>
+            <w:pPr>
+              <w:spacing w:after="0"/>
+            </w:pPr>
+            <w:r>
+              <w:rPr>
+                <w:rFonts w:ascii="Times New Roman" w:hAnsi="Times New Roman" w:eastAsia="바탕"/>
+                <w:b w:val="0"/>
+                <w:sz w:val="16"/>
+              </w:rPr>
+              <w:t>ShowLoginPage()</w:t>
+            </w:r>
+          </w:p>
+        </w:tc>
+        <w:tc>
+          <w:tcPr>
+            <w:tcW w:type="dxa" w:w="4195"/>
+          </w:tcPr>
+          <w:p>
+            <w:pPr>
+              <w:spacing w:after="0"/>
+            </w:pPr>
+            <w:r>
+              <w:rPr>
+                <w:rFonts w:ascii="Times New Roman" w:hAnsi="Times New Roman" w:eastAsia="바탕"/>
+                <w:b w:val="0"/>
+                <w:sz w:val="16"/>
+              </w:rPr>
+              <w:t>showLoginPage()</w:t>
+            </w:r>
+          </w:p>
+        </w:tc>
+        <w:tc>
+          <w:tcPr>
+            <w:tcW w:type="dxa" w:w="1928"/>
+          </w:tcPr>
+          <w:p>
+            <w:pPr>
+              <w:spacing w:after="0"/>
+            </w:pPr>
+            <w:r>
+              <w:rPr>
+                <w:rFonts w:ascii="Times New Roman" w:hAnsi="Times New Roman" w:eastAsia="바탕"/>
+                <w:b w:val="0"/>
+                <w:sz w:val="16"/>
+              </w:rPr>
+              <w:t>CustomerMainPage</w:t>
             </w:r>
           </w:p>
         </w:tc>
@@ -10731,7 +12572,7 @@
       <w:r>
         <w:drawing>
           <wp:inline xmlns:a="http://schemas.openxmlformats.org/drawingml/2006/main" xmlns:pic="http://schemas.openxmlformats.org/drawingml/2006/picture">
-            <wp:extent cx="8791728" cy="3297974"/>
+            <wp:extent cx="7714022" cy="3041032"/>
             <wp:docPr id="9" name="Picture 9"/>
             <wp:cNvGraphicFramePr>
               <a:graphicFrameLocks noChangeAspect="1"/>
@@ -10752,7 +12593,7 @@
                   <pic:spPr>
                     <a:xfrm>
                       <a:off x="0" y="0"/>
-                      <a:ext cx="8791728" cy="3297974"/>
+                      <a:ext cx="7714022" cy="3041032"/>
                     </a:xfrm>
                     <a:prstGeom prst="rect"/>
                   </pic:spPr>
@@ -10765,6 +12606,17 @@
     </w:p>
     <w:p>
       <w:pPr>
+        <w:sectPr>
+          <w:type w:val="continuous"/>
+          <w:pgSz w:w="16838" w:h="11906" w:orient="landscape"/>
+          <w:pgMar w:top="1134" w:right="1134" w:bottom="1134" w:left="1134" w:header="720" w:footer="720" w:gutter="0"/>
+          <w:cols w:space="566" w:num="1"/>
+          <w:docGrid w:linePitch="360"/>
+        </w:sectPr>
+      </w:pPr>
+    </w:p>
+    <w:p>
+      <w:pPr>
         <w:spacing w:after="40"/>
         <w:ind w:left="340" w:hanging="227"/>
       </w:pPr>
@@ -10821,6 +12673,7 @@
     </w:p>
     <w:p>
       <w:pPr>
+        <w:keepNext/>
         <w:spacing w:after="0"/>
       </w:pPr>
       <w:r>
@@ -10862,9 +12715,20 @@
     </w:p>
     <w:p>
       <w:pPr>
+        <w:sectPr>
+          <w:type w:val="continuous"/>
+          <w:pgSz w:w="16838" w:h="11906" w:orient="landscape"/>
+          <w:pgMar w:top="1134" w:right="1134" w:bottom="1134" w:left="1134" w:header="720" w:footer="720" w:gutter="0"/>
+          <w:cols w:space="566" w:num="2"/>
+          <w:docGrid w:linePitch="360"/>
+        </w:sectPr>
+      </w:pPr>
+    </w:p>
+    <w:p>
+      <w:pPr>
         <w:keepNext/>
-        <w:pageBreakBefore/>
-        <w:spacing w:before="0" w:after="120"/>
+        <w:pageBreakBefore w:val="0"/>
+        <w:spacing w:before="240" w:after="120"/>
       </w:pPr>
       <w:r>
         <w:rPr>
@@ -10895,7 +12759,7 @@
       <w:r>
         <w:drawing>
           <wp:inline xmlns:a="http://schemas.openxmlformats.org/drawingml/2006/main" xmlns:pic="http://schemas.openxmlformats.org/drawingml/2006/picture">
-            <wp:extent cx="9157289" cy="3493678"/>
+            <wp:extent cx="9236826" cy="3163347"/>
             <wp:docPr id="10" name="Picture 10"/>
             <wp:cNvGraphicFramePr>
               <a:graphicFrameLocks noChangeAspect="1"/>
@@ -10916,7 +12780,7 @@
                   <pic:spPr>
                     <a:xfrm>
                       <a:off x="0" y="0"/>
-                      <a:ext cx="9157289" cy="3493678"/>
+                      <a:ext cx="9236826" cy="3163347"/>
                     </a:xfrm>
                     <a:prstGeom prst="rect"/>
                   </pic:spPr>
@@ -10929,6 +12793,16 @@
     </w:p>
     <w:p>
       <w:pPr>
+        <w:sectPr>
+          <w:pgSz w:w="16838" w:h="11906" w:orient="landscape"/>
+          <w:pgMar w:top="1134" w:right="1134" w:bottom="1134" w:left="1134" w:header="720" w:footer="720" w:gutter="0"/>
+          <w:cols w:space="566" w:num="1"/>
+          <w:docGrid w:linePitch="360"/>
+        </w:sectPr>
+      </w:pPr>
+    </w:p>
+    <w:p>
+      <w:pPr>
         <w:spacing w:after="40"/>
         <w:ind w:left="340" w:hanging="227"/>
       </w:pPr>
@@ -10985,6 +12859,7 @@
     </w:p>
     <w:p>
       <w:pPr>
+        <w:keepNext/>
         <w:spacing w:after="0"/>
       </w:pPr>
       <w:r>
@@ -11026,9 +12901,20 @@
     </w:p>
     <w:p>
       <w:pPr>
+        <w:sectPr>
+          <w:type w:val="continuous"/>
+          <w:pgSz w:w="16838" w:h="11906" w:orient="landscape"/>
+          <w:pgMar w:top="1134" w:right="1134" w:bottom="1134" w:left="1134" w:header="720" w:footer="720" w:gutter="0"/>
+          <w:cols w:space="566" w:num="2"/>
+          <w:docGrid w:linePitch="360"/>
+        </w:sectPr>
+      </w:pPr>
+    </w:p>
+    <w:p>
+      <w:pPr>
         <w:keepNext/>
-        <w:pageBreakBefore/>
-        <w:spacing w:before="0" w:after="120"/>
+        <w:pageBreakBefore w:val="0"/>
+        <w:spacing w:before="240" w:after="120"/>
       </w:pPr>
       <w:r>
         <w:rPr>
@@ -11059,7 +12945,7 @@
       <w:r>
         <w:drawing>
           <wp:inline xmlns:a="http://schemas.openxmlformats.org/drawingml/2006/main" xmlns:pic="http://schemas.openxmlformats.org/drawingml/2006/picture">
-            <wp:extent cx="9252000" cy="3119246"/>
+            <wp:extent cx="9252000" cy="3017512"/>
             <wp:docPr id="11" name="Picture 11"/>
             <wp:cNvGraphicFramePr>
               <a:graphicFrameLocks noChangeAspect="1"/>
@@ -11080,7 +12966,7 @@
                   <pic:spPr>
                     <a:xfrm>
                       <a:off x="0" y="0"/>
-                      <a:ext cx="9252000" cy="3119246"/>
+                      <a:ext cx="9252000" cy="3017512"/>
                     </a:xfrm>
                     <a:prstGeom prst="rect"/>
                   </pic:spPr>
@@ -11093,6 +12979,16 @@
     </w:p>
     <w:p>
       <w:pPr>
+        <w:sectPr>
+          <w:pgSz w:w="16838" w:h="11906" w:orient="landscape"/>
+          <w:pgMar w:top="1134" w:right="1134" w:bottom="1134" w:left="1134" w:header="720" w:footer="720" w:gutter="0"/>
+          <w:cols w:space="566" w:num="1"/>
+          <w:docGrid w:linePitch="360"/>
+        </w:sectPr>
+      </w:pPr>
+    </w:p>
+    <w:p>
+      <w:pPr>
         <w:spacing w:after="40"/>
         <w:ind w:left="340" w:hanging="227"/>
       </w:pPr>
@@ -11135,6 +13031,7 @@
     </w:p>
     <w:p>
       <w:pPr>
+        <w:keepNext/>
         <w:spacing w:after="0"/>
       </w:pPr>
       <w:r>
@@ -11162,9 +13059,20 @@
     </w:p>
     <w:p>
       <w:pPr>
+        <w:sectPr>
+          <w:type w:val="continuous"/>
+          <w:pgSz w:w="16838" w:h="11906" w:orient="landscape"/>
+          <w:pgMar w:top="1134" w:right="1134" w:bottom="1134" w:left="1134" w:header="720" w:footer="720" w:gutter="0"/>
+          <w:cols w:space="566" w:num="2"/>
+          <w:docGrid w:linePitch="360"/>
+        </w:sectPr>
+      </w:pPr>
+    </w:p>
+    <w:p>
+      <w:pPr>
         <w:keepNext/>
-        <w:pageBreakBefore/>
-        <w:spacing w:before="0" w:after="120"/>
+        <w:pageBreakBefore w:val="0"/>
+        <w:spacing w:before="240" w:after="120"/>
       </w:pPr>
       <w:r>
         <w:rPr>
@@ -11195,7 +13103,7 @@
       <w:r>
         <w:drawing>
           <wp:inline xmlns:a="http://schemas.openxmlformats.org/drawingml/2006/main" xmlns:pic="http://schemas.openxmlformats.org/drawingml/2006/picture">
-            <wp:extent cx="8532046" cy="5364000"/>
+            <wp:extent cx="8306082" cy="5364000"/>
             <wp:docPr id="12" name="Picture 12"/>
             <wp:cNvGraphicFramePr>
               <a:graphicFrameLocks noChangeAspect="1"/>
@@ -11216,7 +13124,7 @@
                   <pic:spPr>
                     <a:xfrm>
                       <a:off x="0" y="0"/>
-                      <a:ext cx="8532046" cy="5364000"/>
+                      <a:ext cx="8306082" cy="5364000"/>
                     </a:xfrm>
                     <a:prstGeom prst="rect"/>
                   </pic:spPr>
@@ -11229,6 +13137,16 @@
     </w:p>
     <w:p>
       <w:pPr>
+        <w:sectPr>
+          <w:pgSz w:w="16838" w:h="11906" w:orient="landscape"/>
+          <w:pgMar w:top="1134" w:right="1134" w:bottom="1134" w:left="1134" w:header="720" w:footer="720" w:gutter="0"/>
+          <w:cols w:space="566" w:num="1"/>
+          <w:docGrid w:linePitch="360"/>
+        </w:sectPr>
+      </w:pPr>
+    </w:p>
+    <w:p>
+      <w:pPr>
         <w:spacing w:after="40"/>
         <w:ind w:left="340" w:hanging="227"/>
       </w:pPr>
@@ -11280,11 +13198,12 @@
           <w:b w:val="0"/>
           <w:sz w:val="22"/>
         </w:rPr>
-        <w:t>• 고객이 신청하면 BookingService가 같은 확인을 한 번 더 하고 신청을 저장한 뒤 여행 상품 확정(MWT-UC7)을 수행한다. 화면은 신청한 상품의 상태(모집 중, 확정, 마감)로 결과를 보여 준다.</w:t>
-      </w:r>
-    </w:p>
-    <w:p>
-      <w:pPr>
+        <w:t>• 고객이 신청하면 BookingService가 같은 확인을 한 번 더 하고(그림에서는 생략) 신청을 저장한 뒤 여행 상품 확정(MWT-UC7)을 수행한다. 화면은 신청한 상품의 상태(모집 중, 확정, 마감)로 결과를 보여 준다.</w:t>
+      </w:r>
+    </w:p>
+    <w:p>
+      <w:pPr>
+        <w:keepNext/>
         <w:spacing w:after="0"/>
       </w:pPr>
       <w:r>
@@ -11354,9 +13273,19 @@
     </w:p>
     <w:p>
       <w:pPr>
+        <w:sectPr>
+          <w:pgSz w:w="11906" w:h="16838"/>
+          <w:pgMar w:top="1440" w:right="1797" w:bottom="1440" w:left="1797" w:header="720" w:footer="720" w:gutter="0"/>
+          <w:cols w:space="566" w:num="1"/>
+          <w:docGrid w:linePitch="360"/>
+        </w:sectPr>
+      </w:pPr>
+    </w:p>
+    <w:p>
+      <w:pPr>
         <w:keepNext/>
-        <w:pageBreakBefore/>
-        <w:spacing w:before="0" w:after="120"/>
+        <w:pageBreakBefore w:val="0"/>
+        <w:spacing w:before="240" w:after="120"/>
       </w:pPr>
       <w:r>
         <w:rPr>
@@ -11387,7 +13316,7 @@
       <w:r>
         <w:drawing>
           <wp:inline xmlns:a="http://schemas.openxmlformats.org/drawingml/2006/main" xmlns:pic="http://schemas.openxmlformats.org/drawingml/2006/picture">
-            <wp:extent cx="9252000" cy="4211651"/>
+            <wp:extent cx="9252000" cy="4467466"/>
             <wp:docPr id="13" name="Picture 13"/>
             <wp:cNvGraphicFramePr>
               <a:graphicFrameLocks noChangeAspect="1"/>
@@ -11408,7 +13337,7 @@
                   <pic:spPr>
                     <a:xfrm>
                       <a:off x="0" y="0"/>
-                      <a:ext cx="9252000" cy="4211651"/>
+                      <a:ext cx="9252000" cy="4467466"/>
                     </a:xfrm>
                     <a:prstGeom prst="rect"/>
                   </pic:spPr>
@@ -11421,6 +13350,16 @@
     </w:p>
     <w:p>
       <w:pPr>
+        <w:sectPr>
+          <w:pgSz w:w="16838" w:h="11906" w:orient="landscape"/>
+          <w:pgMar w:top="1134" w:right="1134" w:bottom="1134" w:left="1134" w:header="720" w:footer="720" w:gutter="0"/>
+          <w:cols w:space="566" w:num="1"/>
+          <w:docGrid w:linePitch="360"/>
+        </w:sectPr>
+      </w:pPr>
+    </w:p>
+    <w:p>
+      <w:pPr>
         <w:spacing w:after="40"/>
         <w:ind w:left="340" w:hanging="227"/>
       </w:pPr>
@@ -11477,6 +13416,7 @@
     </w:p>
     <w:p>
       <w:pPr>
+        <w:keepNext/>
         <w:spacing w:after="0"/>
       </w:pPr>
       <w:r>
@@ -11527,7 +13467,7 @@
           <w:b w:val="0"/>
           <w:sz w:val="22"/>
         </w:rPr>
-        <w:t>• 채워진(또는 고친) 내용이 규칙(남은 자리, 허니문 2명, 허니문·효도 투어의 그랜드 이상)에 맞지 않으면 quote가 거부하고, 화면이 이유를 보여 준 뒤 다시 말해 달라고 안내한다.</w:t>
+        <w:t>• 채워진(또는 고친) 내용이 규칙(출발일이 오늘보다 뒤, 남은 자리, 허니문 2명, 허니문·효도 투어의 그랜드 이상)에 맞지 않으면 quote가 거부하고, 화면이 이유를 보여 준 뒤 다시 말해 달라고 안내한다.</w:t>
       </w:r>
     </w:p>
     <w:p>
@@ -11546,9 +13486,19 @@
     </w:p>
     <w:p>
       <w:pPr>
+        <w:sectPr>
+          <w:pgSz w:w="11906" w:h="16838"/>
+          <w:pgMar w:top="1440" w:right="1797" w:bottom="1440" w:left="1797" w:header="720" w:footer="720" w:gutter="0"/>
+          <w:cols w:space="566" w:num="1"/>
+          <w:docGrid w:linePitch="360"/>
+        </w:sectPr>
+      </w:pPr>
+    </w:p>
+    <w:p>
+      <w:pPr>
         <w:keepNext/>
-        <w:pageBreakBefore/>
-        <w:spacing w:before="0" w:after="120"/>
+        <w:pageBreakBefore w:val="0"/>
+        <w:spacing w:before="240" w:after="120"/>
       </w:pPr>
       <w:r>
         <w:rPr>
@@ -11579,7 +13529,7 @@
       <w:r>
         <w:drawing>
           <wp:inline xmlns:a="http://schemas.openxmlformats.org/drawingml/2006/main" xmlns:pic="http://schemas.openxmlformats.org/drawingml/2006/picture">
-            <wp:extent cx="7352987" cy="3544077"/>
+            <wp:extent cx="7333326" cy="3561790"/>
             <wp:docPr id="14" name="Picture 14"/>
             <wp:cNvGraphicFramePr>
               <a:graphicFrameLocks noChangeAspect="1"/>
@@ -11600,7 +13550,7 @@
                   <pic:spPr>
                     <a:xfrm>
                       <a:off x="0" y="0"/>
-                      <a:ext cx="7352987" cy="3544077"/>
+                      <a:ext cx="7333326" cy="3561790"/>
                     </a:xfrm>
                     <a:prstGeom prst="rect"/>
                   </pic:spPr>
@@ -11613,6 +13563,16 @@
     </w:p>
     <w:p>
       <w:pPr>
+        <w:sectPr>
+          <w:pgSz w:w="16838" w:h="11906" w:orient="landscape"/>
+          <w:pgMar w:top="1134" w:right="1134" w:bottom="1134" w:left="1134" w:header="720" w:footer="720" w:gutter="0"/>
+          <w:cols w:space="566" w:num="1"/>
+          <w:docGrid w:linePitch="360"/>
+        </w:sectPr>
+      </w:pPr>
+    </w:p>
+    <w:p>
+      <w:pPr>
         <w:spacing w:after="40"/>
         <w:ind w:left="340" w:hanging="227"/>
       </w:pPr>
@@ -11655,6 +13615,7 @@
     </w:p>
     <w:p>
       <w:pPr>
+        <w:keepNext/>
         <w:spacing w:after="0"/>
       </w:pPr>
       <w:r>
@@ -11682,9 +13643,20 @@
     </w:p>
     <w:p>
       <w:pPr>
+        <w:sectPr>
+          <w:type w:val="continuous"/>
+          <w:pgSz w:w="16838" w:h="11906" w:orient="landscape"/>
+          <w:pgMar w:top="1134" w:right="1134" w:bottom="1134" w:left="1134" w:header="720" w:footer="720" w:gutter="0"/>
+          <w:cols w:space="566" w:num="2"/>
+          <w:docGrid w:linePitch="360"/>
+        </w:sectPr>
+      </w:pPr>
+    </w:p>
+    <w:p>
+      <w:pPr>
         <w:keepNext/>
-        <w:pageBreakBefore/>
-        <w:spacing w:before="0" w:after="120"/>
+        <w:pageBreakBefore w:val="0"/>
+        <w:spacing w:before="240" w:after="120"/>
       </w:pPr>
       <w:r>
         <w:rPr>
@@ -11715,7 +13687,7 @@
       <w:r>
         <w:drawing>
           <wp:inline xmlns:a="http://schemas.openxmlformats.org/drawingml/2006/main" xmlns:pic="http://schemas.openxmlformats.org/drawingml/2006/picture">
-            <wp:extent cx="9252000" cy="3674881"/>
+            <wp:extent cx="9252000" cy="3731370"/>
             <wp:docPr id="15" name="Picture 15"/>
             <wp:cNvGraphicFramePr>
               <a:graphicFrameLocks noChangeAspect="1"/>
@@ -11736,7 +13708,7 @@
                   <pic:spPr>
                     <a:xfrm>
                       <a:off x="0" y="0"/>
-                      <a:ext cx="9252000" cy="3674881"/>
+                      <a:ext cx="9252000" cy="3731370"/>
                     </a:xfrm>
                     <a:prstGeom prst="rect"/>
                   </pic:spPr>
@@ -11749,6 +13721,16 @@
     </w:p>
     <w:p>
       <w:pPr>
+        <w:sectPr>
+          <w:pgSz w:w="16838" w:h="11906" w:orient="landscape"/>
+          <w:pgMar w:top="1134" w:right="1134" w:bottom="1134" w:left="1134" w:header="720" w:footer="720" w:gutter="0"/>
+          <w:cols w:space="566" w:num="1"/>
+          <w:docGrid w:linePitch="360"/>
+        </w:sectPr>
+      </w:pPr>
+    </w:p>
+    <w:p>
+      <w:pPr>
         <w:spacing w:after="40"/>
         <w:ind w:left="340" w:hanging="227"/>
       </w:pPr>
@@ -11805,6 +13787,7 @@
     </w:p>
     <w:p>
       <w:pPr>
+        <w:keepNext/>
         <w:spacing w:after="0"/>
       </w:pPr>
       <w:r>
@@ -11860,9 +13843,19 @@
     </w:p>
     <w:p>
       <w:pPr>
+        <w:sectPr>
+          <w:pgSz w:w="11906" w:h="16838"/>
+          <w:pgMar w:top="1440" w:right="1797" w:bottom="1440" w:left="1797" w:header="720" w:footer="720" w:gutter="0"/>
+          <w:cols w:space="566" w:num="1"/>
+          <w:docGrid w:linePitch="360"/>
+        </w:sectPr>
+      </w:pPr>
+    </w:p>
+    <w:p>
+      <w:pPr>
         <w:keepNext/>
-        <w:pageBreakBefore/>
-        <w:spacing w:before="0" w:after="120"/>
+        <w:pageBreakBefore w:val="0"/>
+        <w:spacing w:before="240" w:after="120"/>
       </w:pPr>
       <w:r>
         <w:rPr>
@@ -11893,7 +13886,7 @@
       <w:r>
         <w:drawing>
           <wp:inline xmlns:a="http://schemas.openxmlformats.org/drawingml/2006/main" xmlns:pic="http://schemas.openxmlformats.org/drawingml/2006/picture">
-            <wp:extent cx="8692275" cy="3544078"/>
+            <wp:extent cx="8872851" cy="3439476"/>
             <wp:docPr id="16" name="Picture 16"/>
             <wp:cNvGraphicFramePr>
               <a:graphicFrameLocks noChangeAspect="1"/>
@@ -11914,7 +13907,7 @@
                   <pic:spPr>
                     <a:xfrm>
                       <a:off x="0" y="0"/>
-                      <a:ext cx="8692275" cy="3544078"/>
+                      <a:ext cx="8872851" cy="3439476"/>
                     </a:xfrm>
                     <a:prstGeom prst="rect"/>
                   </pic:spPr>
@@ -11927,6 +13920,16 @@
     </w:p>
     <w:p>
       <w:pPr>
+        <w:sectPr>
+          <w:pgSz w:w="16838" w:h="11906" w:orient="landscape"/>
+          <w:pgMar w:top="1134" w:right="1134" w:bottom="1134" w:left="1134" w:header="720" w:footer="720" w:gutter="0"/>
+          <w:cols w:space="566" w:num="1"/>
+          <w:docGrid w:linePitch="360"/>
+        </w:sectPr>
+      </w:pPr>
+    </w:p>
+    <w:p>
+      <w:pPr>
         <w:spacing w:after="40"/>
         <w:ind w:left="340" w:hanging="227"/>
       </w:pPr>
@@ -11969,6 +13972,7 @@
     </w:p>
     <w:p>
       <w:pPr>
+        <w:keepNext/>
         <w:spacing w:after="0"/>
       </w:pPr>
       <w:r>
@@ -11996,9 +14000,20 @@
     </w:p>
     <w:p>
       <w:pPr>
+        <w:sectPr>
+          <w:type w:val="continuous"/>
+          <w:pgSz w:w="16838" w:h="11906" w:orient="landscape"/>
+          <w:pgMar w:top="1134" w:right="1134" w:bottom="1134" w:left="1134" w:header="720" w:footer="720" w:gutter="0"/>
+          <w:cols w:space="566" w:num="2"/>
+          <w:docGrid w:linePitch="360"/>
+        </w:sectPr>
+      </w:pPr>
+    </w:p>
+    <w:p>
+      <w:pPr>
         <w:keepNext/>
-        <w:pageBreakBefore/>
-        <w:spacing w:before="0" w:after="120"/>
+        <w:pageBreakBefore w:val="0"/>
+        <w:spacing w:before="240" w:after="120"/>
       </w:pPr>
       <w:r>
         <w:rPr>
@@ -12029,7 +14044,7 @@
       <w:r>
         <w:drawing>
           <wp:inline xmlns:a="http://schemas.openxmlformats.org/drawingml/2006/main" xmlns:pic="http://schemas.openxmlformats.org/drawingml/2006/picture">
-            <wp:extent cx="6773626" cy="3127471"/>
+            <wp:extent cx="9090935" cy="5364000"/>
             <wp:docPr id="17" name="Picture 17"/>
             <wp:cNvGraphicFramePr>
               <a:graphicFrameLocks noChangeAspect="1"/>
@@ -12050,7 +14065,7 @@
                   <pic:spPr>
                     <a:xfrm>
                       <a:off x="0" y="0"/>
-                      <a:ext cx="6773626" cy="3127471"/>
+                      <a:ext cx="9090935" cy="5364000"/>
                     </a:xfrm>
                     <a:prstGeom prst="rect"/>
                   </pic:spPr>
@@ -12063,6 +14078,16 @@
     </w:p>
     <w:p>
       <w:pPr>
+        <w:sectPr>
+          <w:pgSz w:w="16838" w:h="11906" w:orient="landscape"/>
+          <w:pgMar w:top="1134" w:right="1134" w:bottom="1134" w:left="1134" w:header="720" w:footer="720" w:gutter="0"/>
+          <w:cols w:space="566" w:num="1"/>
+          <w:docGrid w:linePitch="360"/>
+        </w:sectPr>
+      </w:pPr>
+    </w:p>
+    <w:p>
+      <w:pPr>
         <w:spacing w:after="40"/>
         <w:ind w:left="340" w:hanging="227"/>
       </w:pPr>
@@ -12105,6 +14130,7 @@
     </w:p>
     <w:p>
       <w:pPr>
+        <w:keepNext/>
         <w:spacing w:after="0"/>
       </w:pPr>
       <w:r>
@@ -12146,9 +14172,19 @@
     </w:p>
     <w:p>
       <w:pPr>
+        <w:sectPr>
+          <w:pgSz w:w="11906" w:h="16838"/>
+          <w:pgMar w:top="1440" w:right="1797" w:bottom="1440" w:left="1797" w:header="720" w:footer="720" w:gutter="0"/>
+          <w:cols w:space="566" w:num="1"/>
+          <w:docGrid w:linePitch="360"/>
+        </w:sectPr>
+      </w:pPr>
+    </w:p>
+    <w:p>
+      <w:pPr>
         <w:keepNext/>
-        <w:pageBreakBefore/>
-        <w:spacing w:before="0" w:after="120"/>
+        <w:pageBreakBefore w:val="0"/>
+        <w:spacing w:before="240" w:after="120"/>
       </w:pPr>
       <w:r>
         <w:rPr>
@@ -12179,7 +14215,7 @@
       <w:r>
         <w:drawing>
           <wp:inline xmlns:a="http://schemas.openxmlformats.org/drawingml/2006/main" xmlns:pic="http://schemas.openxmlformats.org/drawingml/2006/picture">
-            <wp:extent cx="7132570" cy="3960684"/>
+            <wp:extent cx="6892763" cy="3944483"/>
             <wp:docPr id="18" name="Picture 18"/>
             <wp:cNvGraphicFramePr>
               <a:graphicFrameLocks noChangeAspect="1"/>
@@ -12200,7 +14236,7 @@
                   <pic:spPr>
                     <a:xfrm>
                       <a:off x="0" y="0"/>
-                      <a:ext cx="7132570" cy="3960684"/>
+                      <a:ext cx="6892763" cy="3944483"/>
                     </a:xfrm>
                     <a:prstGeom prst="rect"/>
                   </pic:spPr>
@@ -12213,6 +14249,16 @@
     </w:p>
     <w:p>
       <w:pPr>
+        <w:sectPr>
+          <w:pgSz w:w="16838" w:h="11906" w:orient="landscape"/>
+          <w:pgMar w:top="1134" w:right="1134" w:bottom="1134" w:left="1134" w:header="720" w:footer="720" w:gutter="0"/>
+          <w:cols w:space="566" w:num="1"/>
+          <w:docGrid w:linePitch="360"/>
+        </w:sectPr>
+      </w:pPr>
+    </w:p>
+    <w:p>
+      <w:pPr>
         <w:spacing w:after="40"/>
         <w:ind w:left="340" w:hanging="227"/>
       </w:pPr>
@@ -12241,6 +14287,7 @@
     </w:p>
     <w:p>
       <w:pPr>
+        <w:keepNext/>
         <w:spacing w:after="0"/>
       </w:pPr>
       <w:r>
@@ -12268,9 +14315,192 @@
     </w:p>
     <w:p>
       <w:pPr>
+        <w:sectPr>
+          <w:type w:val="continuous"/>
+          <w:pgSz w:w="16838" w:h="11906" w:orient="landscape"/>
+          <w:pgMar w:top="1134" w:right="1134" w:bottom="1134" w:left="1134" w:header="720" w:footer="720" w:gutter="0"/>
+          <w:cols w:space="566" w:num="2"/>
+          <w:docGrid w:linePitch="360"/>
+        </w:sectPr>
+      </w:pPr>
+    </w:p>
+    <w:p>
+      <w:pPr>
         <w:keepNext/>
-        <w:pageBreakBefore/>
-        <w:spacing w:before="0" w:after="120"/>
+        <w:pageBreakBefore w:val="0"/>
+        <w:spacing w:before="240" w:after="120"/>
+      </w:pPr>
+      <w:r>
+        <w:rPr>
+          <w:rFonts w:ascii="Arial" w:hAnsi="Arial" w:eastAsia="맑은 고딕"/>
+          <w:b/>
+          <w:sz w:val="26"/>
+        </w:rPr>
+        <w:t>5.11 교류도 (usecase : Log Out)</w:t>
+      </w:r>
+    </w:p>
+    <w:p>
+      <w:pPr>
+        <w:spacing w:after="80"/>
+      </w:pPr>
+      <w:r>
+        <w:rPr>
+          <w:rFonts w:ascii="Times New Roman" w:hAnsi="Times New Roman" w:eastAsia="바탕"/>
+          <w:b w:val="0"/>
+          <w:sz w:val="22"/>
+        </w:rPr>
+        <w:t>로그아웃(MWT-UC11)</w:t>
+      </w:r>
+    </w:p>
+    <w:p>
+      <w:pPr>
+        <w:jc w:val="center"/>
+      </w:pPr>
+      <w:r>
+        <w:drawing>
+          <wp:inline xmlns:a="http://schemas.openxmlformats.org/drawingml/2006/main" xmlns:pic="http://schemas.openxmlformats.org/drawingml/2006/picture">
+            <wp:extent cx="7411640" cy="3250406"/>
+            <wp:docPr id="19" name="Picture 19"/>
+            <wp:cNvGraphicFramePr>
+              <a:graphicFrameLocks noChangeAspect="1"/>
+            </wp:cNvGraphicFramePr>
+            <a:graphic>
+              <a:graphicData uri="http://schemas.openxmlformats.org/drawingml/2006/picture">
+                <pic:pic>
+                  <pic:nvPicPr>
+                    <pic:cNvPr id="0" name="SD_UC11.png"/>
+                    <pic:cNvPicPr/>
+                  </pic:nvPicPr>
+                  <pic:blipFill>
+                    <a:blip r:embed="rId27"/>
+                    <a:stretch>
+                      <a:fillRect/>
+                    </a:stretch>
+                  </pic:blipFill>
+                  <pic:spPr>
+                    <a:xfrm>
+                      <a:off x="0" y="0"/>
+                      <a:ext cx="7411640" cy="3250406"/>
+                    </a:xfrm>
+                    <a:prstGeom prst="rect"/>
+                  </pic:spPr>
+                </pic:pic>
+              </a:graphicData>
+            </a:graphic>
+          </wp:inline>
+        </w:drawing>
+      </w:r>
+    </w:p>
+    <w:p>
+      <w:pPr>
+        <w:sectPr>
+          <w:pgSz w:w="16838" w:h="11906" w:orient="landscape"/>
+          <w:pgMar w:top="1134" w:right="1134" w:bottom="1134" w:left="1134" w:header="720" w:footer="720" w:gutter="0"/>
+          <w:cols w:space="566" w:num="1"/>
+          <w:docGrid w:linePitch="360"/>
+        </w:sectPr>
+      </w:pPr>
+    </w:p>
+    <w:p>
+      <w:pPr>
+        <w:spacing w:after="40"/>
+        <w:ind w:left="340" w:hanging="227"/>
+      </w:pPr>
+      <w:r>
+        <w:rPr>
+          <w:rFonts w:ascii="Times New Roman" w:hAnsi="Times New Roman" w:eastAsia="바탕"/>
+          <w:b w:val="0"/>
+          <w:sz w:val="22"/>
+        </w:rPr>
+        <w:t>• 고객이 첫 화면에서 로그아웃을 누르면 CustomerMainPage가 MemberController.logOut으로 요청을 보낸다.</w:t>
+      </w:r>
+    </w:p>
+    <w:p>
+      <w:pPr>
+        <w:spacing w:after="40"/>
+        <w:ind w:left="340" w:hanging="227"/>
+      </w:pPr>
+      <w:r>
+        <w:rPr>
+          <w:rFonts w:ascii="Times New Roman" w:hAnsi="Times New Roman" w:eastAsia="바탕"/>
+          <w:b w:val="0"/>
+          <w:sz w:val="22"/>
+        </w:rPr>
+        <w:t>• MemberController는 accessToken 쿠키를 값 없이 Max-Age=0으로 내려 브라우저가 쿠키를 지우게 한다. 쿠키가 HttpOnly라 화면 스크립트로는 지울 수 없어서 서버가 지운다. JWT는 서버에 저장하지 않으므로 서버에서 따로 지울 것은 없다.</w:t>
+      </w:r>
+    </w:p>
+    <w:p>
+      <w:pPr>
+        <w:spacing w:after="40"/>
+        <w:ind w:left="340" w:hanging="227"/>
+      </w:pPr>
+      <w:r>
+        <w:rPr>
+          <w:rFonts w:ascii="Times New Roman" w:hAnsi="Times New Roman" w:eastAsia="바탕"/>
+          <w:b w:val="0"/>
+          <w:sz w:val="22"/>
+        </w:rPr>
+        <w:t>• CustomerMainPage는 AuthStore.clear로 회원 구분과 이름을 비우고 로그인 화면을 보여 준다.</w:t>
+      </w:r>
+    </w:p>
+    <w:p>
+      <w:pPr>
+        <w:spacing w:after="40"/>
+        <w:ind w:left="340" w:hanging="227"/>
+      </w:pPr>
+      <w:r>
+        <w:rPr>
+          <w:rFonts w:ascii="Times New Roman" w:hAnsi="Times New Roman" w:eastAsia="바탕"/>
+          <w:b w:val="0"/>
+          <w:sz w:val="22"/>
+        </w:rPr>
+        <w:t>• 직원은 StaffMainPage에서 같은 메시지로 로그아웃한다.</w:t>
+      </w:r>
+    </w:p>
+    <w:p>
+      <w:pPr>
+        <w:keepNext/>
+        <w:spacing w:after="0"/>
+      </w:pPr>
+      <w:r>
+        <w:rPr>
+          <w:rFonts w:ascii="Times New Roman" w:hAnsi="Times New Roman" w:eastAsia="바탕"/>
+          <w:b/>
+          <w:sz w:val="24"/>
+        </w:rPr>
+        <w:t>부 흐름</w:t>
+      </w:r>
+    </w:p>
+    <w:p>
+      <w:pPr>
+        <w:spacing w:after="40"/>
+        <w:ind w:left="340" w:hanging="227"/>
+      </w:pPr>
+      <w:r>
+        <w:rPr>
+          <w:rFonts w:ascii="Times New Roman" w:hAnsi="Times New Roman" w:eastAsia="바탕"/>
+          <w:b w:val="0"/>
+          <w:sz w:val="22"/>
+        </w:rPr>
+        <w:t>• 토큰이 이미 만료되었어도 쿠키는 지워야 하므로, 로그아웃 API는 로그인하지 않은 사람도 부를 수 있다.</w:t>
+      </w:r>
+    </w:p>
+    <w:p>
+      <w:pPr>
+        <w:sectPr>
+          <w:type w:val="continuous"/>
+          <w:pgSz w:w="16838" w:h="11906" w:orient="landscape"/>
+          <w:pgMar w:top="1134" w:right="1134" w:bottom="1134" w:left="1134" w:header="720" w:footer="720" w:gutter="0"/>
+          <w:cols w:space="566" w:num="2"/>
+          <w:docGrid w:linePitch="360"/>
+        </w:sectPr>
+      </w:pPr>
+    </w:p>
+    <w:p>
+      <w:pPr>
+        <w:keepNext/>
+        <w:pageBreakBefore w:val="0"/>
+        <w:spacing w:before="240" w:after="120"/>
       </w:pPr>
       <w:r>
         <w:rPr>
@@ -12289,7 +14519,7 @@
         <w:drawing>
           <wp:inline xmlns:a="http://schemas.openxmlformats.org/drawingml/2006/main" xmlns:pic="http://schemas.openxmlformats.org/drawingml/2006/picture">
             <wp:extent cx="7920000" cy="2724231"/>
-            <wp:docPr id="19" name="Picture 19"/>
+            <wp:docPr id="20" name="Picture 20"/>
             <wp:cNvGraphicFramePr>
               <a:graphicFrameLocks noChangeAspect="1"/>
             </wp:cNvGraphicFramePr>
@@ -12301,7 +14531,7 @@
                     <pic:cNvPicPr/>
                   </pic:nvPicPr>
                   <pic:blipFill>
-                    <a:blip r:embed="rId27"/>
+                    <a:blip r:embed="rId28"/>
                     <a:stretch>
                       <a:fillRect/>
                     </a:stretch>
@@ -12322,6 +14552,16 @@
     </w:p>
     <w:p>
       <w:pPr>
+        <w:sectPr>
+          <w:pgSz w:w="16838" w:h="11906" w:orient="landscape"/>
+          <w:pgMar w:top="1134" w:right="1134" w:bottom="1134" w:left="1134" w:header="720" w:footer="720" w:gutter="0"/>
+          <w:cols w:space="566" w:num="1"/>
+          <w:docGrid w:linePitch="360"/>
+        </w:sectPr>
+      </w:pPr>
+    </w:p>
+    <w:p>
+      <w:pPr>
         <w:spacing w:after="80"/>
       </w:pPr>
       <w:r>
@@ -12330,7 +14570,7 @@
           <w:b w:val="0"/>
           <w:sz w:val="24"/>
         </w:rPr>
-        <w:t>Tour는 여행 상품을 나타내는 클래스이다. 여행 상품은 다음 세 개의 상태 중 하나를 가진다. 상태를 바꾸는 전이는 메소드 호출로 적는다. 조건의 appliedCount는 이번 신청 인원까지 더한 신청 인원 합계다. 모집 중에서 확정이나 마감으로 가는 전이가 “새로 확정”이고, 이때 신청자 모두에게 문자를 보낸다.</w:t>
+        <w:t>Tour는 여행 상품을 나타내는 클래스이다. 여행 상품은 다음 세 개의 상태 중 하나를 가진다. 상태를 바꾸는 전이는 메소드 호출로 적는다. 조건의 appliedCount는 이번 신청 인원까지 더한 신청 인원 합계다. 모집 중에서 확정이나 마감으로 가는 전이가 “새로 확정”이고, 이 신청이 커밋되면 그때까지의 신청자 모두에게 문자를 보낸다.</w:t>
       </w:r>
     </w:p>
     <w:p>
@@ -12374,6 +14614,17 @@
         </w:rPr>
         <w:t>• Full(마감): 확정되었고 신청 인원 합계가 정원과 같아 남은 자리가 없다. 상품 목록에 “마감”으로 보이고 더 신청할 수 없다.</w:t>
       </w:r>
+    </w:p>
+    <w:p>
+      <w:pPr>
+        <w:sectPr>
+          <w:type w:val="continuous"/>
+          <w:pgSz w:w="16838" w:h="11906" w:orient="landscape"/>
+          <w:pgMar w:top="1134" w:right="1134" w:bottom="1134" w:left="1134" w:header="720" w:footer="720" w:gutter="0"/>
+          <w:cols w:space="566" w:num="2"/>
+          <w:docGrid w:linePitch="360"/>
+        </w:sectPr>
+      </w:pPr>
     </w:p>
     <w:tbl>
       <w:tblPr>
@@ -12495,7 +14746,31 @@
                 <w:b w:val="0"/>
                 <w:sz w:val="18"/>
               </w:rPr>
-              <w:t>여행 상품 기획(MWT-UC9)에서 등록</w:t>
+              <w:t>여행 상품 기획(</w:t>
+            </w:r>
+            <w:r>
+              <w:rPr>
+                <w:rFonts w:ascii="Times New Roman" w:hAnsi="Times New Roman" w:eastAsia="바탕"/>
+                <w:b w:val="0"/>
+                <w:sz w:val="18"/>
+              </w:rPr>
+              <w:t>MWT</w:t>
+            </w:r>
+            <w:r>
+              <w:rPr>
+                <w:rFonts w:ascii="Times New Roman" w:hAnsi="Times New Roman" w:eastAsia="바탕"/>
+                <w:b w:val="0"/>
+                <w:sz w:val="18"/>
+              </w:rPr>
+              <w:noBreakHyphen/>
+            </w:r>
+            <w:r>
+              <w:rPr>
+                <w:rFonts w:ascii="Times New Roman" w:hAnsi="Times New Roman" w:eastAsia="바탕"/>
+                <w:b w:val="0"/>
+                <w:sz w:val="18"/>
+              </w:rPr>
+              <w:t>UC9)에서 등록</w:t>
             </w:r>
           </w:p>
         </w:tc>
@@ -12763,9 +15038,10 @@
       </w:r>
     </w:p>
     <w:sectPr>
+      <w:type w:val="continuous"/>
       <w:pgSz w:w="16838" w:h="11906" w:orient="landscape"/>
       <w:pgMar w:top="1134" w:right="1134" w:bottom="1134" w:left="1134" w:header="720" w:footer="720" w:gutter="0"/>
-      <w:cols w:space="720"/>
+      <w:cols w:space="566" w:num="1"/>
       <w:docGrid w:linePitch="360"/>
     </w:sectPr>
   </w:body>
